--- a/Dokumenter/Begreber-i-Statistik.docx
+++ b/Dokumenter/Begreber-i-Statistik.docx
@@ -4,7 +4,7 @@
   <w:body>
     <w:tbl>
       <w:tblPr>
-        <w:tblStyle w:val="Tabel-Gitter"/>
+        <w:tblStyle w:val="TableGrid"/>
         <w:tblW w:w="15730" w:type="dxa"/>
         <w:tblLook w:val="04A0" w:firstRow="1" w:lastRow="0" w:firstColumn="1" w:lastColumn="0" w:noHBand="0" w:noVBand="1"/>
       </w:tblPr>
@@ -178,7 +178,7 @@
           </w:p>
           <w:p>
             <w:pPr>
-              <w:pStyle w:val="Listeafsnit"/>
+              <w:pStyle w:val="ListParagraph"/>
               <w:numPr>
                 <w:ilvl w:val="0"/>
                 <w:numId w:val="9"/>
@@ -196,7 +196,7 @@
           </w:p>
           <w:p>
             <w:pPr>
-              <w:pStyle w:val="Listeafsnit"/>
+              <w:pStyle w:val="ListParagraph"/>
               <w:numPr>
                 <w:ilvl w:val="0"/>
                 <w:numId w:val="9"/>
@@ -231,7 +231,7 @@
           </w:p>
           <w:p>
             <w:pPr>
-              <w:pStyle w:val="Listeafsnit"/>
+              <w:pStyle w:val="ListParagraph"/>
               <w:numPr>
                 <w:ilvl w:val="0"/>
                 <w:numId w:val="9"/>
@@ -251,21 +251,7 @@
                 <w:rFonts w:ascii="Calibri" w:hAnsi="Calibri" w:cs="Calibri"/>
               </w:rPr>
               <w:br/>
-              <w:t>→ X</w:t>
-            </w:r>
-            <w:proofErr w:type="gramStart"/>
-            <w:r>
-              <w:rPr>
-                <w:rFonts w:ascii="Calibri" w:hAnsi="Calibri" w:cs="Calibri"/>
-              </w:rPr>
-              <w:t>={</w:t>
-            </w:r>
-            <w:proofErr w:type="gramEnd"/>
-            <w:r>
-              <w:rPr>
-                <w:rFonts w:ascii="Calibri" w:hAnsi="Calibri" w:cs="Calibri"/>
-              </w:rPr>
-              <w:t>2,4,6}</w:t>
+              <w:t>→ X={2,4,6}</w:t>
             </w:r>
           </w:p>
           <w:p>
@@ -335,16 +321,8 @@
               <w:rPr>
                 <w:rFonts w:ascii="Calibri" w:hAnsi="Calibri" w:cs="Calibri"/>
               </w:rPr>
-              <w:t xml:space="preserve">Sample </w:t>
-            </w:r>
-            <w:proofErr w:type="spellStart"/>
-            <w:r>
-              <w:rPr>
-                <w:rFonts w:ascii="Calibri" w:hAnsi="Calibri" w:cs="Calibri"/>
-              </w:rPr>
-              <w:t>space</w:t>
-            </w:r>
-            <w:proofErr w:type="spellEnd"/>
+              <w:t>Sample space</w:t>
+            </w:r>
           </w:p>
         </w:tc>
         <w:tc>
@@ -366,7 +344,7 @@
           </w:p>
           <w:p>
             <w:pPr>
-              <w:pStyle w:val="Listeafsnit"/>
+              <w:pStyle w:val="ListParagraph"/>
               <w:numPr>
                 <w:ilvl w:val="0"/>
                 <w:numId w:val="9"/>
@@ -384,7 +362,7 @@
           </w:p>
           <w:p>
             <w:pPr>
-              <w:pStyle w:val="Listeafsnit"/>
+              <w:pStyle w:val="ListParagraph"/>
               <w:numPr>
                 <w:ilvl w:val="0"/>
                 <w:numId w:val="9"/>
@@ -420,7 +398,7 @@
           </w:p>
           <w:p>
             <w:pPr>
-              <w:pStyle w:val="Listeafsnit"/>
+              <w:pStyle w:val="ListParagraph"/>
               <w:numPr>
                 <w:ilvl w:val="0"/>
                 <w:numId w:val="9"/>
@@ -440,21 +418,7 @@
                 <w:rFonts w:ascii="Calibri" w:hAnsi="Calibri" w:cs="Calibri"/>
               </w:rPr>
               <w:br/>
-              <w:t>→ X</w:t>
-            </w:r>
-            <w:proofErr w:type="gramStart"/>
-            <w:r>
-              <w:rPr>
-                <w:rFonts w:ascii="Calibri" w:hAnsi="Calibri" w:cs="Calibri"/>
-              </w:rPr>
-              <w:t>={</w:t>
-            </w:r>
-            <w:proofErr w:type="gramEnd"/>
-            <w:r>
-              <w:rPr>
-                <w:rFonts w:ascii="Calibri" w:hAnsi="Calibri" w:cs="Calibri"/>
-              </w:rPr>
-              <w:t>2,4,6}</w:t>
+              <w:t>→ X={2,4,6}</w:t>
             </w:r>
           </w:p>
           <w:p>
@@ -569,7 +533,7 @@
           </w:p>
           <w:p>
             <w:pPr>
-              <w:pStyle w:val="Listeafsnit"/>
+              <w:pStyle w:val="ListParagraph"/>
               <w:numPr>
                 <w:ilvl w:val="0"/>
                 <w:numId w:val="9"/>
@@ -598,7 +562,7 @@
           </w:p>
           <w:p>
             <w:pPr>
-              <w:pStyle w:val="Listeafsnit"/>
+              <w:pStyle w:val="ListParagraph"/>
               <w:numPr>
                 <w:ilvl w:val="0"/>
                 <w:numId w:val="9"/>
@@ -755,7 +719,7 @@
           </w:p>
           <w:p>
             <w:pPr>
-              <w:pStyle w:val="Listeafsnit"/>
+              <w:pStyle w:val="ListParagraph"/>
               <w:numPr>
                 <w:ilvl w:val="0"/>
                 <w:numId w:val="7"/>
@@ -801,7 +765,7 @@
           </w:p>
           <w:p>
             <w:pPr>
-              <w:pStyle w:val="Listeafsnit"/>
+              <w:pStyle w:val="ListParagraph"/>
               <w:numPr>
                 <w:ilvl w:val="0"/>
                 <w:numId w:val="7"/>
@@ -948,19 +912,11 @@
                 <w:rFonts w:ascii="Calibri" w:eastAsia="Aptos" w:hAnsi="Calibri" w:cs="Calibri"/>
               </w:rPr>
             </w:pPr>
-            <w:proofErr w:type="spellStart"/>
             <w:r>
               <w:rPr>
                 <w:rFonts w:ascii="Calibri" w:eastAsia="Aptos" w:hAnsi="Calibri" w:cs="Calibri"/>
               </w:rPr>
-              <w:t>Intersection</w:t>
-            </w:r>
-            <w:proofErr w:type="spellEnd"/>
-            <w:r>
-              <w:rPr>
-                <w:rFonts w:ascii="Calibri" w:eastAsia="Aptos" w:hAnsi="Calibri" w:cs="Calibri"/>
-              </w:rPr>
-              <w:t xml:space="preserve"> (og)</w:t>
+              <w:t>Intersection (og)</w:t>
             </w:r>
           </w:p>
           <w:p>
@@ -1018,7 +974,7 @@
           </w:p>
           <w:p>
             <w:pPr>
-              <w:pStyle w:val="Listeafsnit"/>
+              <w:pStyle w:val="ListParagraph"/>
               <w:numPr>
                 <w:ilvl w:val="0"/>
                 <w:numId w:val="7"/>
@@ -1065,7 +1021,7 @@
           </w:p>
           <w:p>
             <w:pPr>
-              <w:pStyle w:val="Listeafsnit"/>
+              <w:pStyle w:val="ListParagraph"/>
               <w:numPr>
                 <w:ilvl w:val="0"/>
                 <w:numId w:val="7"/>
@@ -1092,7 +1048,7 @@
           </w:p>
           <w:p>
             <w:pPr>
-              <w:pStyle w:val="Listeafsnit"/>
+              <w:pStyle w:val="ListParagraph"/>
               <w:spacing w:before="100" w:beforeAutospacing="1" w:after="100" w:afterAutospacing="1"/>
               <w:rPr>
                 <w:rFonts w:ascii="Calibri" w:eastAsia="Times New Roman" w:hAnsi="Calibri" w:cs="Calibri"/>
@@ -1104,7 +1060,7 @@
           </w:p>
           <w:p>
             <w:pPr>
-              <w:pStyle w:val="Listeafsnit"/>
+              <w:pStyle w:val="ListParagraph"/>
               <w:numPr>
                 <w:ilvl w:val="0"/>
                 <w:numId w:val="7"/>
@@ -1199,21 +1155,7 @@
               <w:rPr>
                 <w:rFonts w:ascii="Calibri" w:hAnsi="Calibri" w:cs="Calibri"/>
               </w:rPr>
-              <w:t>Sandsynligheden (</w:t>
-            </w:r>
-            <w:proofErr w:type="spellStart"/>
-            <w:r>
-              <w:rPr>
-                <w:rFonts w:ascii="Calibri" w:hAnsi="Calibri" w:cs="Calibri"/>
-              </w:rPr>
-              <w:t>probability</w:t>
-            </w:r>
-            <w:proofErr w:type="spellEnd"/>
-            <w:r>
-              <w:rPr>
-                <w:rFonts w:ascii="Calibri" w:hAnsi="Calibri" w:cs="Calibri"/>
-              </w:rPr>
-              <w:t>)</w:t>
+              <w:t>Sandsynligheden (probability)</w:t>
             </w:r>
           </w:p>
         </w:tc>
@@ -1467,21 +1409,7 @@
               <w:rPr>
                 <w:rFonts w:ascii="Calibri" w:hAnsi="Calibri" w:cs="Calibri"/>
               </w:rPr>
-              <w:t xml:space="preserve">(Alle elementer i X findes også i S (sample </w:t>
-            </w:r>
-            <w:proofErr w:type="spellStart"/>
-            <w:r>
-              <w:rPr>
-                <w:rFonts w:ascii="Calibri" w:hAnsi="Calibri" w:cs="Calibri"/>
-              </w:rPr>
-              <w:t>space</w:t>
-            </w:r>
-            <w:proofErr w:type="spellEnd"/>
-            <w:r>
-              <w:rPr>
-                <w:rFonts w:ascii="Calibri" w:hAnsi="Calibri" w:cs="Calibri"/>
-              </w:rPr>
-              <w:t>).</w:t>
+              <w:t>(Alle elementer i X findes også i S (sample space).</w:t>
             </w:r>
           </w:p>
           <w:p>
@@ -1601,21 +1529,7 @@
               <w:rPr>
                 <w:rFonts w:ascii="Calibri" w:hAnsi="Calibri" w:cs="Calibri"/>
               </w:rPr>
-              <w:t xml:space="preserve">(alle udfald i sample </w:t>
-            </w:r>
-            <w:proofErr w:type="spellStart"/>
-            <w:r>
-              <w:rPr>
-                <w:rFonts w:ascii="Calibri" w:hAnsi="Calibri" w:cs="Calibri"/>
-              </w:rPr>
-              <w:t>space</w:t>
-            </w:r>
-            <w:proofErr w:type="spellEnd"/>
-            <w:r>
-              <w:rPr>
-                <w:rFonts w:ascii="Calibri" w:hAnsi="Calibri" w:cs="Calibri"/>
-              </w:rPr>
-              <w:t>, som ikke er i X)</w:t>
+              <w:t>(alle udfald i sample space, som ikke er i X)</w:t>
             </w:r>
           </w:p>
         </w:tc>
@@ -1645,7 +1559,7 @@
           </w:p>
           <w:p>
             <w:pPr>
-              <w:pStyle w:val="Listeafsnit"/>
+              <w:pStyle w:val="ListParagraph"/>
               <w:numPr>
                 <w:ilvl w:val="0"/>
                 <w:numId w:val="7"/>
@@ -1698,7 +1612,7 @@
           </w:p>
           <w:p>
             <w:pPr>
-              <w:pStyle w:val="Listeafsnit"/>
+              <w:pStyle w:val="ListParagraph"/>
               <w:numPr>
                 <w:ilvl w:val="0"/>
                 <w:numId w:val="7"/>
@@ -1752,7 +1666,7 @@
           </w:p>
           <w:p>
             <w:pPr>
-              <w:pStyle w:val="Listeafsnit"/>
+              <w:pStyle w:val="ListParagraph"/>
               <w:numPr>
                 <w:ilvl w:val="0"/>
                 <w:numId w:val="7"/>
@@ -1849,7 +1763,7 @@
           </w:p>
           <w:p>
             <w:pPr>
-              <w:pStyle w:val="Listeafsnit"/>
+              <w:pStyle w:val="ListParagraph"/>
               <w:numPr>
                 <w:ilvl w:val="0"/>
                 <w:numId w:val="7"/>
@@ -2172,56 +2086,28 @@
               </w:rPr>
               <w:t>∣</w:t>
             </w:r>
-            <w:proofErr w:type="gramStart"/>
             <w:r>
               <w:rPr>
                 <w:rFonts w:ascii="Calibri" w:eastAsia="Aptos" w:hAnsi="Calibri" w:cs="Calibri"/>
                 <w:b/>
                 <w:bCs/>
               </w:rPr>
-              <w:t>X)P</w:t>
-            </w:r>
-            <w:proofErr w:type="gramEnd"/>
+              <w:t>X)P(Y|X)P(Y</w:t>
+            </w:r>
+            <w:r>
+              <w:rPr>
+                <w:rFonts w:ascii="Cambria Math" w:eastAsia="Aptos" w:hAnsi="Cambria Math" w:cs="Cambria Math"/>
+                <w:b/>
+                <w:bCs/>
+              </w:rPr>
+              <w:t>∣</w:t>
+            </w:r>
             <w:r>
               <w:rPr>
                 <w:rFonts w:ascii="Calibri" w:eastAsia="Aptos" w:hAnsi="Calibri" w:cs="Calibri"/>
                 <w:b/>
                 <w:bCs/>
               </w:rPr>
-              <w:t>(Y|</w:t>
-            </w:r>
-            <w:proofErr w:type="gramStart"/>
-            <w:r>
-              <w:rPr>
-                <w:rFonts w:ascii="Calibri" w:eastAsia="Aptos" w:hAnsi="Calibri" w:cs="Calibri"/>
-                <w:b/>
-                <w:bCs/>
-              </w:rPr>
-              <w:t>X)P</w:t>
-            </w:r>
-            <w:proofErr w:type="gramEnd"/>
-            <w:r>
-              <w:rPr>
-                <w:rFonts w:ascii="Calibri" w:eastAsia="Aptos" w:hAnsi="Calibri" w:cs="Calibri"/>
-                <w:b/>
-                <w:bCs/>
-              </w:rPr>
-              <w:t>(Y</w:t>
-            </w:r>
-            <w:r>
-              <w:rPr>
-                <w:rFonts w:ascii="Cambria Math" w:eastAsia="Aptos" w:hAnsi="Cambria Math" w:cs="Cambria Math"/>
-                <w:b/>
-                <w:bCs/>
-              </w:rPr>
-              <w:t>∣</w:t>
-            </w:r>
-            <w:r>
-              <w:rPr>
-                <w:rFonts w:ascii="Calibri" w:eastAsia="Aptos" w:hAnsi="Calibri" w:cs="Calibri"/>
-                <w:b/>
-                <w:bCs/>
-              </w:rPr>
               <w:t>X)</w:t>
             </w:r>
           </w:p>
@@ -2258,7 +2144,7 @@
           </w:p>
           <w:p>
             <w:pPr>
-              <w:pStyle w:val="Listeafsnit"/>
+              <w:pStyle w:val="ListParagraph"/>
               <w:numPr>
                 <w:ilvl w:val="0"/>
                 <w:numId w:val="4"/>
@@ -2292,7 +2178,7 @@
           </w:p>
           <w:p>
             <w:pPr>
-              <w:pStyle w:val="Listeafsnit"/>
+              <w:pStyle w:val="ListParagraph"/>
               <w:numPr>
                 <w:ilvl w:val="0"/>
                 <w:numId w:val="4"/>
@@ -2358,7 +2244,7 @@
           </w:p>
           <w:p>
             <w:pPr>
-              <w:pStyle w:val="Listeafsnit"/>
+              <w:pStyle w:val="ListParagraph"/>
               <w:numPr>
                 <w:ilvl w:val="0"/>
                 <w:numId w:val="4"/>
@@ -2620,7 +2506,6 @@
                 <w:iCs/>
               </w:rPr>
             </w:pPr>
-            <w:proofErr w:type="spellStart"/>
             <w:r>
               <w:rPr>
                 <w:rFonts w:ascii="Calibri" w:eastAsiaTheme="minorEastAsia" w:hAnsi="Calibri" w:cs="Calibri"/>
@@ -2628,37 +2513,7 @@
                 <w:bCs/>
                 <w:iCs/>
               </w:rPr>
-              <w:t>Discrete</w:t>
-            </w:r>
-            <w:proofErr w:type="spellEnd"/>
-            <w:r>
-              <w:rPr>
-                <w:rFonts w:ascii="Calibri" w:eastAsiaTheme="minorEastAsia" w:hAnsi="Calibri" w:cs="Calibri"/>
-                <w:b/>
-                <w:bCs/>
-                <w:iCs/>
-              </w:rPr>
-              <w:t xml:space="preserve"> </w:t>
-            </w:r>
-            <w:proofErr w:type="spellStart"/>
-            <w:r>
-              <w:rPr>
-                <w:rFonts w:ascii="Calibri" w:eastAsiaTheme="minorEastAsia" w:hAnsi="Calibri" w:cs="Calibri"/>
-                <w:b/>
-                <w:bCs/>
-                <w:iCs/>
-              </w:rPr>
-              <w:t>random</w:t>
-            </w:r>
-            <w:proofErr w:type="spellEnd"/>
-            <w:r>
-              <w:rPr>
-                <w:rFonts w:ascii="Calibri" w:eastAsiaTheme="minorEastAsia" w:hAnsi="Calibri" w:cs="Calibri"/>
-                <w:b/>
-                <w:bCs/>
-                <w:iCs/>
-              </w:rPr>
-              <w:t xml:space="preserve"> variable </w:t>
+              <w:t xml:space="preserve">Discrete random variable </w:t>
             </w:r>
           </w:p>
         </w:tc>
@@ -2703,7 +2558,7 @@
           </w:p>
           <w:p>
             <w:pPr>
-              <w:pStyle w:val="Listeafsnit"/>
+              <w:pStyle w:val="ListParagraph"/>
               <w:numPr>
                 <w:ilvl w:val="0"/>
                 <w:numId w:val="4"/>
@@ -2722,7 +2577,7 @@
           </w:p>
           <w:p>
             <w:pPr>
-              <w:pStyle w:val="Listeafsnit"/>
+              <w:pStyle w:val="ListParagraph"/>
               <w:numPr>
                 <w:ilvl w:val="0"/>
                 <w:numId w:val="4"/>
@@ -2771,7 +2626,6 @@
                 <w:iCs/>
               </w:rPr>
             </w:pPr>
-            <w:proofErr w:type="spellStart"/>
             <w:r>
               <w:rPr>
                 <w:rFonts w:ascii="Calibri" w:eastAsiaTheme="minorEastAsia" w:hAnsi="Calibri" w:cs="Calibri"/>
@@ -2779,37 +2633,7 @@
                 <w:bCs/>
                 <w:iCs/>
               </w:rPr>
-              <w:t>Continuous</w:t>
-            </w:r>
-            <w:proofErr w:type="spellEnd"/>
-            <w:r>
-              <w:rPr>
-                <w:rFonts w:ascii="Calibri" w:eastAsiaTheme="minorEastAsia" w:hAnsi="Calibri" w:cs="Calibri"/>
-                <w:b/>
-                <w:bCs/>
-                <w:iCs/>
-              </w:rPr>
-              <w:t xml:space="preserve"> </w:t>
-            </w:r>
-            <w:proofErr w:type="spellStart"/>
-            <w:r>
-              <w:rPr>
-                <w:rFonts w:ascii="Calibri" w:eastAsiaTheme="minorEastAsia" w:hAnsi="Calibri" w:cs="Calibri"/>
-                <w:b/>
-                <w:bCs/>
-                <w:iCs/>
-              </w:rPr>
-              <w:t>random</w:t>
-            </w:r>
-            <w:proofErr w:type="spellEnd"/>
-            <w:r>
-              <w:rPr>
-                <w:rFonts w:ascii="Calibri" w:eastAsiaTheme="minorEastAsia" w:hAnsi="Calibri" w:cs="Calibri"/>
-                <w:b/>
-                <w:bCs/>
-                <w:iCs/>
-              </w:rPr>
-              <w:t xml:space="preserve"> variable</w:t>
+              <w:t>Continuous random variable</w:t>
             </w:r>
           </w:p>
         </w:tc>
@@ -2855,7 +2679,7 @@
           </w:p>
           <w:p>
             <w:pPr>
-              <w:pStyle w:val="Listeafsnit"/>
+              <w:pStyle w:val="ListParagraph"/>
               <w:numPr>
                 <w:ilvl w:val="0"/>
                 <w:numId w:val="4"/>
@@ -2875,7 +2699,7 @@
           </w:p>
           <w:p>
             <w:pPr>
-              <w:pStyle w:val="Listeafsnit"/>
+              <w:pStyle w:val="ListParagraph"/>
               <w:numPr>
                 <w:ilvl w:val="0"/>
                 <w:numId w:val="4"/>
@@ -2895,7 +2719,7 @@
           </w:p>
           <w:p>
             <w:pPr>
-              <w:pStyle w:val="Listeafsnit"/>
+              <w:pStyle w:val="ListParagraph"/>
               <w:numPr>
                 <w:ilvl w:val="0"/>
                 <w:numId w:val="4"/>
@@ -2945,7 +2769,6 @@
                 <w:iCs/>
               </w:rPr>
             </w:pPr>
-            <w:proofErr w:type="spellStart"/>
             <w:r>
               <w:rPr>
                 <w:rFonts w:ascii="Calibri" w:eastAsiaTheme="minorEastAsia" w:hAnsi="Calibri" w:cs="Calibri"/>
@@ -2954,57 +2777,7 @@
                 <w:iCs/>
               </w:rPr>
               <w:lastRenderedPageBreak/>
-              <w:t>Probability</w:t>
-            </w:r>
-            <w:proofErr w:type="spellEnd"/>
-            <w:r>
-              <w:rPr>
-                <w:rFonts w:ascii="Calibri" w:eastAsiaTheme="minorEastAsia" w:hAnsi="Calibri" w:cs="Calibri"/>
-                <w:b/>
-                <w:bCs/>
-                <w:iCs/>
-              </w:rPr>
-              <w:t xml:space="preserve"> </w:t>
-            </w:r>
-            <w:proofErr w:type="spellStart"/>
-            <w:r>
-              <w:rPr>
-                <w:rFonts w:ascii="Calibri" w:eastAsiaTheme="minorEastAsia" w:hAnsi="Calibri" w:cs="Calibri"/>
-                <w:b/>
-                <w:bCs/>
-                <w:iCs/>
-              </w:rPr>
-              <w:t>Density</w:t>
-            </w:r>
-            <w:proofErr w:type="spellEnd"/>
-            <w:r>
-              <w:rPr>
-                <w:rFonts w:ascii="Calibri" w:eastAsiaTheme="minorEastAsia" w:hAnsi="Calibri" w:cs="Calibri"/>
-                <w:b/>
-                <w:bCs/>
-                <w:iCs/>
-              </w:rPr>
-              <w:t xml:space="preserve"> </w:t>
-            </w:r>
-            <w:proofErr w:type="spellStart"/>
-            <w:r>
-              <w:rPr>
-                <w:rFonts w:ascii="Calibri" w:eastAsiaTheme="minorEastAsia" w:hAnsi="Calibri" w:cs="Calibri"/>
-                <w:b/>
-                <w:bCs/>
-                <w:iCs/>
-              </w:rPr>
-              <w:t>Function</w:t>
-            </w:r>
-            <w:proofErr w:type="spellEnd"/>
-            <w:r>
-              <w:rPr>
-                <w:rFonts w:ascii="Calibri" w:eastAsiaTheme="minorEastAsia" w:hAnsi="Calibri" w:cs="Calibri"/>
-                <w:b/>
-                <w:bCs/>
-                <w:iCs/>
-              </w:rPr>
-              <w:t xml:space="preserve"> - PDF </w:t>
+              <w:t xml:space="preserve">Probability Density Function - PDF </w:t>
             </w:r>
           </w:p>
         </w:tc>
@@ -3058,37 +2831,12 @@
               </w:rPr>
               <w:t xml:space="preserve">(Definition af PDF for </w:t>
             </w:r>
-            <w:proofErr w:type="spellStart"/>
             <w:r>
               <w:rPr>
                 <w:rFonts w:ascii="Calibri" w:eastAsiaTheme="minorEastAsia" w:hAnsi="Calibri" w:cs="Calibri"/>
                 <w:iCs/>
               </w:rPr>
-              <w:t>Discrete</w:t>
-            </w:r>
-            <w:proofErr w:type="spellEnd"/>
-            <w:r>
-              <w:rPr>
-                <w:rFonts w:ascii="Calibri" w:eastAsiaTheme="minorEastAsia" w:hAnsi="Calibri" w:cs="Calibri"/>
-                <w:iCs/>
-              </w:rPr>
-              <w:t xml:space="preserve"> </w:t>
-            </w:r>
-            <w:proofErr w:type="spellStart"/>
-            <w:r>
-              <w:rPr>
-                <w:rFonts w:ascii="Calibri" w:eastAsiaTheme="minorEastAsia" w:hAnsi="Calibri" w:cs="Calibri"/>
-                <w:iCs/>
-              </w:rPr>
-              <w:t>random</w:t>
-            </w:r>
-            <w:proofErr w:type="spellEnd"/>
-            <w:r>
-              <w:rPr>
-                <w:rFonts w:ascii="Calibri" w:eastAsiaTheme="minorEastAsia" w:hAnsi="Calibri" w:cs="Calibri"/>
-                <w:iCs/>
-              </w:rPr>
-              <w:t xml:space="preserve"> variable</w:t>
+              <w:t>Discrete random variable</w:t>
             </w:r>
             <w:r>
               <w:rPr>
@@ -3185,37 +2933,12 @@
               </w:rPr>
               <w:t xml:space="preserve">PDF for </w:t>
             </w:r>
-            <w:proofErr w:type="spellStart"/>
             <w:r>
               <w:rPr>
                 <w:rFonts w:ascii="Calibri" w:eastAsiaTheme="minorEastAsia" w:hAnsi="Calibri" w:cs="Calibri"/>
                 <w:iCs/>
               </w:rPr>
-              <w:t>Discrete</w:t>
-            </w:r>
-            <w:proofErr w:type="spellEnd"/>
-            <w:r>
-              <w:rPr>
-                <w:rFonts w:ascii="Calibri" w:eastAsiaTheme="minorEastAsia" w:hAnsi="Calibri" w:cs="Calibri"/>
-                <w:iCs/>
-              </w:rPr>
-              <w:t xml:space="preserve"> </w:t>
-            </w:r>
-            <w:proofErr w:type="spellStart"/>
-            <w:r>
-              <w:rPr>
-                <w:rFonts w:ascii="Calibri" w:eastAsiaTheme="minorEastAsia" w:hAnsi="Calibri" w:cs="Calibri"/>
-                <w:iCs/>
-              </w:rPr>
-              <w:t>random</w:t>
-            </w:r>
-            <w:proofErr w:type="spellEnd"/>
-            <w:r>
-              <w:rPr>
-                <w:rFonts w:ascii="Calibri" w:eastAsiaTheme="minorEastAsia" w:hAnsi="Calibri" w:cs="Calibri"/>
-                <w:iCs/>
-              </w:rPr>
-              <w:t xml:space="preserve"> variable: </w:t>
+              <w:t xml:space="preserve">Discrete random variable: </w:t>
             </w:r>
           </w:p>
           <w:p>
@@ -5451,26 +5174,12 @@
               <w:rPr>
                 <w:rFonts w:ascii="Calibri" w:eastAsia="Aptos" w:hAnsi="Calibri" w:cs="Calibri"/>
               </w:rPr>
-              <w:t xml:space="preserve">En </w:t>
-            </w:r>
-            <w:proofErr w:type="spellStart"/>
-            <w:r>
-              <w:rPr>
-                <w:rFonts w:ascii="Calibri" w:eastAsia="Aptos" w:hAnsi="Calibri" w:cs="Calibri"/>
-              </w:rPr>
-              <w:t>Bernoulli</w:t>
-            </w:r>
-            <w:proofErr w:type="spellEnd"/>
-            <w:r>
-              <w:rPr>
-                <w:rFonts w:ascii="Calibri" w:eastAsia="Aptos" w:hAnsi="Calibri" w:cs="Calibri"/>
-              </w:rPr>
-              <w:t>-fordeling er en sandsynlighedsfordeling der kun har to mulige udfald:</w:t>
-            </w:r>
-          </w:p>
-          <w:p>
-            <w:pPr>
-              <w:pStyle w:val="Listeafsnit"/>
+              <w:t>En Bernoulli-fordeling er en sandsynlighedsfordeling der kun har to mulige udfald:</w:t>
+            </w:r>
+          </w:p>
+          <w:p>
+            <w:pPr>
+              <w:pStyle w:val="ListParagraph"/>
               <w:numPr>
                 <w:ilvl w:val="0"/>
                 <w:numId w:val="4"/>
@@ -5520,7 +5229,7 @@
           </w:p>
           <w:p>
             <w:pPr>
-              <w:pStyle w:val="Listeafsnit"/>
+              <w:pStyle w:val="ListParagraph"/>
               <w:numPr>
                 <w:ilvl w:val="0"/>
                 <w:numId w:val="4"/>
@@ -5605,21 +5314,7 @@
               <w:rPr>
                 <w:rFonts w:ascii="Calibri" w:eastAsia="Aptos" w:hAnsi="Calibri" w:cs="Calibri"/>
               </w:rPr>
-              <w:t xml:space="preserve"> </w:t>
-            </w:r>
-            <w:proofErr w:type="spellStart"/>
-            <w:r>
-              <w:rPr>
-                <w:rFonts w:ascii="Calibri" w:eastAsia="Aptos" w:hAnsi="Calibri" w:cs="Calibri"/>
-              </w:rPr>
-              <w:t>Bernoulli</w:t>
-            </w:r>
-            <w:proofErr w:type="spellEnd"/>
-            <w:r>
-              <w:rPr>
-                <w:rFonts w:ascii="Calibri" w:eastAsia="Aptos" w:hAnsi="Calibri" w:cs="Calibri"/>
-              </w:rPr>
-              <w:t xml:space="preserve">-fordeling med parameter </w:t>
+              <w:t xml:space="preserve"> Bernoulli-fordeling med parameter </w:t>
             </w:r>
             <m:oMath>
               <m:r>
@@ -5790,13 +5485,13 @@
           </w:p>
           <w:tbl>
             <w:tblPr>
-              <w:tblStyle w:val="Tabel-Gitter"/>
+              <w:tblStyle w:val="TableGrid"/>
               <w:tblW w:w="0" w:type="auto"/>
               <w:tblLook w:val="04A0" w:firstRow="1" w:lastRow="0" w:firstColumn="1" w:lastColumn="0" w:noHBand="0" w:noVBand="1"/>
             </w:tblPr>
             <w:tblGrid>
-              <w:gridCol w:w="1647"/>
-              <w:gridCol w:w="1737"/>
+              <w:gridCol w:w="2093"/>
+              <w:gridCol w:w="2094"/>
             </w:tblGrid>
             <w:tr>
               <w:trPr>
@@ -6191,46 +5886,53 @@
             <w:pPr>
               <w:rPr>
                 <w:rFonts w:ascii="Calibri" w:hAnsi="Calibri" w:cs="Calibri"/>
-              </w:rPr>
-            </w:pPr>
-            <w:r>
-              <w:rPr>
-                <w:rFonts w:ascii="Calibri" w:hAnsi="Calibri" w:cs="Calibri"/>
+                <w:lang w:val="en-GB"/>
+              </w:rPr>
+            </w:pPr>
+            <w:r>
+              <w:rPr>
+                <w:rFonts w:ascii="Calibri" w:hAnsi="Calibri" w:cs="Calibri"/>
+                <w:lang w:val="en-GB"/>
               </w:rPr>
               <w:t>Slide 42</w:t>
             </w:r>
             <w:r>
               <w:rPr>
                 <w:rFonts w:ascii="Calibri" w:hAnsi="Calibri" w:cs="Calibri"/>
-              </w:rPr>
-              <w:t xml:space="preserve">-43 og 46-47 i </w:t>
+                <w:lang w:val="en-GB"/>
+              </w:rPr>
+              <w:t xml:space="preserve">-43 og 46-47 </w:t>
             </w:r>
             <w:proofErr w:type="spellStart"/>
             <w:r>
               <w:rPr>
                 <w:rFonts w:ascii="Calibri" w:hAnsi="Calibri" w:cs="Calibri"/>
-              </w:rPr>
-              <w:t>lek</w:t>
+                <w:lang w:val="en-GB"/>
+              </w:rPr>
+              <w:t>i</w:t>
             </w:r>
             <w:proofErr w:type="spellEnd"/>
             <w:r>
               <w:rPr>
                 <w:rFonts w:ascii="Calibri" w:hAnsi="Calibri" w:cs="Calibri"/>
-              </w:rPr>
-              <w:t xml:space="preserve"> 2: </w:t>
-            </w:r>
-          </w:p>
-          <w:p>
-            <w:pPr>
-              <w:rPr>
-                <w:rFonts w:ascii="Calibri" w:hAnsi="Calibri" w:cs="Calibri"/>
-              </w:rPr>
-            </w:pPr>
-          </w:p>
-          <w:p>
-            <w:pPr>
-              <w:rPr>
-                <w:rFonts w:ascii="Calibri" w:hAnsi="Calibri" w:cs="Calibri"/>
+                <w:lang w:val="en-GB"/>
+              </w:rPr>
+              <w:t xml:space="preserve"> lek 2: </w:t>
+            </w:r>
+          </w:p>
+          <w:p>
+            <w:pPr>
+              <w:rPr>
+                <w:rFonts w:ascii="Calibri" w:hAnsi="Calibri" w:cs="Calibri"/>
+                <w:lang w:val="en-GB"/>
+              </w:rPr>
+            </w:pPr>
+          </w:p>
+          <w:p>
+            <w:pPr>
+              <w:rPr>
+                <w:rFonts w:ascii="Calibri" w:hAnsi="Calibri" w:cs="Calibri"/>
+                <w:lang w:val="en-GB"/>
               </w:rPr>
             </w:pPr>
             <w:proofErr w:type="spellStart"/>
@@ -6238,6 +5940,7 @@
             <w:r>
               <w:rPr>
                 <w:rFonts w:ascii="Calibri" w:hAnsi="Calibri" w:cs="Calibri"/>
+                <w:lang w:val="en-GB"/>
               </w:rPr>
               <w:t>install.packages</w:t>
             </w:r>
@@ -6246,6 +5949,7 @@
             <w:r>
               <w:rPr>
                 <w:rFonts w:ascii="Calibri" w:hAnsi="Calibri" w:cs="Calibri"/>
+                <w:lang w:val="en-GB"/>
               </w:rPr>
               <w:t>("</w:t>
             </w:r>
@@ -6253,6 +5957,7 @@
             <w:r>
               <w:rPr>
                 <w:rFonts w:ascii="Calibri" w:hAnsi="Calibri" w:cs="Calibri"/>
+                <w:lang w:val="en-GB"/>
               </w:rPr>
               <w:t>extraDistr</w:t>
             </w:r>
@@ -6260,6 +5965,7 @@
             <w:r>
               <w:rPr>
                 <w:rFonts w:ascii="Calibri" w:hAnsi="Calibri" w:cs="Calibri"/>
+                <w:lang w:val="en-GB"/>
               </w:rPr>
               <w:t>")</w:t>
             </w:r>
@@ -6268,33 +5974,29 @@
             <w:pPr>
               <w:rPr>
                 <w:rFonts w:ascii="Calibri" w:hAnsi="Calibri" w:cs="Calibri"/>
-              </w:rPr>
-            </w:pPr>
+                <w:lang w:val="en-GB"/>
+              </w:rPr>
+            </w:pPr>
+            <w:r>
+              <w:rPr>
+                <w:rFonts w:ascii="Calibri" w:hAnsi="Calibri" w:cs="Calibri"/>
+                <w:lang w:val="en-GB"/>
+              </w:rPr>
+              <w:t>library(</w:t>
+            </w:r>
             <w:proofErr w:type="spellStart"/>
             <w:r>
               <w:rPr>
                 <w:rFonts w:ascii="Calibri" w:hAnsi="Calibri" w:cs="Calibri"/>
-              </w:rPr>
-              <w:t>library</w:t>
+                <w:lang w:val="en-GB"/>
+              </w:rPr>
+              <w:t>extraDistr</w:t>
             </w:r>
             <w:proofErr w:type="spellEnd"/>
             <w:r>
               <w:rPr>
                 <w:rFonts w:ascii="Calibri" w:hAnsi="Calibri" w:cs="Calibri"/>
-              </w:rPr>
-              <w:t>(</w:t>
-            </w:r>
-            <w:proofErr w:type="spellStart"/>
-            <w:r>
-              <w:rPr>
-                <w:rFonts w:ascii="Calibri" w:hAnsi="Calibri" w:cs="Calibri"/>
-              </w:rPr>
-              <w:t>extraDistr</w:t>
-            </w:r>
-            <w:proofErr w:type="spellEnd"/>
-            <w:r>
-              <w:rPr>
-                <w:rFonts w:ascii="Calibri" w:hAnsi="Calibri" w:cs="Calibri"/>
+                <w:lang w:val="en-GB"/>
               </w:rPr>
               <w:t>)</w:t>
             </w:r>
@@ -6303,63 +6005,34 @@
             <w:pPr>
               <w:rPr>
                 <w:rFonts w:ascii="Calibri" w:hAnsi="Calibri" w:cs="Calibri"/>
-              </w:rPr>
-            </w:pPr>
-          </w:p>
-          <w:p>
-            <w:pPr>
-              <w:rPr>
-                <w:rFonts w:ascii="Calibri" w:hAnsi="Calibri" w:cs="Calibri"/>
-              </w:rPr>
-            </w:pPr>
-            <w:r>
-              <w:rPr>
-                <w:rFonts w:ascii="Calibri" w:hAnsi="Calibri" w:cs="Calibri"/>
-              </w:rPr>
-              <w:t xml:space="preserve">Generér n tilfældige </w:t>
-            </w:r>
-            <w:proofErr w:type="spellStart"/>
-            <w:r>
-              <w:rPr>
-                <w:rFonts w:ascii="Calibri" w:hAnsi="Calibri" w:cs="Calibri"/>
-              </w:rPr>
-              <w:t>Bernoulli</w:t>
-            </w:r>
-            <w:proofErr w:type="spellEnd"/>
-            <w:r>
-              <w:rPr>
-                <w:rFonts w:ascii="Calibri" w:hAnsi="Calibri" w:cs="Calibri"/>
-              </w:rPr>
-              <w:t xml:space="preserve">-udfald: </w:t>
-            </w:r>
-          </w:p>
-          <w:p>
-            <w:pPr>
-              <w:rPr>
-                <w:rFonts w:ascii="Calibri" w:hAnsi="Calibri" w:cs="Calibri"/>
-              </w:rPr>
-            </w:pPr>
-            <w:proofErr w:type="spellStart"/>
-            <w:proofErr w:type="gramStart"/>
-            <w:r>
-              <w:rPr>
-                <w:rFonts w:ascii="Calibri" w:hAnsi="Calibri" w:cs="Calibri"/>
-              </w:rPr>
-              <w:t>rbern</w:t>
-            </w:r>
-            <w:proofErr w:type="spellEnd"/>
-            <w:r>
-              <w:rPr>
-                <w:rFonts w:ascii="Calibri" w:hAnsi="Calibri" w:cs="Calibri"/>
-              </w:rPr>
-              <w:t>(</w:t>
-            </w:r>
-            <w:proofErr w:type="gramEnd"/>
-            <w:r>
-              <w:rPr>
-                <w:rFonts w:ascii="Calibri" w:hAnsi="Calibri" w:cs="Calibri"/>
-              </w:rPr>
-              <w:t>n, prob)</w:t>
+                <w:lang w:val="en-GB"/>
+              </w:rPr>
+            </w:pPr>
+          </w:p>
+          <w:p>
+            <w:pPr>
+              <w:rPr>
+                <w:rFonts w:ascii="Calibri" w:hAnsi="Calibri" w:cs="Calibri"/>
+              </w:rPr>
+            </w:pPr>
+            <w:r>
+              <w:rPr>
+                <w:rFonts w:ascii="Calibri" w:hAnsi="Calibri" w:cs="Calibri"/>
+              </w:rPr>
+              <w:t xml:space="preserve">Generér n tilfældige Bernoulli-udfald: </w:t>
+            </w:r>
+          </w:p>
+          <w:p>
+            <w:pPr>
+              <w:rPr>
+                <w:rFonts w:ascii="Calibri" w:hAnsi="Calibri" w:cs="Calibri"/>
+              </w:rPr>
+            </w:pPr>
+            <w:r>
+              <w:rPr>
+                <w:rFonts w:ascii="Calibri" w:hAnsi="Calibri" w:cs="Calibri"/>
+              </w:rPr>
+              <w:t>rbern(n, prob)</w:t>
             </w:r>
             <w:r>
               <w:rPr>
@@ -6394,27 +6067,11 @@
                 <w:rFonts w:ascii="Calibri" w:hAnsi="Calibri" w:cs="Calibri"/>
               </w:rPr>
             </w:pPr>
-            <w:proofErr w:type="spellStart"/>
-            <w:proofErr w:type="gramStart"/>
-            <w:r>
-              <w:rPr>
-                <w:rFonts w:ascii="Calibri" w:hAnsi="Calibri" w:cs="Calibri"/>
-              </w:rPr>
-              <w:t>dbern</w:t>
-            </w:r>
-            <w:proofErr w:type="spellEnd"/>
-            <w:r>
-              <w:rPr>
-                <w:rFonts w:ascii="Calibri" w:hAnsi="Calibri" w:cs="Calibri"/>
-              </w:rPr>
-              <w:t>(</w:t>
-            </w:r>
-            <w:proofErr w:type="gramEnd"/>
-            <w:r>
-              <w:rPr>
-                <w:rFonts w:ascii="Calibri" w:hAnsi="Calibri" w:cs="Calibri"/>
-              </w:rPr>
-              <w:t>x, prob)</w:t>
+            <w:r>
+              <w:rPr>
+                <w:rFonts w:ascii="Calibri" w:hAnsi="Calibri" w:cs="Calibri"/>
+              </w:rPr>
+              <w:t>dbern(x, prob)</w:t>
             </w:r>
             <w:r>
               <w:rPr>
@@ -6727,21 +6384,7 @@
               <w:rPr>
                 <w:rFonts w:ascii="Calibri" w:eastAsia="Aptos" w:hAnsi="Calibri" w:cs="Calibri"/>
               </w:rPr>
-              <w:t xml:space="preserve"> </w:t>
-            </w:r>
-            <w:proofErr w:type="spellStart"/>
-            <w:r>
-              <w:rPr>
-                <w:rFonts w:ascii="Calibri" w:eastAsia="Aptos" w:hAnsi="Calibri" w:cs="Calibri"/>
-              </w:rPr>
-              <w:t>Bernoulli</w:t>
-            </w:r>
-            <w:proofErr w:type="spellEnd"/>
-            <w:r>
-              <w:rPr>
-                <w:rFonts w:ascii="Calibri" w:eastAsia="Aptos" w:hAnsi="Calibri" w:cs="Calibri"/>
-              </w:rPr>
-              <w:t>-forsøg, hvor sandsynligheden for succes i hvert forsøg er p.</w:t>
+              <w:t xml:space="preserve"> Bernoulli-forsøg, hvor sandsynligheden for succes i hvert forsøg er p.</w:t>
             </w:r>
           </w:p>
           <w:p>
@@ -6799,7 +6442,7 @@
           </w:p>
           <w:p>
             <w:pPr>
-              <w:pStyle w:val="Listeafsnit"/>
+              <w:pStyle w:val="ListParagraph"/>
               <w:numPr>
                 <w:ilvl w:val="0"/>
                 <w:numId w:val="4"/>
@@ -7147,7 +6790,7 @@
           </w:p>
           <w:p>
             <w:pPr>
-              <w:pStyle w:val="Listeafsnit"/>
+              <w:pStyle w:val="ListParagraph"/>
               <w:numPr>
                 <w:ilvl w:val="0"/>
                 <w:numId w:val="4"/>
@@ -7220,7 +6863,7 @@
           </w:p>
           <w:p>
             <w:pPr>
-              <w:pStyle w:val="Listeafsnit"/>
+              <w:pStyle w:val="ListParagraph"/>
               <w:numPr>
                 <w:ilvl w:val="0"/>
                 <w:numId w:val="4"/>
@@ -7233,21 +6876,7 @@
               <w:rPr>
                 <w:rFonts w:ascii="Calibri" w:eastAsia="Aptos" w:hAnsi="Calibri" w:cs="Calibri"/>
               </w:rPr>
-              <w:t>Varians (</w:t>
-            </w:r>
-            <w:proofErr w:type="spellStart"/>
-            <w:r>
-              <w:rPr>
-                <w:rFonts w:ascii="Calibri" w:eastAsia="Aptos" w:hAnsi="Calibri" w:cs="Calibri"/>
-              </w:rPr>
-              <w:t>Variance</w:t>
-            </w:r>
-            <w:proofErr w:type="spellEnd"/>
-            <w:r>
-              <w:rPr>
-                <w:rFonts w:ascii="Calibri" w:eastAsia="Aptos" w:hAnsi="Calibri" w:cs="Calibri"/>
-              </w:rPr>
-              <w:t>):</w:t>
+              <w:t>Varians (Variance):</w:t>
             </w:r>
           </w:p>
           <w:p>
@@ -7426,21 +7055,7 @@
               <w:rPr>
                 <w:rFonts w:ascii="Calibri" w:hAnsi="Calibri" w:cs="Calibri"/>
               </w:rPr>
-              <w:t xml:space="preserve">Slides 52-54 i </w:t>
-            </w:r>
-            <w:proofErr w:type="spellStart"/>
-            <w:r>
-              <w:rPr>
-                <w:rFonts w:ascii="Calibri" w:hAnsi="Calibri" w:cs="Calibri"/>
-              </w:rPr>
-              <w:t>lek</w:t>
-            </w:r>
-            <w:proofErr w:type="spellEnd"/>
-            <w:r>
-              <w:rPr>
-                <w:rFonts w:ascii="Calibri" w:hAnsi="Calibri" w:cs="Calibri"/>
-              </w:rPr>
-              <w:t xml:space="preserve"> 2: </w:t>
+              <w:t xml:space="preserve">Slides 52-54 i lek 2: </w:t>
             </w:r>
           </w:p>
           <w:p>
@@ -7594,125 +7209,51 @@
                 <w:rFonts w:ascii="Calibri" w:eastAsiaTheme="minorEastAsia" w:hAnsi="Calibri" w:cs="Calibri"/>
               </w:rPr>
             </w:pPr>
-            <w:proofErr w:type="spellStart"/>
-            <w:proofErr w:type="gramStart"/>
             <w:r>
               <w:rPr>
                 <w:rFonts w:ascii="Calibri" w:eastAsiaTheme="minorEastAsia" w:hAnsi="Calibri" w:cs="Calibri"/>
               </w:rPr>
-              <w:t>pbinom</w:t>
-            </w:r>
-            <w:proofErr w:type="spellEnd"/>
+              <w:t>pbinom(q, size, prob)</w:t>
+            </w:r>
             <w:r>
               <w:rPr>
                 <w:rFonts w:ascii="Calibri" w:eastAsiaTheme="minorEastAsia" w:hAnsi="Calibri" w:cs="Calibri"/>
               </w:rPr>
-              <w:t>(</w:t>
-            </w:r>
-            <w:proofErr w:type="gramEnd"/>
-            <w:r>
+              <w:tab/>
+            </w:r>
+          </w:p>
+          <w:p>
+            <w:pPr>
               <w:rPr>
                 <w:rFonts w:ascii="Calibri" w:eastAsiaTheme="minorEastAsia" w:hAnsi="Calibri" w:cs="Calibri"/>
               </w:rPr>
-              <w:t xml:space="preserve">q, </w:t>
-            </w:r>
-            <w:proofErr w:type="spellStart"/>
-            <w:r>
-              <w:rPr>
-                <w:rFonts w:ascii="Calibri" w:eastAsiaTheme="minorEastAsia" w:hAnsi="Calibri" w:cs="Calibri"/>
-              </w:rPr>
-              <w:t>size</w:t>
-            </w:r>
-            <w:proofErr w:type="spellEnd"/>
-            <w:r>
-              <w:rPr>
-                <w:rFonts w:ascii="Calibri" w:eastAsiaTheme="minorEastAsia" w:hAnsi="Calibri" w:cs="Calibri"/>
-              </w:rPr>
-              <w:t>, prob)</w:t>
-            </w:r>
-            <w:r>
-              <w:rPr>
-                <w:rFonts w:ascii="Calibri" w:eastAsiaTheme="minorEastAsia" w:hAnsi="Calibri" w:cs="Calibri"/>
-              </w:rPr>
-              <w:tab/>
-            </w:r>
-          </w:p>
-          <w:p>
-            <w:pPr>
-              <w:rPr>
-                <w:rFonts w:ascii="Calibri" w:eastAsiaTheme="minorEastAsia" w:hAnsi="Calibri" w:cs="Calibri"/>
-              </w:rPr>
-            </w:pPr>
-          </w:p>
-          <w:p>
-            <w:pPr>
-              <w:rPr>
-                <w:rFonts w:ascii="Calibri" w:hAnsi="Calibri" w:cs="Calibri"/>
-              </w:rPr>
-            </w:pPr>
-            <w:r>
-              <w:rPr>
-                <w:rFonts w:ascii="Calibri" w:hAnsi="Calibri" w:cs="Calibri"/>
-              </w:rPr>
-              <w:t xml:space="preserve">Generér n tal fra </w:t>
-            </w:r>
-            <w:proofErr w:type="gramStart"/>
-            <w:r>
-              <w:rPr>
-                <w:rFonts w:ascii="Calibri" w:hAnsi="Calibri" w:cs="Calibri"/>
-              </w:rPr>
-              <w:t>Binomial(</w:t>
-            </w:r>
-            <w:proofErr w:type="gramEnd"/>
-            <w:r>
-              <w:rPr>
-                <w:rFonts w:ascii="Calibri" w:hAnsi="Calibri" w:cs="Calibri"/>
-              </w:rPr>
-              <w:t>n, p)</w:t>
-            </w:r>
-          </w:p>
-          <w:p>
-            <w:pPr>
-              <w:rPr>
-                <w:rFonts w:ascii="Calibri" w:hAnsi="Calibri" w:cs="Calibri"/>
-              </w:rPr>
-            </w:pPr>
-            <w:proofErr w:type="spellStart"/>
-            <w:proofErr w:type="gramStart"/>
+            </w:pPr>
+          </w:p>
+          <w:p>
+            <w:pPr>
+              <w:rPr>
+                <w:rFonts w:ascii="Calibri" w:hAnsi="Calibri" w:cs="Calibri"/>
+              </w:rPr>
+            </w:pPr>
+            <w:r>
+              <w:rPr>
+                <w:rFonts w:ascii="Calibri" w:hAnsi="Calibri" w:cs="Calibri"/>
+              </w:rPr>
+              <w:t>Generér n tal fra Binomial(n, p)</w:t>
+            </w:r>
+          </w:p>
+          <w:p>
+            <w:pPr>
+              <w:rPr>
+                <w:rFonts w:ascii="Calibri" w:hAnsi="Calibri" w:cs="Calibri"/>
+              </w:rPr>
+            </w:pPr>
             <w:r>
               <w:rPr>
                 <w:rFonts w:ascii="Calibri" w:hAnsi="Calibri" w:cs="Calibri"/>
               </w:rPr>
               <w:lastRenderedPageBreak/>
-              <w:t>rbinom</w:t>
-            </w:r>
-            <w:proofErr w:type="spellEnd"/>
-            <w:r>
-              <w:rPr>
-                <w:rFonts w:ascii="Calibri" w:hAnsi="Calibri" w:cs="Calibri"/>
-              </w:rPr>
-              <w:t>(</w:t>
-            </w:r>
-            <w:proofErr w:type="gramEnd"/>
-            <w:r>
-              <w:rPr>
-                <w:rFonts w:ascii="Calibri" w:hAnsi="Calibri" w:cs="Calibri"/>
-              </w:rPr>
-              <w:t xml:space="preserve">n, </w:t>
-            </w:r>
-            <w:proofErr w:type="spellStart"/>
-            <w:r>
-              <w:rPr>
-                <w:rFonts w:ascii="Calibri" w:hAnsi="Calibri" w:cs="Calibri"/>
-              </w:rPr>
-              <w:t>size</w:t>
-            </w:r>
-            <w:proofErr w:type="spellEnd"/>
-            <w:r>
-              <w:rPr>
-                <w:rFonts w:ascii="Calibri" w:hAnsi="Calibri" w:cs="Calibri"/>
-              </w:rPr>
-              <w:t>, prob)</w:t>
+              <w:t>rbinom(n, size, prob)</w:t>
             </w:r>
             <w:r>
               <w:rPr>
@@ -7739,23 +7280,14 @@
                 <w:bCs/>
               </w:rPr>
             </w:pPr>
-            <w:proofErr w:type="spellStart"/>
             <w:r>
               <w:rPr>
                 <w:rFonts w:ascii="Calibri" w:eastAsia="Aptos" w:hAnsi="Calibri" w:cs="Calibri"/>
                 <w:b/>
                 <w:bCs/>
               </w:rPr>
-              <w:t>Discrete</w:t>
-            </w:r>
-            <w:proofErr w:type="spellEnd"/>
-            <w:r>
-              <w:rPr>
-                <w:rFonts w:ascii="Calibri" w:eastAsia="Aptos" w:hAnsi="Calibri" w:cs="Calibri"/>
-                <w:b/>
-                <w:bCs/>
-              </w:rPr>
-              <w:t xml:space="preserve"> Uniform Distribution</w:t>
+              <w:lastRenderedPageBreak/>
+              <w:t>Discrete Uniform Distribution</w:t>
             </w:r>
           </w:p>
         </w:tc>
@@ -7867,7 +7399,7 @@
             </w:r>
             <w:r>
               <w:rPr>
-                <w:rStyle w:val="Strk"/>
+                <w:rStyle w:val="Strong"/>
                 <w:rFonts w:ascii="Calibri" w:hAnsi="Calibri" w:cs="Calibri"/>
                 <w:b w:val="0"/>
                 <w:bCs w:val="0"/>
@@ -8152,58 +7684,20 @@
               <w:rPr>
                 <w:rFonts w:ascii="Calibri" w:hAnsi="Calibri" w:cs="Calibri"/>
               </w:rPr>
-              <w:t xml:space="preserve">Generér n værdier fra </w:t>
-            </w:r>
-            <w:proofErr w:type="spellStart"/>
-            <w:proofErr w:type="gramStart"/>
-            <w:r>
-              <w:rPr>
-                <w:rFonts w:ascii="Calibri" w:hAnsi="Calibri" w:cs="Calibri"/>
-              </w:rPr>
-              <w:t>Unif</w:t>
-            </w:r>
-            <w:proofErr w:type="spellEnd"/>
-            <w:r>
-              <w:rPr>
-                <w:rFonts w:ascii="Calibri" w:hAnsi="Calibri" w:cs="Calibri"/>
-              </w:rPr>
-              <w:t>(</w:t>
-            </w:r>
-            <w:proofErr w:type="gramEnd"/>
-            <w:r>
-              <w:rPr>
-                <w:rFonts w:ascii="Calibri" w:hAnsi="Calibri" w:cs="Calibri"/>
-              </w:rPr>
-              <w:t>min, max)</w:t>
-            </w:r>
-          </w:p>
-          <w:p>
-            <w:pPr>
-              <w:rPr>
-                <w:rFonts w:ascii="Calibri" w:hAnsi="Calibri" w:cs="Calibri"/>
-              </w:rPr>
-            </w:pPr>
-            <w:proofErr w:type="spellStart"/>
-            <w:proofErr w:type="gramStart"/>
-            <w:r>
-              <w:rPr>
-                <w:rFonts w:ascii="Calibri" w:hAnsi="Calibri" w:cs="Calibri"/>
-              </w:rPr>
-              <w:t>rdunif</w:t>
-            </w:r>
-            <w:proofErr w:type="spellEnd"/>
-            <w:r>
-              <w:rPr>
-                <w:rFonts w:ascii="Calibri" w:hAnsi="Calibri" w:cs="Calibri"/>
-              </w:rPr>
-              <w:t>(</w:t>
-            </w:r>
-            <w:proofErr w:type="gramEnd"/>
-            <w:r>
-              <w:rPr>
-                <w:rFonts w:ascii="Calibri" w:hAnsi="Calibri" w:cs="Calibri"/>
-              </w:rPr>
-              <w:t>n, min, max)</w:t>
+              <w:t>Generér n værdier fra Unif(min, max)</w:t>
+            </w:r>
+          </w:p>
+          <w:p>
+            <w:pPr>
+              <w:rPr>
+                <w:rFonts w:ascii="Calibri" w:hAnsi="Calibri" w:cs="Calibri"/>
+              </w:rPr>
+            </w:pPr>
+            <w:r>
+              <w:rPr>
+                <w:rFonts w:ascii="Calibri" w:hAnsi="Calibri" w:cs="Calibri"/>
+              </w:rPr>
+              <w:t>rdunif(n, min, max)</w:t>
             </w:r>
           </w:p>
           <w:p>
@@ -8238,27 +7732,11 @@
                 <w:rFonts w:ascii="Calibri" w:hAnsi="Calibri" w:cs="Calibri"/>
               </w:rPr>
             </w:pPr>
-            <w:proofErr w:type="spellStart"/>
-            <w:proofErr w:type="gramStart"/>
-            <w:r>
-              <w:rPr>
-                <w:rFonts w:ascii="Calibri" w:hAnsi="Calibri" w:cs="Calibri"/>
-              </w:rPr>
-              <w:t>ddunif</w:t>
-            </w:r>
-            <w:proofErr w:type="spellEnd"/>
-            <w:r>
-              <w:rPr>
-                <w:rFonts w:ascii="Calibri" w:hAnsi="Calibri" w:cs="Calibri"/>
-              </w:rPr>
-              <w:t>(</w:t>
-            </w:r>
-            <w:proofErr w:type="gramEnd"/>
-            <w:r>
-              <w:rPr>
-                <w:rFonts w:ascii="Calibri" w:hAnsi="Calibri" w:cs="Calibri"/>
-              </w:rPr>
-              <w:t>x, min, max)</w:t>
+            <w:r>
+              <w:rPr>
+                <w:rFonts w:ascii="Calibri" w:hAnsi="Calibri" w:cs="Calibri"/>
+              </w:rPr>
+              <w:t>ddunif(x, min, max)</w:t>
             </w:r>
           </w:p>
           <w:p>
@@ -8287,47 +7765,29 @@
                 <w:rFonts w:ascii="Calibri" w:hAnsi="Calibri" w:cs="Calibri"/>
               </w:rPr>
             </w:pPr>
-            <w:proofErr w:type="spellStart"/>
-            <w:proofErr w:type="gramStart"/>
-            <w:r>
-              <w:rPr>
-                <w:rFonts w:ascii="Calibri" w:hAnsi="Calibri" w:cs="Calibri"/>
-              </w:rPr>
-              <w:t>pdunif</w:t>
-            </w:r>
-            <w:proofErr w:type="spellEnd"/>
-            <w:r>
-              <w:rPr>
-                <w:rFonts w:ascii="Calibri" w:hAnsi="Calibri" w:cs="Calibri"/>
-              </w:rPr>
-              <w:t>(</w:t>
-            </w:r>
-            <w:proofErr w:type="gramEnd"/>
-            <w:r>
-              <w:rPr>
-                <w:rFonts w:ascii="Calibri" w:hAnsi="Calibri" w:cs="Calibri"/>
-              </w:rPr>
-              <w:t>q, min, max)</w:t>
-            </w:r>
-          </w:p>
-          <w:p>
-            <w:pPr>
-              <w:rPr>
-                <w:rFonts w:ascii="Calibri" w:hAnsi="Calibri" w:cs="Calibri"/>
-              </w:rPr>
-            </w:pPr>
-          </w:p>
-          <w:p>
-            <w:pPr>
-              <w:rPr>
-                <w:rFonts w:ascii="Calibri" w:hAnsi="Calibri" w:cs="Calibri"/>
-                <w:lang w:val="en-US"/>
-              </w:rPr>
-            </w:pPr>
-            <w:r>
-              <w:rPr>
-                <w:rFonts w:ascii="Calibri" w:hAnsi="Calibri" w:cs="Calibri"/>
-                <w:lang w:val="en-US"/>
+            <w:r>
+              <w:rPr>
+                <w:rFonts w:ascii="Calibri" w:hAnsi="Calibri" w:cs="Calibri"/>
+              </w:rPr>
+              <w:t>pdunif(q, min, max)</w:t>
+            </w:r>
+          </w:p>
+          <w:p>
+            <w:pPr>
+              <w:rPr>
+                <w:rFonts w:ascii="Calibri" w:hAnsi="Calibri" w:cs="Calibri"/>
+              </w:rPr>
+            </w:pPr>
+          </w:p>
+          <w:p>
+            <w:pPr>
+              <w:rPr>
+                <w:rFonts w:ascii="Calibri" w:hAnsi="Calibri" w:cs="Calibri"/>
+              </w:rPr>
+            </w:pPr>
+            <w:r>
+              <w:rPr>
+                <w:rFonts w:ascii="Calibri" w:hAnsi="Calibri" w:cs="Calibri"/>
               </w:rPr>
               <w:t>Plot PDF</w:t>
             </w:r>
@@ -8444,7 +7904,6 @@
                 <w:bCs/>
               </w:rPr>
             </w:pPr>
-            <w:proofErr w:type="spellStart"/>
             <w:r>
               <w:rPr>
                 <w:rFonts w:ascii="Calibri" w:eastAsia="Aptos" w:hAnsi="Calibri" w:cs="Calibri"/>
@@ -8452,24 +7911,15 @@
                 <w:bCs/>
               </w:rPr>
               <w:lastRenderedPageBreak/>
-              <w:t>Poisson</w:t>
-            </w:r>
-            <w:proofErr w:type="spellEnd"/>
-            <w:r>
+              <w:t>Poisson Distribution</w:t>
+            </w:r>
+          </w:p>
+          <w:p>
+            <w:pPr>
               <w:rPr>
                 <w:rFonts w:ascii="Calibri" w:eastAsia="Aptos" w:hAnsi="Calibri" w:cs="Calibri"/>
                 <w:b/>
                 <w:bCs/>
-              </w:rPr>
-              <w:t xml:space="preserve"> Distribution</w:t>
-            </w:r>
-          </w:p>
-          <w:p>
-            <w:pPr>
-              <w:rPr>
-                <w:rFonts w:ascii="Calibri" w:eastAsia="Aptos" w:hAnsi="Calibri" w:cs="Calibri"/>
-                <w:b/>
-                <w:bCs/>
                 <w:lang w:val="en-US"/>
               </w:rPr>
             </w:pPr>
@@ -8486,24 +7936,16 @@
                 <w:rFonts w:ascii="Calibri" w:eastAsia="Aptos" w:hAnsi="Calibri" w:cs="Calibri"/>
               </w:rPr>
             </w:pPr>
-            <w:proofErr w:type="spellStart"/>
             <w:r>
               <w:rPr>
                 <w:rFonts w:ascii="Calibri" w:eastAsia="Aptos" w:hAnsi="Calibri" w:cs="Calibri"/>
               </w:rPr>
-              <w:t>Poisson</w:t>
-            </w:r>
-            <w:proofErr w:type="spellEnd"/>
-            <w:r>
-              <w:rPr>
-                <w:rFonts w:ascii="Calibri" w:eastAsia="Aptos" w:hAnsi="Calibri" w:cs="Calibri"/>
-              </w:rPr>
-              <w:t>-fordelingen beskriver antallet af hændelser i et tidsrum eller område, hvor hændelser sker:</w:t>
-            </w:r>
-          </w:p>
-          <w:p>
-            <w:pPr>
-              <w:pStyle w:val="Listeafsnit"/>
+              <w:t>Poisson-fordelingen beskriver antallet af hændelser i et tidsrum eller område, hvor hændelser sker:</w:t>
+            </w:r>
+          </w:p>
+          <w:p>
+            <w:pPr>
+              <w:pStyle w:val="ListParagraph"/>
               <w:numPr>
                 <w:ilvl w:val="0"/>
                 <w:numId w:val="4"/>
@@ -8521,7 +7963,7 @@
           </w:p>
           <w:p>
             <w:pPr>
-              <w:pStyle w:val="Listeafsnit"/>
+              <w:pStyle w:val="ListParagraph"/>
               <w:numPr>
                 <w:ilvl w:val="0"/>
                 <w:numId w:val="4"/>
@@ -9263,27 +8705,11 @@
                 <w:rFonts w:ascii="Calibri" w:hAnsi="Calibri" w:cs="Calibri"/>
               </w:rPr>
             </w:pPr>
-            <w:proofErr w:type="spellStart"/>
-            <w:proofErr w:type="gramStart"/>
-            <w:r>
-              <w:rPr>
-                <w:rFonts w:ascii="Calibri" w:hAnsi="Calibri" w:cs="Calibri"/>
-              </w:rPr>
-              <w:t>dpois</w:t>
-            </w:r>
-            <w:proofErr w:type="spellEnd"/>
-            <w:r>
-              <w:rPr>
-                <w:rFonts w:ascii="Calibri" w:hAnsi="Calibri" w:cs="Calibri"/>
-              </w:rPr>
-              <w:t>(</w:t>
-            </w:r>
-            <w:proofErr w:type="gramEnd"/>
-            <w:r>
-              <w:rPr>
-                <w:rFonts w:ascii="Calibri" w:hAnsi="Calibri" w:cs="Calibri"/>
-              </w:rPr>
-              <w:t>x, lambda)</w:t>
+            <w:r>
+              <w:rPr>
+                <w:rFonts w:ascii="Calibri" w:hAnsi="Calibri" w:cs="Calibri"/>
+              </w:rPr>
+              <w:t>dpois(x, lambda)</w:t>
             </w:r>
           </w:p>
           <w:p>
@@ -9379,50 +8805,20 @@
               <w:rPr>
                 <w:rFonts w:ascii="Calibri" w:hAnsi="Calibri" w:cs="Calibri"/>
               </w:rPr>
-              <w:t xml:space="preserve">Generér n observationer fra </w:t>
-            </w:r>
-            <w:proofErr w:type="spellStart"/>
-            <w:r>
-              <w:rPr>
-                <w:rFonts w:ascii="Calibri" w:hAnsi="Calibri" w:cs="Calibri"/>
-              </w:rPr>
-              <w:t>Poisson</w:t>
-            </w:r>
-            <w:proofErr w:type="spellEnd"/>
-            <w:r>
-              <w:rPr>
-                <w:rFonts w:ascii="Calibri" w:hAnsi="Calibri" w:cs="Calibri"/>
-              </w:rPr>
-              <w:t>(λ)</w:t>
-            </w:r>
-          </w:p>
-          <w:p>
-            <w:pPr>
-              <w:rPr>
-                <w:rFonts w:ascii="Calibri" w:hAnsi="Calibri" w:cs="Calibri"/>
-              </w:rPr>
-            </w:pPr>
-            <w:proofErr w:type="spellStart"/>
-            <w:proofErr w:type="gramStart"/>
-            <w:r>
-              <w:rPr>
-                <w:rFonts w:ascii="Calibri" w:hAnsi="Calibri" w:cs="Calibri"/>
-              </w:rPr>
-              <w:t>rpois</w:t>
-            </w:r>
-            <w:proofErr w:type="spellEnd"/>
-            <w:r>
-              <w:rPr>
-                <w:rFonts w:ascii="Calibri" w:hAnsi="Calibri" w:cs="Calibri"/>
-              </w:rPr>
-              <w:t>(</w:t>
-            </w:r>
-            <w:proofErr w:type="gramEnd"/>
-            <w:r>
-              <w:rPr>
-                <w:rFonts w:ascii="Calibri" w:hAnsi="Calibri" w:cs="Calibri"/>
-              </w:rPr>
-              <w:t>n, lambda)</w:t>
+              <w:t>Generér n observationer fra Poisson(λ)</w:t>
+            </w:r>
+          </w:p>
+          <w:p>
+            <w:pPr>
+              <w:rPr>
+                <w:rFonts w:ascii="Calibri" w:hAnsi="Calibri" w:cs="Calibri"/>
+              </w:rPr>
+            </w:pPr>
+            <w:r>
+              <w:rPr>
+                <w:rFonts w:ascii="Calibri" w:hAnsi="Calibri" w:cs="Calibri"/>
+              </w:rPr>
+              <w:t>rpois(n, lambda)</w:t>
             </w:r>
           </w:p>
           <w:p>
@@ -9514,9 +8910,15 @@
                 <w:lang w:eastAsia="da-DK"/>
                 <w14:ligatures w14:val="none"/>
               </w:rPr>
-              <w:t xml:space="preserve">En normalfordeling er en sandsynlighedsfordeling for en </w:t>
-            </w:r>
-            <w:proofErr w:type="spellStart"/>
+              <w:t>En normalfordeling er en sandsynlighedsfordeling for en c</w:t>
+            </w:r>
+            <w:r>
+              <w:rPr>
+                <w:rFonts w:ascii="Calibri" w:eastAsiaTheme="minorEastAsia" w:hAnsi="Calibri" w:cs="Calibri"/>
+                <w:iCs/>
+              </w:rPr>
+              <w:t>ontinuous random variable</w:t>
+            </w:r>
             <w:r>
               <w:rPr>
                 <w:rFonts w:ascii="Calibri" w:eastAsia="Aptos" w:hAnsi="Calibri" w:cs="Calibri"/>
@@ -9524,72 +8926,32 @@
                 <w:lang w:eastAsia="da-DK"/>
                 <w14:ligatures w14:val="none"/>
               </w:rPr>
-              <w:t>c</w:t>
-            </w:r>
-            <w:r>
-              <w:rPr>
-                <w:rFonts w:ascii="Calibri" w:eastAsiaTheme="minorEastAsia" w:hAnsi="Calibri" w:cs="Calibri"/>
-                <w:iCs/>
-              </w:rPr>
-              <w:t>ontinuous</w:t>
-            </w:r>
-            <w:proofErr w:type="spellEnd"/>
-            <w:r>
-              <w:rPr>
-                <w:rFonts w:ascii="Calibri" w:eastAsiaTheme="minorEastAsia" w:hAnsi="Calibri" w:cs="Calibri"/>
-                <w:iCs/>
-              </w:rPr>
-              <w:t xml:space="preserve"> </w:t>
-            </w:r>
-            <w:proofErr w:type="spellStart"/>
-            <w:r>
-              <w:rPr>
-                <w:rFonts w:ascii="Calibri" w:eastAsiaTheme="minorEastAsia" w:hAnsi="Calibri" w:cs="Calibri"/>
-                <w:iCs/>
-              </w:rPr>
-              <w:t>random</w:t>
-            </w:r>
-            <w:proofErr w:type="spellEnd"/>
-            <w:r>
-              <w:rPr>
-                <w:rFonts w:ascii="Calibri" w:eastAsiaTheme="minorEastAsia" w:hAnsi="Calibri" w:cs="Calibri"/>
-                <w:iCs/>
-              </w:rPr>
-              <w:t xml:space="preserve"> variable</w:t>
-            </w:r>
-            <w:r>
+              <w:t xml:space="preserve"> som optræder overalt i statistik og i virkeligheden.</w:t>
+            </w:r>
+          </w:p>
+          <w:p>
+            <w:pPr>
+              <w:spacing w:before="100" w:beforeAutospacing="1" w:after="100" w:afterAutospacing="1"/>
               <w:rPr>
                 <w:rFonts w:ascii="Calibri" w:eastAsia="Aptos" w:hAnsi="Calibri" w:cs="Calibri"/>
                 <w:kern w:val="0"/>
                 <w:lang w:eastAsia="da-DK"/>
                 <w14:ligatures w14:val="none"/>
               </w:rPr>
-              <w:t xml:space="preserve"> som optræder overalt i statistik og i virkeligheden.</w:t>
-            </w:r>
-          </w:p>
-          <w:p>
-            <w:pPr>
-              <w:spacing w:before="100" w:beforeAutospacing="1" w:after="100" w:afterAutospacing="1"/>
+            </w:pPr>
+            <w:r>
               <w:rPr>
                 <w:rFonts w:ascii="Calibri" w:eastAsia="Aptos" w:hAnsi="Calibri" w:cs="Calibri"/>
                 <w:kern w:val="0"/>
                 <w:lang w:eastAsia="da-DK"/>
                 <w14:ligatures w14:val="none"/>
               </w:rPr>
-            </w:pPr>
-            <w:r>
-              <w:rPr>
-                <w:rFonts w:ascii="Calibri" w:eastAsia="Aptos" w:hAnsi="Calibri" w:cs="Calibri"/>
-                <w:kern w:val="0"/>
-                <w:lang w:eastAsia="da-DK"/>
-                <w14:ligatures w14:val="none"/>
-              </w:rPr>
               <w:t xml:space="preserve">Parametre: </w:t>
             </w:r>
           </w:p>
           <w:p>
             <w:pPr>
-              <w:pStyle w:val="Listeafsnit"/>
+              <w:pStyle w:val="ListParagraph"/>
               <w:numPr>
                 <w:ilvl w:val="0"/>
                 <w:numId w:val="4"/>
@@ -9614,7 +8976,7 @@
           </w:p>
           <w:p>
             <w:pPr>
-              <w:pStyle w:val="Listeafsnit"/>
+              <w:pStyle w:val="ListParagraph"/>
               <w:numPr>
                 <w:ilvl w:val="0"/>
                 <w:numId w:val="4"/>
@@ -10881,7 +10243,7 @@
           </w:p>
           <w:p>
             <w:pPr>
-              <w:pStyle w:val="Listeafsnit"/>
+              <w:pStyle w:val="ListParagraph"/>
               <w:numPr>
                 <w:ilvl w:val="0"/>
                 <w:numId w:val="4"/>
@@ -10899,7 +10261,7 @@
           </w:p>
           <w:p>
             <w:pPr>
-              <w:pStyle w:val="Listeafsnit"/>
+              <w:pStyle w:val="ListParagraph"/>
               <w:numPr>
                 <w:ilvl w:val="0"/>
                 <w:numId w:val="4"/>
@@ -11387,21 +10749,7 @@
               <w:rPr>
                 <w:rFonts w:ascii="Calibri" w:eastAsiaTheme="minorEastAsia" w:hAnsi="Calibri" w:cs="Calibri"/>
               </w:rPr>
-              <w:t>Find grænseværdi (</w:t>
-            </w:r>
-            <w:proofErr w:type="spellStart"/>
-            <w:r>
-              <w:rPr>
-                <w:rFonts w:ascii="Calibri" w:eastAsiaTheme="minorEastAsia" w:hAnsi="Calibri" w:cs="Calibri"/>
-              </w:rPr>
-              <w:t>kvantil</w:t>
-            </w:r>
-            <w:proofErr w:type="spellEnd"/>
-            <w:r>
-              <w:rPr>
-                <w:rFonts w:ascii="Calibri" w:eastAsiaTheme="minorEastAsia" w:hAnsi="Calibri" w:cs="Calibri"/>
-              </w:rPr>
-              <w:t>):</w:t>
+              <w:t>Find grænseværdi (kvantil):</w:t>
             </w:r>
           </w:p>
           <w:p>
@@ -11707,27 +11055,7 @@
                 <w:lang w:eastAsia="da-DK"/>
                 <w14:ligatures w14:val="none"/>
               </w:rPr>
-              <w:t>d (</w:t>
-            </w:r>
-            <w:proofErr w:type="spellStart"/>
-            <w:r>
-              <w:rPr>
-                <w:rFonts w:ascii="Calibri" w:eastAsia="Times New Roman" w:hAnsi="Calibri" w:cs="Calibri"/>
-                <w:kern w:val="0"/>
-                <w:lang w:eastAsia="da-DK"/>
-                <w14:ligatures w14:val="none"/>
-              </w:rPr>
-              <w:t>density</w:t>
-            </w:r>
-            <w:proofErr w:type="spellEnd"/>
-            <w:r>
-              <w:rPr>
-                <w:rFonts w:ascii="Calibri" w:eastAsia="Times New Roman" w:hAnsi="Calibri" w:cs="Calibri"/>
-                <w:kern w:val="0"/>
-                <w:lang w:eastAsia="da-DK"/>
-                <w14:ligatures w14:val="none"/>
-              </w:rPr>
-              <w:t xml:space="preserve"> / PDF)</w:t>
+              <w:t>d (density / PDF)</w:t>
             </w:r>
           </w:p>
           <w:p>
@@ -11751,27 +11079,7 @@
                 <w:lang w:eastAsia="da-DK"/>
                 <w14:ligatures w14:val="none"/>
               </w:rPr>
-              <w:t>p (</w:t>
-            </w:r>
-            <w:proofErr w:type="spellStart"/>
-            <w:r>
-              <w:rPr>
-                <w:rFonts w:ascii="Calibri" w:eastAsia="Times New Roman" w:hAnsi="Calibri" w:cs="Calibri"/>
-                <w:kern w:val="0"/>
-                <w:lang w:eastAsia="da-DK"/>
-                <w14:ligatures w14:val="none"/>
-              </w:rPr>
-              <w:t>probability</w:t>
-            </w:r>
-            <w:proofErr w:type="spellEnd"/>
-            <w:r>
-              <w:rPr>
-                <w:rFonts w:ascii="Calibri" w:eastAsia="Times New Roman" w:hAnsi="Calibri" w:cs="Calibri"/>
-                <w:kern w:val="0"/>
-                <w:lang w:eastAsia="da-DK"/>
-                <w14:ligatures w14:val="none"/>
-              </w:rPr>
-              <w:t xml:space="preserve"> / CDF)</w:t>
+              <w:t>p (probability / CDF)</w:t>
             </w:r>
           </w:p>
           <w:p>
@@ -11795,27 +11103,7 @@
                 <w:lang w:eastAsia="da-DK"/>
                 <w14:ligatures w14:val="none"/>
               </w:rPr>
-              <w:t>q (</w:t>
-            </w:r>
-            <w:proofErr w:type="spellStart"/>
-            <w:r>
-              <w:rPr>
-                <w:rFonts w:ascii="Calibri" w:eastAsia="Times New Roman" w:hAnsi="Calibri" w:cs="Calibri"/>
-                <w:kern w:val="0"/>
-                <w:lang w:eastAsia="da-DK"/>
-                <w14:ligatures w14:val="none"/>
-              </w:rPr>
-              <w:t>quantile</w:t>
-            </w:r>
-            <w:proofErr w:type="spellEnd"/>
-            <w:r>
-              <w:rPr>
-                <w:rFonts w:ascii="Calibri" w:eastAsia="Times New Roman" w:hAnsi="Calibri" w:cs="Calibri"/>
-                <w:kern w:val="0"/>
-                <w:lang w:eastAsia="da-DK"/>
-                <w14:ligatures w14:val="none"/>
-              </w:rPr>
-              <w:t>)</w:t>
+              <w:t>q (quantile)</w:t>
             </w:r>
           </w:p>
           <w:p>
@@ -11839,27 +11127,7 @@
                 <w:lang w:eastAsia="da-DK"/>
                 <w14:ligatures w14:val="none"/>
               </w:rPr>
-              <w:t>r (</w:t>
-            </w:r>
-            <w:proofErr w:type="spellStart"/>
-            <w:r>
-              <w:rPr>
-                <w:rFonts w:ascii="Calibri" w:eastAsia="Times New Roman" w:hAnsi="Calibri" w:cs="Calibri"/>
-                <w:kern w:val="0"/>
-                <w:lang w:eastAsia="da-DK"/>
-                <w14:ligatures w14:val="none"/>
-              </w:rPr>
-              <w:t>random</w:t>
-            </w:r>
-            <w:proofErr w:type="spellEnd"/>
-            <w:r>
-              <w:rPr>
-                <w:rFonts w:ascii="Calibri" w:eastAsia="Times New Roman" w:hAnsi="Calibri" w:cs="Calibri"/>
-                <w:kern w:val="0"/>
-                <w:lang w:eastAsia="da-DK"/>
-                <w14:ligatures w14:val="none"/>
-              </w:rPr>
-              <w:t xml:space="preserve"> generator)</w:t>
+              <w:t>r (random generator)</w:t>
             </w:r>
           </w:p>
           <w:p>
@@ -11978,30 +11246,18 @@
                 <w:rFonts w:ascii="Calibri" w:hAnsi="Calibri" w:cs="Calibri"/>
               </w:rPr>
             </w:pPr>
-            <w:proofErr w:type="spellStart"/>
-            <w:r>
-              <w:rPr>
-                <w:rFonts w:ascii="Calibri" w:hAnsi="Calibri" w:cs="Calibri"/>
-              </w:rPr>
-              <w:t>dt</w:t>
-            </w:r>
-            <w:proofErr w:type="spellEnd"/>
-            <w:r>
-              <w:rPr>
-                <w:rFonts w:ascii="Calibri" w:hAnsi="Calibri" w:cs="Calibri"/>
-              </w:rPr>
-              <w:t>(</w:t>
-            </w:r>
-            <w:proofErr w:type="spellStart"/>
-            <w:proofErr w:type="gramStart"/>
+            <w:r>
+              <w:rPr>
+                <w:rFonts w:ascii="Calibri" w:hAnsi="Calibri" w:cs="Calibri"/>
+              </w:rPr>
+              <w:t>dt(</w:t>
+            </w:r>
             <w:r>
               <w:rPr>
                 <w:rFonts w:ascii="Calibri" w:hAnsi="Calibri" w:cs="Calibri"/>
               </w:rPr>
               <w:t>x,df</w:t>
             </w:r>
-            <w:proofErr w:type="spellEnd"/>
-            <w:proofErr w:type="gramEnd"/>
             <w:r>
               <w:rPr>
                 <w:rFonts w:ascii="Calibri" w:hAnsi="Calibri" w:cs="Calibri"/>
@@ -12202,49 +11458,23 @@
                 <w:rFonts w:ascii="Calibri" w:hAnsi="Calibri" w:cs="Calibri"/>
               </w:rPr>
             </w:pPr>
-            <w:proofErr w:type="spellStart"/>
-            <w:r>
-              <w:rPr>
-                <w:rFonts w:ascii="Calibri" w:hAnsi="Calibri" w:cs="Calibri"/>
-              </w:rPr>
-              <w:t>qt</w:t>
-            </w:r>
-            <w:proofErr w:type="spellEnd"/>
-            <w:r>
-              <w:rPr>
-                <w:rFonts w:ascii="Calibri" w:hAnsi="Calibri" w:cs="Calibri"/>
-              </w:rPr>
-              <w:t>(</w:t>
-            </w:r>
-            <w:proofErr w:type="spellStart"/>
-            <w:proofErr w:type="gramStart"/>
+            <w:r>
+              <w:rPr>
+                <w:rFonts w:ascii="Calibri" w:hAnsi="Calibri" w:cs="Calibri"/>
+              </w:rPr>
+              <w:t>qt(</w:t>
+            </w:r>
             <w:r>
               <w:rPr>
                 <w:rFonts w:ascii="Calibri" w:hAnsi="Calibri" w:cs="Calibri"/>
               </w:rPr>
               <w:t>p,df</w:t>
             </w:r>
-            <w:proofErr w:type="spellEnd"/>
-            <w:proofErr w:type="gramEnd"/>
-            <w:r>
-              <w:rPr>
-                <w:rFonts w:ascii="Calibri" w:hAnsi="Calibri" w:cs="Calibri"/>
-              </w:rPr>
-              <w:t xml:space="preserve">) → </w:t>
-            </w:r>
-            <w:proofErr w:type="spellStart"/>
-            <w:r>
-              <w:rPr>
-                <w:rFonts w:ascii="Calibri" w:hAnsi="Calibri" w:cs="Calibri"/>
-              </w:rPr>
-              <w:t>kvantil</w:t>
-            </w:r>
-            <w:proofErr w:type="spellEnd"/>
-            <w:r>
-              <w:rPr>
-                <w:rFonts w:ascii="Calibri" w:hAnsi="Calibri" w:cs="Calibri"/>
-              </w:rPr>
-              <w:t xml:space="preserve"> </w:t>
+            <w:r>
+              <w:rPr>
+                <w:rFonts w:ascii="Calibri" w:hAnsi="Calibri" w:cs="Calibri"/>
+              </w:rPr>
+              <w:t xml:space="preserve">) → kvantil </w:t>
             </w:r>
             <w:r>
               <w:rPr>
@@ -12291,30 +11521,18 @@
                 <w:rFonts w:ascii="Calibri" w:hAnsi="Calibri" w:cs="Calibri"/>
               </w:rPr>
             </w:pPr>
-            <w:proofErr w:type="spellStart"/>
-            <w:r>
-              <w:rPr>
-                <w:rFonts w:ascii="Calibri" w:hAnsi="Calibri" w:cs="Calibri"/>
-              </w:rPr>
-              <w:t>rt</w:t>
-            </w:r>
-            <w:proofErr w:type="spellEnd"/>
-            <w:r>
-              <w:rPr>
-                <w:rFonts w:ascii="Calibri" w:hAnsi="Calibri" w:cs="Calibri"/>
-              </w:rPr>
-              <w:t>(</w:t>
-            </w:r>
-            <w:proofErr w:type="spellStart"/>
-            <w:proofErr w:type="gramStart"/>
+            <w:r>
+              <w:rPr>
+                <w:rFonts w:ascii="Calibri" w:hAnsi="Calibri" w:cs="Calibri"/>
+              </w:rPr>
+              <w:t>rt(</w:t>
+            </w:r>
             <w:r>
               <w:rPr>
                 <w:rFonts w:ascii="Calibri" w:hAnsi="Calibri" w:cs="Calibri"/>
               </w:rPr>
               <w:t>n,df</w:t>
             </w:r>
-            <w:proofErr w:type="spellEnd"/>
-            <w:proofErr w:type="gramEnd"/>
             <w:r>
               <w:rPr>
                 <w:rFonts w:ascii="Calibri" w:hAnsi="Calibri" w:cs="Calibri"/>
@@ -12373,23 +11591,13 @@
                 <w:bCs/>
               </w:rPr>
             </w:pPr>
-            <w:proofErr w:type="spellStart"/>
             <w:r>
               <w:rPr>
                 <w:rFonts w:ascii="Calibri" w:eastAsia="Aptos" w:hAnsi="Calibri" w:cs="Calibri"/>
                 <w:b/>
                 <w:bCs/>
               </w:rPr>
-              <w:t>Exponential</w:t>
-            </w:r>
-            <w:proofErr w:type="spellEnd"/>
-            <w:r>
-              <w:rPr>
-                <w:rFonts w:ascii="Calibri" w:eastAsia="Aptos" w:hAnsi="Calibri" w:cs="Calibri"/>
-                <w:b/>
-                <w:bCs/>
-              </w:rPr>
-              <w:t xml:space="preserve"> distribution in R</w:t>
+              <w:t>Exponential distribution in R</w:t>
             </w:r>
           </w:p>
         </w:tc>
@@ -12439,13 +11647,13 @@
           </w:p>
           <w:tbl>
             <w:tblPr>
-              <w:tblStyle w:val="Tabel-Gitter"/>
+              <w:tblStyle w:val="TableGrid"/>
               <w:tblW w:w="0" w:type="auto"/>
               <w:tblLook w:val="04A0" w:firstRow="1" w:lastRow="0" w:firstColumn="1" w:lastColumn="0" w:noHBand="0" w:noVBand="1"/>
             </w:tblPr>
             <w:tblGrid>
-              <w:gridCol w:w="1291"/>
-              <w:gridCol w:w="1512"/>
+              <w:gridCol w:w="2230"/>
+              <w:gridCol w:w="2278"/>
             </w:tblGrid>
             <w:tr>
               <w:tc>
@@ -12802,7 +12010,6 @@
                 <w:b/>
                 <w:bCs/>
               </w:rPr>
-              <w:lastRenderedPageBreak/>
               <w:t>Uniform distribution</w:t>
             </w:r>
           </w:p>
@@ -13142,6 +12349,7 @@
                     <w:rFonts w:ascii="Cambria Math" w:eastAsia="Aptos" w:hAnsi="Cambria Math" w:cs="Calibri"/>
                     <w:lang w:val="en-US"/>
                   </w:rPr>
+                  <w:lastRenderedPageBreak/>
                   <m:t>F</m:t>
                 </m:r>
                 <m:d>
@@ -13508,13 +12716,13 @@
           </w:tcPr>
           <w:tbl>
             <w:tblPr>
-              <w:tblStyle w:val="Tabel-Gitter"/>
+              <w:tblStyle w:val="TableGrid"/>
               <w:tblW w:w="0" w:type="auto"/>
               <w:tblLook w:val="04A0" w:firstRow="1" w:lastRow="0" w:firstColumn="1" w:lastColumn="0" w:noHBand="0" w:noVBand="1"/>
             </w:tblPr>
             <w:tblGrid>
-              <w:gridCol w:w="1291"/>
-              <w:gridCol w:w="1512"/>
+              <w:gridCol w:w="2230"/>
+              <w:gridCol w:w="2278"/>
             </w:tblGrid>
             <w:tr>
               <w:tc>
@@ -13579,27 +12787,11 @@
                       <w:lang w:val="en-US"/>
                     </w:rPr>
                   </w:pPr>
-                  <w:proofErr w:type="spellStart"/>
-                  <w:proofErr w:type="gramStart"/>
                   <w:r>
                     <w:rPr>
                       <w:rFonts w:ascii="Calibri" w:hAnsi="Calibri" w:cs="Calibri"/>
                     </w:rPr>
-                    <w:t>dunif</w:t>
-                  </w:r>
-                  <w:proofErr w:type="spellEnd"/>
-                  <w:r>
-                    <w:rPr>
-                      <w:rFonts w:ascii="Calibri" w:hAnsi="Calibri" w:cs="Calibri"/>
-                    </w:rPr>
-                    <w:t>(</w:t>
-                  </w:r>
-                  <w:proofErr w:type="gramEnd"/>
-                  <w:r>
-                    <w:rPr>
-                      <w:rFonts w:ascii="Calibri" w:hAnsi="Calibri" w:cs="Calibri"/>
-                    </w:rPr>
-                    <w:t>x, min, max)</w:t>
+                    <w:t>dunif(x, min, max)</w:t>
                   </w:r>
                 </w:p>
               </w:tc>
@@ -13642,27 +12834,11 @@
                       <w:lang w:val="en-US"/>
                     </w:rPr>
                   </w:pPr>
-                  <w:proofErr w:type="spellStart"/>
-                  <w:proofErr w:type="gramStart"/>
                   <w:r>
                     <w:rPr>
                       <w:rFonts w:ascii="Calibri" w:hAnsi="Calibri" w:cs="Calibri"/>
                     </w:rPr>
-                    <w:t>punif</w:t>
-                  </w:r>
-                  <w:proofErr w:type="spellEnd"/>
-                  <w:r>
-                    <w:rPr>
-                      <w:rFonts w:ascii="Calibri" w:hAnsi="Calibri" w:cs="Calibri"/>
-                    </w:rPr>
-                    <w:t>(</w:t>
-                  </w:r>
-                  <w:proofErr w:type="gramEnd"/>
-                  <w:r>
-                    <w:rPr>
-                      <w:rFonts w:ascii="Calibri" w:hAnsi="Calibri" w:cs="Calibri"/>
-                    </w:rPr>
-                    <w:t>q, min, max)</w:t>
+                    <w:t>punif(q, min, max)</w:t>
                   </w:r>
                 </w:p>
               </w:tc>
@@ -13705,27 +12881,11 @@
                       <w:lang w:val="en-US"/>
                     </w:rPr>
                   </w:pPr>
-                  <w:proofErr w:type="spellStart"/>
-                  <w:proofErr w:type="gramStart"/>
                   <w:r>
                     <w:rPr>
                       <w:rFonts w:ascii="Calibri" w:hAnsi="Calibri" w:cs="Calibri"/>
                     </w:rPr>
-                    <w:t>runif</w:t>
-                  </w:r>
-                  <w:proofErr w:type="spellEnd"/>
-                  <w:r>
-                    <w:rPr>
-                      <w:rFonts w:ascii="Calibri" w:hAnsi="Calibri" w:cs="Calibri"/>
-                    </w:rPr>
-                    <w:t>(</w:t>
-                  </w:r>
-                  <w:proofErr w:type="gramEnd"/>
-                  <w:r>
-                    <w:rPr>
-                      <w:rFonts w:ascii="Calibri" w:hAnsi="Calibri" w:cs="Calibri"/>
-                    </w:rPr>
-                    <w:t>n, min, max)</w:t>
+                    <w:t>runif(n, min, max)</w:t>
                   </w:r>
                 </w:p>
               </w:tc>
@@ -13768,27 +12928,11 @@
                       <w:lang w:val="en-US"/>
                     </w:rPr>
                   </w:pPr>
-                  <w:proofErr w:type="spellStart"/>
-                  <w:proofErr w:type="gramStart"/>
                   <w:r>
                     <w:rPr>
                       <w:rFonts w:ascii="Calibri" w:hAnsi="Calibri" w:cs="Calibri"/>
                     </w:rPr>
-                    <w:t>qunif</w:t>
-                  </w:r>
-                  <w:proofErr w:type="spellEnd"/>
-                  <w:r>
-                    <w:rPr>
-                      <w:rFonts w:ascii="Calibri" w:hAnsi="Calibri" w:cs="Calibri"/>
-                    </w:rPr>
-                    <w:t>(</w:t>
-                  </w:r>
-                  <w:proofErr w:type="gramEnd"/>
-                  <w:r>
-                    <w:rPr>
-                      <w:rFonts w:ascii="Calibri" w:hAnsi="Calibri" w:cs="Calibri"/>
-                    </w:rPr>
-                    <w:t>q, min, max)</w:t>
+                    <w:t>qunif(q, min, max)</w:t>
                   </w:r>
                 </w:p>
               </w:tc>
@@ -13832,6 +12976,7 @@
                 <w:rFonts w:ascii="Calibri" w:hAnsi="Calibri" w:cs="Calibri"/>
                 <w:lang w:val="en-US"/>
               </w:rPr>
+              <w:lastRenderedPageBreak/>
               <w:t xml:space="preserve">  </w:t>
             </w:r>
           </w:p>
@@ -13853,23 +12998,14 @@
                 <w:bCs/>
               </w:rPr>
             </w:pPr>
-            <w:proofErr w:type="spellStart"/>
             <w:r>
               <w:rPr>
                 <w:rFonts w:ascii="Calibri" w:eastAsia="Aptos" w:hAnsi="Calibri" w:cs="Calibri"/>
                 <w:b/>
                 <w:bCs/>
               </w:rPr>
-              <w:t>Coefficient</w:t>
-            </w:r>
-            <w:proofErr w:type="spellEnd"/>
-            <w:r>
-              <w:rPr>
-                <w:rFonts w:ascii="Calibri" w:eastAsia="Aptos" w:hAnsi="Calibri" w:cs="Calibri"/>
-                <w:b/>
-                <w:bCs/>
-              </w:rPr>
-              <w:t xml:space="preserve"> of Variation</w:t>
+              <w:lastRenderedPageBreak/>
+              <w:t>Coefficient of Variation</w:t>
             </w:r>
           </w:p>
         </w:tc>
@@ -13884,19 +13020,11 @@
                 <w:rFonts w:ascii="Calibri" w:eastAsia="Aptos" w:hAnsi="Calibri" w:cs="Calibri"/>
               </w:rPr>
             </w:pPr>
-            <w:proofErr w:type="spellStart"/>
             <w:r>
               <w:rPr>
                 <w:rFonts w:ascii="Calibri" w:eastAsia="Aptos" w:hAnsi="Calibri" w:cs="Calibri"/>
               </w:rPr>
-              <w:t>Coefficient</w:t>
-            </w:r>
-            <w:proofErr w:type="spellEnd"/>
-            <w:r>
-              <w:rPr>
-                <w:rFonts w:ascii="Calibri" w:eastAsia="Aptos" w:hAnsi="Calibri" w:cs="Calibri"/>
-              </w:rPr>
-              <w:t xml:space="preserve"> of variation (en relativ måling i forhold til gennemsnittet) – bruges til at sammenligne datasæt med forskellige enheder eller meget forskellige gennemsnit.</w:t>
+              <w:t>Coefficient of variation (en relativ måling i forhold til gennemsnittet) – bruges til at sammenligne datasæt med forskellige enheder eller meget forskellige gennemsnit.</w:t>
             </w:r>
           </w:p>
           <w:p>
@@ -14091,7 +13219,7 @@
           </w:tcPr>
           <w:p>
             <w:pPr>
-              <w:pStyle w:val="Listeafsnit"/>
+              <w:pStyle w:val="ListParagraph"/>
               <w:numPr>
                 <w:ilvl w:val="0"/>
                 <w:numId w:val="19"/>
@@ -14109,7 +13237,7 @@
           </w:p>
           <w:p>
             <w:pPr>
-              <w:pStyle w:val="Listeafsnit"/>
+              <w:pStyle w:val="ListParagraph"/>
               <w:numPr>
                 <w:ilvl w:val="0"/>
                 <w:numId w:val="19"/>
@@ -14229,7 +13357,6 @@
                 <w:bCs/>
                 <w:lang w:val="en-US"/>
               </w:rPr>
-              <w:lastRenderedPageBreak/>
               <w:t>Correlation</w:t>
             </w:r>
           </w:p>
@@ -14408,7 +13535,7 @@
           </w:p>
           <w:p>
             <w:pPr>
-              <w:pStyle w:val="Listeafsnit"/>
+              <w:pStyle w:val="ListParagraph"/>
               <w:numPr>
                 <w:ilvl w:val="0"/>
                 <w:numId w:val="20"/>
@@ -14459,7 +13586,7 @@
           </w:p>
           <w:p>
             <w:pPr>
-              <w:pStyle w:val="Listeafsnit"/>
+              <w:pStyle w:val="ListParagraph"/>
               <w:numPr>
                 <w:ilvl w:val="0"/>
                 <w:numId w:val="20"/>
@@ -14510,7 +13637,7 @@
           </w:p>
           <w:p>
             <w:pPr>
-              <w:pStyle w:val="Listeafsnit"/>
+              <w:pStyle w:val="ListParagraph"/>
               <w:numPr>
                 <w:ilvl w:val="0"/>
                 <w:numId w:val="20"/>
@@ -14536,7 +13663,7 @@
           </w:p>
           <w:p>
             <w:pPr>
-              <w:pStyle w:val="Listeafsnit"/>
+              <w:pStyle w:val="ListParagraph"/>
               <w:numPr>
                 <w:ilvl w:val="0"/>
                 <w:numId w:val="20"/>
@@ -14589,7 +13716,7 @@
           </w:p>
           <w:p>
             <w:pPr>
-              <w:pStyle w:val="Listeafsnit"/>
+              <w:pStyle w:val="ListParagraph"/>
               <w:numPr>
                 <w:ilvl w:val="0"/>
                 <w:numId w:val="21"/>
@@ -14609,7 +13736,7 @@
           </w:p>
           <w:p>
             <w:pPr>
-              <w:pStyle w:val="Listeafsnit"/>
+              <w:pStyle w:val="ListParagraph"/>
               <w:numPr>
                 <w:ilvl w:val="0"/>
                 <w:numId w:val="21"/>
@@ -14635,7 +13762,7 @@
           </w:p>
           <w:p>
             <w:pPr>
-              <w:pStyle w:val="Listeafsnit"/>
+              <w:pStyle w:val="ListParagraph"/>
               <w:numPr>
                 <w:ilvl w:val="0"/>
                 <w:numId w:val="21"/>
@@ -14667,7 +13794,7 @@
           </w:p>
           <w:p>
             <w:pPr>
-              <w:pStyle w:val="Listeafsnit"/>
+              <w:pStyle w:val="ListParagraph"/>
               <w:numPr>
                 <w:ilvl w:val="0"/>
                 <w:numId w:val="21"/>
@@ -14699,7 +13826,7 @@
           </w:p>
           <w:p>
             <w:pPr>
-              <w:pStyle w:val="Listeafsnit"/>
+              <w:pStyle w:val="ListParagraph"/>
               <w:numPr>
                 <w:ilvl w:val="0"/>
                 <w:numId w:val="21"/>
@@ -14798,34 +13925,14 @@
                 <w:bCs/>
               </w:rPr>
             </w:pPr>
-            <w:proofErr w:type="spellStart"/>
             <w:r>
               <w:rPr>
                 <w:rFonts w:ascii="Calibri" w:eastAsia="Aptos" w:hAnsi="Calibri" w:cs="Calibri"/>
                 <w:b/>
                 <w:bCs/>
               </w:rPr>
-              <w:t>Outlier</w:t>
-            </w:r>
-            <w:proofErr w:type="spellEnd"/>
-            <w:r>
-              <w:rPr>
-                <w:rFonts w:ascii="Calibri" w:eastAsia="Aptos" w:hAnsi="Calibri" w:cs="Calibri"/>
-                <w:b/>
-                <w:bCs/>
-              </w:rPr>
-              <w:t xml:space="preserve"> </w:t>
-            </w:r>
-            <w:proofErr w:type="spellStart"/>
-            <w:r>
-              <w:rPr>
-                <w:rFonts w:ascii="Calibri" w:eastAsia="Aptos" w:hAnsi="Calibri" w:cs="Calibri"/>
-                <w:b/>
-                <w:bCs/>
-              </w:rPr>
-              <w:t>detection</w:t>
-            </w:r>
-            <w:proofErr w:type="spellEnd"/>
+              <w:t>Outlier detection</w:t>
+            </w:r>
           </w:p>
         </w:tc>
         <w:tc>
@@ -14862,52 +13969,22 @@
                 <w:rFonts w:ascii="Calibri" w:eastAsia="Aptos" w:hAnsi="Calibri" w:cs="Calibri"/>
               </w:rPr>
             </w:pPr>
-            <w:proofErr w:type="spellStart"/>
             <w:r>
               <w:rPr>
                 <w:rFonts w:ascii="Calibri" w:eastAsia="Aptos" w:hAnsi="Calibri" w:cs="Calibri"/>
               </w:rPr>
-              <w:t>Tukey’s</w:t>
-            </w:r>
-            <w:proofErr w:type="spellEnd"/>
+              <w:t>Tukey’s fences method</w:t>
+            </w:r>
             <w:r>
               <w:rPr>
                 <w:rFonts w:ascii="Calibri" w:eastAsia="Aptos" w:hAnsi="Calibri" w:cs="Calibri"/>
               </w:rPr>
-              <w:t xml:space="preserve"> </w:t>
-            </w:r>
-            <w:proofErr w:type="spellStart"/>
-            <w:r>
-              <w:rPr>
-                <w:rFonts w:ascii="Calibri" w:eastAsia="Aptos" w:hAnsi="Calibri" w:cs="Calibri"/>
-              </w:rPr>
-              <w:t>fences</w:t>
-            </w:r>
-            <w:proofErr w:type="spellEnd"/>
-            <w:r>
-              <w:rPr>
-                <w:rFonts w:ascii="Calibri" w:eastAsia="Aptos" w:hAnsi="Calibri" w:cs="Calibri"/>
-              </w:rPr>
-              <w:t xml:space="preserve"> </w:t>
-            </w:r>
-            <w:proofErr w:type="spellStart"/>
-            <w:r>
-              <w:rPr>
-                <w:rFonts w:ascii="Calibri" w:eastAsia="Aptos" w:hAnsi="Calibri" w:cs="Calibri"/>
-              </w:rPr>
-              <w:t>method</w:t>
-            </w:r>
-            <w:proofErr w:type="spellEnd"/>
-            <w:r>
-              <w:rPr>
-                <w:rFonts w:ascii="Calibri" w:eastAsia="Aptos" w:hAnsi="Calibri" w:cs="Calibri"/>
-              </w:rPr>
               <w:t>:</w:t>
             </w:r>
           </w:p>
           <w:p>
             <w:pPr>
-              <w:pStyle w:val="Listeafsnit"/>
+              <w:pStyle w:val="ListParagraph"/>
               <w:numPr>
                 <w:ilvl w:val="0"/>
                 <w:numId w:val="22"/>
@@ -14936,7 +14013,7 @@
           </w:p>
           <w:p>
             <w:pPr>
-              <w:pStyle w:val="Listeafsnit"/>
+              <w:pStyle w:val="ListParagraph"/>
               <w:numPr>
                 <w:ilvl w:val="0"/>
                 <w:numId w:val="22"/>
@@ -14974,7 +14051,7 @@
           </w:p>
           <w:p>
             <w:pPr>
-              <w:pStyle w:val="Listeafsnit"/>
+              <w:pStyle w:val="ListParagraph"/>
               <w:numPr>
                 <w:ilvl w:val="0"/>
                 <w:numId w:val="22"/>
@@ -15110,7 +14187,7 @@
           </w:p>
           <w:p>
             <w:pPr>
-              <w:pStyle w:val="Listeafsnit"/>
+              <w:pStyle w:val="ListParagraph"/>
               <w:numPr>
                 <w:ilvl w:val="0"/>
                 <w:numId w:val="22"/>
@@ -15123,13 +14200,12 @@
               <w:rPr>
                 <w:rFonts w:ascii="Calibri" w:hAnsi="Calibri" w:cs="Calibri"/>
               </w:rPr>
-              <w:lastRenderedPageBreak/>
               <w:t>At forstå fordelingen af en variabel (er den normalfordelt, skæv, flad, etc.)</w:t>
             </w:r>
           </w:p>
           <w:p>
             <w:pPr>
-              <w:pStyle w:val="Listeafsnit"/>
+              <w:pStyle w:val="ListParagraph"/>
               <w:numPr>
                 <w:ilvl w:val="0"/>
                 <w:numId w:val="22"/>
@@ -15142,21 +14218,7 @@
               <w:rPr>
                 <w:rFonts w:ascii="Calibri" w:hAnsi="Calibri" w:cs="Calibri"/>
               </w:rPr>
-              <w:t xml:space="preserve">At opdage </w:t>
-            </w:r>
-            <w:proofErr w:type="spellStart"/>
-            <w:r>
-              <w:rPr>
-                <w:rFonts w:ascii="Calibri" w:hAnsi="Calibri" w:cs="Calibri"/>
-              </w:rPr>
-              <w:t>outliers</w:t>
-            </w:r>
-            <w:proofErr w:type="spellEnd"/>
-            <w:r>
-              <w:rPr>
-                <w:rFonts w:ascii="Calibri" w:hAnsi="Calibri" w:cs="Calibri"/>
-              </w:rPr>
-              <w:t xml:space="preserve"> eller skævhed</w:t>
+              <w:t>At opdage outliers eller skævhed</w:t>
             </w:r>
           </w:p>
         </w:tc>
@@ -15193,21 +14255,7 @@
               <w:rPr>
                 <w:rFonts w:ascii="Calibri" w:hAnsi="Calibri" w:cs="Calibri"/>
               </w:rPr>
-              <w:t>hist(</w:t>
-            </w:r>
-            <w:proofErr w:type="spellStart"/>
-            <w:r>
-              <w:rPr>
-                <w:rFonts w:ascii="Calibri" w:hAnsi="Calibri" w:cs="Calibri"/>
-              </w:rPr>
-              <w:t>weights</w:t>
-            </w:r>
-            <w:proofErr w:type="spellEnd"/>
-            <w:r>
-              <w:rPr>
-                <w:rFonts w:ascii="Calibri" w:hAnsi="Calibri" w:cs="Calibri"/>
-              </w:rPr>
-              <w:t>)</w:t>
+              <w:t>hist(weights)</w:t>
             </w:r>
           </w:p>
         </w:tc>
@@ -15228,23 +14276,14 @@
                 <w:bCs/>
               </w:rPr>
             </w:pPr>
-            <w:proofErr w:type="spellStart"/>
             <w:r>
               <w:rPr>
                 <w:rFonts w:ascii="Calibri" w:eastAsia="Aptos" w:hAnsi="Calibri" w:cs="Calibri"/>
                 <w:b/>
                 <w:bCs/>
               </w:rPr>
-              <w:t>Scatter</w:t>
-            </w:r>
-            <w:proofErr w:type="spellEnd"/>
-            <w:r>
-              <w:rPr>
-                <w:rFonts w:ascii="Calibri" w:eastAsia="Aptos" w:hAnsi="Calibri" w:cs="Calibri"/>
-                <w:b/>
-                <w:bCs/>
-              </w:rPr>
-              <w:t xml:space="preserve"> plot (spredningsdiagram)</w:t>
+              <w:lastRenderedPageBreak/>
+              <w:t>Scatter plot (spredningsdiagram)</w:t>
             </w:r>
           </w:p>
         </w:tc>
@@ -15263,21 +14302,7 @@
               <w:rPr>
                 <w:rFonts w:ascii="Calibri" w:hAnsi="Calibri" w:cs="Calibri"/>
               </w:rPr>
-              <w:t xml:space="preserve">Et </w:t>
-            </w:r>
-            <w:proofErr w:type="spellStart"/>
-            <w:r>
-              <w:rPr>
-                <w:rFonts w:ascii="Calibri" w:hAnsi="Calibri" w:cs="Calibri"/>
-              </w:rPr>
-              <w:t>scatter</w:t>
-            </w:r>
-            <w:proofErr w:type="spellEnd"/>
-            <w:r>
-              <w:rPr>
-                <w:rFonts w:ascii="Calibri" w:hAnsi="Calibri" w:cs="Calibri"/>
-              </w:rPr>
-              <w:t xml:space="preserve"> plot viser forholdet mellem to numeriske variabler som individuelle punkter i et koordinatsystem.</w:t>
+              <w:t>Et scatter plot viser forholdet mellem to numeriske variabler som individuelle punkter i et koordinatsystem.</w:t>
             </w:r>
           </w:p>
           <w:p>
@@ -15295,7 +14320,7 @@
           </w:p>
           <w:p>
             <w:pPr>
-              <w:pStyle w:val="Listeafsnit"/>
+              <w:pStyle w:val="ListParagraph"/>
               <w:numPr>
                 <w:ilvl w:val="0"/>
                 <w:numId w:val="22"/>
@@ -15313,7 +14338,7 @@
           </w:p>
           <w:p>
             <w:pPr>
-              <w:pStyle w:val="Listeafsnit"/>
+              <w:pStyle w:val="ListParagraph"/>
               <w:numPr>
                 <w:ilvl w:val="0"/>
                 <w:numId w:val="22"/>
@@ -15359,41 +14384,11 @@
                 <w:rFonts w:ascii="Calibri" w:hAnsi="Calibri" w:cs="Calibri"/>
               </w:rPr>
             </w:pPr>
-            <w:proofErr w:type="gramStart"/>
-            <w:r>
-              <w:rPr>
-                <w:rFonts w:ascii="Calibri" w:hAnsi="Calibri" w:cs="Calibri"/>
-              </w:rPr>
-              <w:t>plot(</w:t>
-            </w:r>
-            <w:proofErr w:type="spellStart"/>
-            <w:proofErr w:type="gramEnd"/>
-            <w:r>
-              <w:rPr>
-                <w:rFonts w:ascii="Calibri" w:hAnsi="Calibri" w:cs="Calibri"/>
-              </w:rPr>
-              <w:t>heights</w:t>
-            </w:r>
-            <w:proofErr w:type="spellEnd"/>
-            <w:r>
-              <w:rPr>
-                <w:rFonts w:ascii="Calibri" w:hAnsi="Calibri" w:cs="Calibri"/>
-              </w:rPr>
-              <w:t xml:space="preserve">, </w:t>
-            </w:r>
-            <w:proofErr w:type="spellStart"/>
-            <w:r>
-              <w:rPr>
-                <w:rFonts w:ascii="Calibri" w:hAnsi="Calibri" w:cs="Calibri"/>
-              </w:rPr>
-              <w:t>weights</w:t>
-            </w:r>
-            <w:proofErr w:type="spellEnd"/>
-            <w:r>
-              <w:rPr>
-                <w:rFonts w:ascii="Calibri" w:hAnsi="Calibri" w:cs="Calibri"/>
-              </w:rPr>
-              <w:t>)</w:t>
+            <w:r>
+              <w:rPr>
+                <w:rFonts w:ascii="Calibri" w:hAnsi="Calibri" w:cs="Calibri"/>
+              </w:rPr>
+              <w:t>plot(heights, weights)</w:t>
             </w:r>
           </w:p>
         </w:tc>
@@ -15414,23 +14409,13 @@
                 <w:bCs/>
               </w:rPr>
             </w:pPr>
-            <w:proofErr w:type="gramStart"/>
             <w:r>
               <w:rPr>
                 <w:rFonts w:ascii="Calibri" w:eastAsia="Aptos" w:hAnsi="Calibri" w:cs="Calibri"/>
                 <w:b/>
                 <w:bCs/>
               </w:rPr>
-              <w:t>Bar plot</w:t>
-            </w:r>
-            <w:proofErr w:type="gramEnd"/>
-            <w:r>
-              <w:rPr>
-                <w:rFonts w:ascii="Calibri" w:eastAsia="Aptos" w:hAnsi="Calibri" w:cs="Calibri"/>
-                <w:b/>
-                <w:bCs/>
-              </w:rPr>
-              <w:t xml:space="preserve"> (søjlediagram)</w:t>
+              <w:t>Bar plot (søjlediagram)</w:t>
             </w:r>
           </w:p>
         </w:tc>
@@ -15606,35 +14591,7 @@
               <w:rPr>
                 <w:rFonts w:ascii="Calibri" w:hAnsi="Calibri" w:cs="Calibri"/>
               </w:rPr>
-              <w:t xml:space="preserve">Et </w:t>
-            </w:r>
-            <w:proofErr w:type="spellStart"/>
-            <w:r>
-              <w:rPr>
-                <w:rFonts w:ascii="Calibri" w:hAnsi="Calibri" w:cs="Calibri"/>
-              </w:rPr>
-              <w:t>box</w:t>
-            </w:r>
-            <w:proofErr w:type="spellEnd"/>
-            <w:r>
-              <w:rPr>
-                <w:rFonts w:ascii="Calibri" w:hAnsi="Calibri" w:cs="Calibri"/>
-              </w:rPr>
-              <w:t xml:space="preserve"> plot viser median, kvartiler og </w:t>
-            </w:r>
-            <w:proofErr w:type="spellStart"/>
-            <w:r>
-              <w:rPr>
-                <w:rFonts w:ascii="Calibri" w:hAnsi="Calibri" w:cs="Calibri"/>
-              </w:rPr>
-              <w:t>outliers</w:t>
-            </w:r>
-            <w:proofErr w:type="spellEnd"/>
-            <w:r>
-              <w:rPr>
-                <w:rFonts w:ascii="Calibri" w:hAnsi="Calibri" w:cs="Calibri"/>
-              </w:rPr>
-              <w:t xml:space="preserve"> i data. Det giver et kompakt overblik over fordeling, spredning og skævhed.</w:t>
+              <w:t>Et box plot viser median, kvartiler og outliers i data. Det giver et kompakt overblik over fordeling, spredning og skævhed.</w:t>
             </w:r>
           </w:p>
           <w:p>
@@ -15659,7 +14616,7 @@
           </w:p>
           <w:p>
             <w:pPr>
-              <w:pStyle w:val="Listeafsnit"/>
+              <w:pStyle w:val="ListParagraph"/>
               <w:numPr>
                 <w:ilvl w:val="0"/>
                 <w:numId w:val="19"/>
@@ -15684,7 +14641,7 @@
           </w:p>
           <w:p>
             <w:pPr>
-              <w:pStyle w:val="Listeafsnit"/>
+              <w:pStyle w:val="ListParagraph"/>
               <w:numPr>
                 <w:ilvl w:val="0"/>
                 <w:numId w:val="19"/>
@@ -15697,21 +14654,7 @@
               <w:rPr>
                 <w:rFonts w:ascii="Calibri" w:hAnsi="Calibri" w:cs="Calibri"/>
               </w:rPr>
-              <w:t xml:space="preserve">At identificere </w:t>
-            </w:r>
-            <w:proofErr w:type="spellStart"/>
-            <w:r>
-              <w:rPr>
-                <w:rFonts w:ascii="Calibri" w:hAnsi="Calibri" w:cs="Calibri"/>
-              </w:rPr>
-              <w:t>outliers</w:t>
-            </w:r>
-            <w:proofErr w:type="spellEnd"/>
-            <w:r>
-              <w:rPr>
-                <w:rFonts w:ascii="Calibri" w:hAnsi="Calibri" w:cs="Calibri"/>
-              </w:rPr>
-              <w:t xml:space="preserve"> og vurdere symmetri/skævhed</w:t>
+              <w:t>At identificere outliers og vurdere symmetri/skævhed</w:t>
             </w:r>
           </w:p>
         </w:tc>
@@ -15744,33 +14687,11 @@
                 <w:rFonts w:ascii="Calibri" w:hAnsi="Calibri" w:cs="Calibri"/>
               </w:rPr>
             </w:pPr>
-            <w:proofErr w:type="spellStart"/>
-            <w:r>
-              <w:rPr>
-                <w:rFonts w:ascii="Calibri" w:hAnsi="Calibri" w:cs="Calibri"/>
-              </w:rPr>
-              <w:t>boxplot</w:t>
-            </w:r>
-            <w:proofErr w:type="spellEnd"/>
-            <w:r>
-              <w:rPr>
-                <w:rFonts w:ascii="Calibri" w:hAnsi="Calibri" w:cs="Calibri"/>
-              </w:rPr>
-              <w:t>(</w:t>
-            </w:r>
-            <w:proofErr w:type="spellStart"/>
-            <w:r>
-              <w:rPr>
-                <w:rFonts w:ascii="Calibri" w:hAnsi="Calibri" w:cs="Calibri"/>
-              </w:rPr>
-              <w:t>weights</w:t>
-            </w:r>
-            <w:proofErr w:type="spellEnd"/>
-            <w:r>
-              <w:rPr>
-                <w:rFonts w:ascii="Calibri" w:hAnsi="Calibri" w:cs="Calibri"/>
-              </w:rPr>
-              <w:t>)</w:t>
+            <w:r>
+              <w:rPr>
+                <w:rFonts w:ascii="Calibri" w:hAnsi="Calibri" w:cs="Calibri"/>
+              </w:rPr>
+              <w:t>boxplot(weights)</w:t>
             </w:r>
           </w:p>
         </w:tc>
@@ -15816,27 +14737,20 @@
               <w:rPr>
                 <w:rFonts w:ascii="Calibri" w:eastAsia="Aptos" w:hAnsi="Calibri" w:cs="Calibri"/>
               </w:rPr>
-              <w:t xml:space="preserve">Time, </w:t>
-            </w:r>
-            <w:proofErr w:type="spellStart"/>
-            <w:r>
-              <w:rPr>
-                <w:rFonts w:ascii="Calibri" w:eastAsia="Aptos" w:hAnsi="Calibri" w:cs="Calibri"/>
-              </w:rPr>
-              <w:t>temperature</w:t>
-            </w:r>
-            <w:proofErr w:type="spellEnd"/>
-          </w:p>
-          <w:p>
-            <w:pPr>
-              <w:rPr>
-                <w:rFonts w:ascii="Calibri" w:hAnsi="Calibri" w:cs="Calibri"/>
-              </w:rPr>
-            </w:pPr>
-            <w:r>
-              <w:rPr>
-                <w:rFonts w:ascii="Calibri" w:hAnsi="Calibri" w:cs="Calibri"/>
-              </w:rPr>
+              <w:t>Time, temperature</w:t>
+            </w:r>
+          </w:p>
+          <w:p>
+            <w:pPr>
+              <w:rPr>
+                <w:rFonts w:ascii="Calibri" w:hAnsi="Calibri" w:cs="Calibri"/>
+              </w:rPr>
+            </w:pPr>
+            <w:r>
+              <w:rPr>
+                <w:rFonts w:ascii="Calibri" w:hAnsi="Calibri" w:cs="Calibri"/>
+              </w:rPr>
+              <w:lastRenderedPageBreak/>
               <w:t>Tid ændrer sig ikke som resultat af andre variabler – derfor er tid den uafhængige variabel.</w:t>
             </w:r>
           </w:p>
@@ -15912,19 +14826,11 @@
                 <w:rFonts w:ascii="Calibri" w:eastAsia="Aptos" w:hAnsi="Calibri" w:cs="Calibri"/>
               </w:rPr>
             </w:pPr>
-            <w:proofErr w:type="spellStart"/>
             <w:r>
               <w:rPr>
                 <w:rFonts w:ascii="Calibri" w:eastAsia="Aptos" w:hAnsi="Calibri" w:cs="Calibri"/>
               </w:rPr>
-              <w:t>Concentration</w:t>
-            </w:r>
-            <w:proofErr w:type="spellEnd"/>
-            <w:r>
-              <w:rPr>
-                <w:rFonts w:ascii="Calibri" w:eastAsia="Aptos" w:hAnsi="Calibri" w:cs="Calibri"/>
-              </w:rPr>
-              <w:t xml:space="preserve"> of CO2</w:t>
+              <w:t>Concentration of CO2</w:t>
             </w:r>
           </w:p>
           <w:p>
@@ -16079,7 +14985,6 @@
                 <w:bCs/>
               </w:rPr>
             </w:pPr>
-            <w:proofErr w:type="spellStart"/>
             <w:r>
               <w:rPr>
                 <w:rFonts w:ascii="Calibri" w:hAnsi="Calibri" w:cs="Calibri"/>
@@ -16088,7 +14993,6 @@
               </w:rPr>
               <w:t>Seasonality</w:t>
             </w:r>
-            <w:proofErr w:type="spellEnd"/>
           </w:p>
         </w:tc>
         <w:tc>
@@ -16102,19 +15006,11 @@
                 <w:rFonts w:ascii="Calibri" w:hAnsi="Calibri" w:cs="Calibri"/>
               </w:rPr>
             </w:pPr>
-            <w:proofErr w:type="spellStart"/>
-            <w:r>
-              <w:rPr>
-                <w:rFonts w:ascii="Calibri" w:hAnsi="Calibri" w:cs="Calibri"/>
-              </w:rPr>
-              <w:t>Seasonality</w:t>
-            </w:r>
-            <w:proofErr w:type="spellEnd"/>
-            <w:r>
-              <w:rPr>
-                <w:rFonts w:ascii="Calibri" w:hAnsi="Calibri" w:cs="Calibri"/>
-              </w:rPr>
-              <w:t xml:space="preserve"> er gentagne mønstre over tid — f.eks. at passagertal topper hver sommer.</w:t>
+            <w:r>
+              <w:rPr>
+                <w:rFonts w:ascii="Calibri" w:hAnsi="Calibri" w:cs="Calibri"/>
+              </w:rPr>
+              <w:t>Seasonality er gentagne mønstre over tid — f.eks. at passagertal topper hver sommer.</w:t>
             </w:r>
           </w:p>
         </w:tc>
@@ -16172,43 +15068,7 @@
                 <w:b/>
                 <w:bCs/>
               </w:rPr>
-              <w:t xml:space="preserve">SES (Simple </w:t>
-            </w:r>
-            <w:proofErr w:type="spellStart"/>
-            <w:r>
-              <w:rPr>
-                <w:rFonts w:ascii="Calibri" w:eastAsia="Aptos" w:hAnsi="Calibri" w:cs="Calibri"/>
-                <w:b/>
-                <w:bCs/>
-              </w:rPr>
-              <w:t>Exponential</w:t>
-            </w:r>
-            <w:proofErr w:type="spellEnd"/>
-            <w:r>
-              <w:rPr>
-                <w:rFonts w:ascii="Calibri" w:eastAsia="Aptos" w:hAnsi="Calibri" w:cs="Calibri"/>
-                <w:b/>
-                <w:bCs/>
-              </w:rPr>
-              <w:t xml:space="preserve"> </w:t>
-            </w:r>
-            <w:proofErr w:type="spellStart"/>
-            <w:r>
-              <w:rPr>
-                <w:rFonts w:ascii="Calibri" w:eastAsia="Aptos" w:hAnsi="Calibri" w:cs="Calibri"/>
-                <w:b/>
-                <w:bCs/>
-              </w:rPr>
-              <w:t>Smoothing</w:t>
-            </w:r>
-            <w:proofErr w:type="spellEnd"/>
-            <w:r>
-              <w:rPr>
-                <w:rFonts w:ascii="Calibri" w:eastAsia="Aptos" w:hAnsi="Calibri" w:cs="Calibri"/>
-                <w:b/>
-                <w:bCs/>
-              </w:rPr>
-              <w:t>)</w:t>
+              <w:t>SES (Simple Exponential Smoothing)</w:t>
             </w:r>
           </w:p>
         </w:tc>
@@ -16230,7 +15090,7 @@
               <w:tblLook w:val="04A0" w:firstRow="1" w:lastRow="0" w:firstColumn="1" w:lastColumn="0" w:noHBand="0" w:noVBand="1"/>
             </w:tblPr>
             <w:tblGrid>
-              <w:gridCol w:w="3394"/>
+              <w:gridCol w:w="4266"/>
             </w:tblGrid>
             <w:tr>
               <w:trPr>
@@ -16448,7 +15308,7 @@
           </w:p>
           <w:p>
             <w:pPr>
-              <w:pStyle w:val="Listeafsnit"/>
+              <w:pStyle w:val="ListParagraph"/>
               <w:numPr>
                 <w:ilvl w:val="0"/>
                 <w:numId w:val="25"/>
@@ -16519,7 +15379,7 @@
           </w:p>
           <w:p>
             <w:pPr>
-              <w:pStyle w:val="Listeafsnit"/>
+              <w:pStyle w:val="ListParagraph"/>
               <w:numPr>
                 <w:ilvl w:val="0"/>
                 <w:numId w:val="25"/>
@@ -16592,7 +15452,7 @@
           </w:p>
           <w:p>
             <w:pPr>
-              <w:pStyle w:val="Listeafsnit"/>
+              <w:pStyle w:val="ListParagraph"/>
               <w:numPr>
                 <w:ilvl w:val="0"/>
                 <w:numId w:val="25"/>
@@ -16613,7 +15473,6 @@
                   <w:lang w:eastAsia="da-DK"/>
                   <w14:ligatures w14:val="none"/>
                 </w:rPr>
-                <w:lastRenderedPageBreak/>
                 <m:t>α</m:t>
               </m:r>
             </m:oMath>
@@ -16711,7 +15570,7 @@
           </w:p>
           <w:p>
             <w:pPr>
-              <w:pStyle w:val="Listeafsnit"/>
+              <w:pStyle w:val="ListParagraph"/>
               <w:numPr>
                 <w:ilvl w:val="0"/>
                 <w:numId w:val="25"/>
@@ -16733,7 +15592,7 @@
           </w:p>
           <w:p>
             <w:pPr>
-              <w:pStyle w:val="Listeafsnit"/>
+              <w:pStyle w:val="ListParagraph"/>
               <w:numPr>
                 <w:ilvl w:val="0"/>
                 <w:numId w:val="25"/>
@@ -16764,6 +15623,7 @@
               <w:rPr>
                 <w:rFonts w:ascii="Calibri" w:hAnsi="Calibri" w:cs="Calibri"/>
               </w:rPr>
+              <w:lastRenderedPageBreak/>
               <w:t xml:space="preserve">Hvis </w:t>
             </w:r>
             <m:oMath>
@@ -16797,7 +15657,7 @@
           </w:p>
           <w:p>
             <w:pPr>
-              <w:pStyle w:val="Listeafsnit"/>
+              <w:pStyle w:val="ListParagraph"/>
               <w:numPr>
                 <w:ilvl w:val="0"/>
                 <w:numId w:val="25"/>
@@ -16816,7 +15676,7 @@
           </w:p>
           <w:p>
             <w:pPr>
-              <w:pStyle w:val="Listeafsnit"/>
+              <w:pStyle w:val="ListParagraph"/>
               <w:numPr>
                 <w:ilvl w:val="0"/>
                 <w:numId w:val="25"/>
@@ -16833,16 +15693,8 @@
               <w:rPr>
                 <w:rFonts w:ascii="Calibri" w:hAnsi="Calibri" w:cs="Calibri"/>
               </w:rPr>
-              <w:t xml:space="preserve">mindre følsom over for nylige </w:t>
-            </w:r>
-            <w:proofErr w:type="spellStart"/>
-            <w:r>
-              <w:rPr>
-                <w:rFonts w:ascii="Calibri" w:hAnsi="Calibri" w:cs="Calibri"/>
-              </w:rPr>
-              <w:t>ændringe</w:t>
-            </w:r>
-            <w:proofErr w:type="spellEnd"/>
+              <w:t>mindre følsom over for nylige ændringe</w:t>
+            </w:r>
           </w:p>
           <w:p>
             <w:pPr>
@@ -16881,41 +15733,11 @@
                 <w:rFonts w:ascii="Calibri" w:hAnsi="Calibri" w:cs="Calibri"/>
               </w:rPr>
             </w:pPr>
-            <w:proofErr w:type="spellStart"/>
-            <w:r>
-              <w:rPr>
-                <w:rFonts w:ascii="Calibri" w:hAnsi="Calibri" w:cs="Calibri"/>
-              </w:rPr>
-              <w:t>SES_model</w:t>
-            </w:r>
-            <w:proofErr w:type="spellEnd"/>
-            <w:r>
-              <w:rPr>
-                <w:rFonts w:ascii="Calibri" w:hAnsi="Calibri" w:cs="Calibri"/>
-              </w:rPr>
-              <w:t xml:space="preserve"> &lt;- </w:t>
-            </w:r>
-            <w:proofErr w:type="spellStart"/>
-            <w:proofErr w:type="gramStart"/>
-            <w:r>
-              <w:rPr>
-                <w:rFonts w:ascii="Calibri" w:hAnsi="Calibri" w:cs="Calibri"/>
-              </w:rPr>
-              <w:t>HoltWinters</w:t>
-            </w:r>
-            <w:proofErr w:type="spellEnd"/>
-            <w:r>
-              <w:rPr>
-                <w:rFonts w:ascii="Calibri" w:hAnsi="Calibri" w:cs="Calibri"/>
-              </w:rPr>
-              <w:t>(</w:t>
-            </w:r>
-            <w:proofErr w:type="gramEnd"/>
-            <w:r>
-              <w:rPr>
-                <w:rFonts w:ascii="Calibri" w:hAnsi="Calibri" w:cs="Calibri"/>
-              </w:rPr>
-              <w:t>data1, beta = FALSE, gamma = FALSE)</w:t>
+            <w:r>
+              <w:rPr>
+                <w:rFonts w:ascii="Calibri" w:hAnsi="Calibri" w:cs="Calibri"/>
+              </w:rPr>
+              <w:t>SES_model &lt;- HoltWinters(data1, beta = FALSE, gamma = FALSE)</w:t>
             </w:r>
           </w:p>
           <w:p>
@@ -16951,49 +15773,47 @@
               </w:tabs>
               <w:rPr>
                 <w:rFonts w:ascii="Calibri" w:hAnsi="Calibri" w:cs="Calibri"/>
-              </w:rPr>
-            </w:pPr>
-            <w:r>
-              <w:rPr>
-                <w:rFonts w:ascii="Calibri" w:hAnsi="Calibri" w:cs="Calibri"/>
+                <w:lang w:val="en-GB"/>
+              </w:rPr>
+            </w:pPr>
+            <w:r>
+              <w:rPr>
+                <w:rFonts w:ascii="Calibri" w:hAnsi="Calibri" w:cs="Calibri"/>
+                <w:lang w:val="en-GB"/>
               </w:rPr>
               <w:t xml:space="preserve">predicted1 &lt;- </w:t>
+            </w:r>
+            <w:proofErr w:type="gramStart"/>
+            <w:r>
+              <w:rPr>
+                <w:rFonts w:ascii="Calibri" w:hAnsi="Calibri" w:cs="Calibri"/>
+                <w:lang w:val="en-GB"/>
+              </w:rPr>
+              <w:t>predict(</w:t>
+            </w:r>
+            <w:proofErr w:type="spellStart"/>
+            <w:proofErr w:type="gramEnd"/>
+            <w:r>
+              <w:rPr>
+                <w:rFonts w:ascii="Calibri" w:hAnsi="Calibri" w:cs="Calibri"/>
+                <w:lang w:val="en-GB"/>
+              </w:rPr>
+              <w:t>SES_model</w:t>
+            </w:r>
+            <w:proofErr w:type="spellEnd"/>
+            <w:r>
+              <w:rPr>
+                <w:rFonts w:ascii="Calibri" w:hAnsi="Calibri" w:cs="Calibri"/>
+                <w:lang w:val="en-GB"/>
+              </w:rPr>
+              <w:t xml:space="preserve">, </w:t>
             </w:r>
             <w:proofErr w:type="spellStart"/>
             <w:proofErr w:type="gramStart"/>
             <w:r>
               <w:rPr>
                 <w:rFonts w:ascii="Calibri" w:hAnsi="Calibri" w:cs="Calibri"/>
-              </w:rPr>
-              <w:t>predict</w:t>
-            </w:r>
-            <w:proofErr w:type="spellEnd"/>
-            <w:r>
-              <w:rPr>
-                <w:rFonts w:ascii="Calibri" w:hAnsi="Calibri" w:cs="Calibri"/>
-              </w:rPr>
-              <w:t>(</w:t>
-            </w:r>
-            <w:proofErr w:type="spellStart"/>
-            <w:proofErr w:type="gramEnd"/>
-            <w:r>
-              <w:rPr>
-                <w:rFonts w:ascii="Calibri" w:hAnsi="Calibri" w:cs="Calibri"/>
-              </w:rPr>
-              <w:t>SES_model</w:t>
-            </w:r>
-            <w:proofErr w:type="spellEnd"/>
-            <w:r>
-              <w:rPr>
-                <w:rFonts w:ascii="Calibri" w:hAnsi="Calibri" w:cs="Calibri"/>
-              </w:rPr>
-              <w:t xml:space="preserve">, </w:t>
-            </w:r>
-            <w:proofErr w:type="spellStart"/>
-            <w:proofErr w:type="gramStart"/>
-            <w:r>
-              <w:rPr>
-                <w:rFonts w:ascii="Calibri" w:hAnsi="Calibri" w:cs="Calibri"/>
+                <w:lang w:val="en-GB"/>
               </w:rPr>
               <w:t>n.ahead</w:t>
             </w:r>
@@ -17002,6 +15822,7 @@
             <w:r>
               <w:rPr>
                 <w:rFonts w:ascii="Calibri" w:hAnsi="Calibri" w:cs="Calibri"/>
+                <w:lang w:val="en-GB"/>
               </w:rPr>
               <w:t xml:space="preserve"> = 4 * 12)</w:t>
             </w:r>
@@ -17013,6 +15834,7 @@
               </w:tabs>
               <w:rPr>
                 <w:rFonts w:ascii="Calibri" w:hAnsi="Calibri" w:cs="Calibri"/>
+                <w:lang w:val="en-GB"/>
               </w:rPr>
             </w:pPr>
           </w:p>
@@ -17049,19 +15871,11 @@
               </w:rPr>
               <w:t xml:space="preserve"> f</w:t>
             </w:r>
-            <w:proofErr w:type="spellStart"/>
-            <w:r>
-              <w:rPr>
-                <w:rFonts w:ascii="Calibri" w:hAnsi="Calibri" w:cs="Calibri"/>
-              </w:rPr>
-              <w:t>orudsigelse</w:t>
-            </w:r>
-            <w:proofErr w:type="spellEnd"/>
-            <w:r>
-              <w:rPr>
-                <w:rFonts w:ascii="Calibri" w:hAnsi="Calibri" w:cs="Calibri"/>
-              </w:rPr>
-              <w:t>:</w:t>
+            <w:r>
+              <w:rPr>
+                <w:rFonts w:ascii="Calibri" w:hAnsi="Calibri" w:cs="Calibri"/>
+              </w:rPr>
+              <w:t>orudsigelse:</w:t>
             </w:r>
           </w:p>
           <w:p>
@@ -17157,7 +15971,7 @@
               <w:tblLook w:val="04A0" w:firstRow="1" w:lastRow="0" w:firstColumn="1" w:lastColumn="0" w:noHBand="0" w:noVBand="1"/>
             </w:tblPr>
             <w:tblGrid>
-              <w:gridCol w:w="3394"/>
+              <w:gridCol w:w="4266"/>
             </w:tblGrid>
             <w:tr>
               <w:trPr>
@@ -17355,16 +16169,8 @@
               <w:rPr>
                 <w:rFonts w:ascii="Calibri" w:hAnsi="Calibri" w:cs="Calibri"/>
               </w:rPr>
-              <w:t xml:space="preserve">er1 &lt;- </w:t>
-            </w:r>
-            <w:proofErr w:type="spellStart"/>
-            <w:r>
-              <w:rPr>
-                <w:rFonts w:ascii="Calibri" w:hAnsi="Calibri" w:cs="Calibri"/>
-              </w:rPr>
-              <w:t>SES_model$SSE</w:t>
-            </w:r>
-            <w:proofErr w:type="spellEnd"/>
+              <w:t>er1 &lt;- SES_model$SSE</w:t>
+            </w:r>
           </w:p>
           <w:p>
             <w:pPr>
@@ -17400,23 +16206,13 @@
                 <w:bCs/>
               </w:rPr>
             </w:pPr>
-            <w:proofErr w:type="spellStart"/>
             <w:r>
               <w:rPr>
                 <w:rFonts w:ascii="Calibri" w:eastAsia="Aptos" w:hAnsi="Calibri" w:cs="Calibri"/>
                 <w:b/>
                 <w:bCs/>
               </w:rPr>
-              <w:t>Additive</w:t>
-            </w:r>
-            <w:proofErr w:type="spellEnd"/>
-            <w:r>
-              <w:rPr>
-                <w:rFonts w:ascii="Calibri" w:eastAsia="Aptos" w:hAnsi="Calibri" w:cs="Calibri"/>
-                <w:b/>
-                <w:bCs/>
-              </w:rPr>
-              <w:t xml:space="preserve"> model</w:t>
+              <w:t>Additive model</w:t>
             </w:r>
             <w:r>
               <w:rPr>
@@ -17898,7 +16694,6 @@
               </w:rPr>
               <w:t xml:space="preserve">​: </w:t>
             </w:r>
-            <w:proofErr w:type="spellStart"/>
             <w:r>
               <w:rPr>
                 <w:rFonts w:ascii="Calibri" w:eastAsia="Times New Roman" w:hAnsi="Calibri" w:cs="Calibri"/>
@@ -17906,29 +16701,8 @@
                 <w:lang w:eastAsia="da-DK"/>
                 <w14:ligatures w14:val="none"/>
               </w:rPr>
-              <w:t>seasonal</w:t>
-            </w:r>
-            <w:proofErr w:type="spellEnd"/>
-            <w:r>
-              <w:rPr>
-                <w:rFonts w:ascii="Calibri" w:eastAsia="Times New Roman" w:hAnsi="Calibri" w:cs="Calibri"/>
-                <w:kern w:val="0"/>
-                <w:lang w:eastAsia="da-DK"/>
-                <w14:ligatures w14:val="none"/>
-              </w:rPr>
-              <w:t xml:space="preserve"> </w:t>
-            </w:r>
-            <w:proofErr w:type="spellStart"/>
-            <w:r>
-              <w:rPr>
-                <w:rFonts w:ascii="Calibri" w:eastAsia="Times New Roman" w:hAnsi="Calibri" w:cs="Calibri"/>
-                <w:kern w:val="0"/>
-                <w:lang w:eastAsia="da-DK"/>
-                <w14:ligatures w14:val="none"/>
-              </w:rPr>
-              <w:t>effect</w:t>
-            </w:r>
-            <w:proofErr w:type="spellEnd"/>
+              <w:t>seasonal effect</w:t>
+            </w:r>
           </w:p>
           <w:p>
             <w:pPr>
@@ -18000,7 +16774,6 @@
               </w:rPr>
               <w:t xml:space="preserve">: </w:t>
             </w:r>
-            <w:proofErr w:type="spellStart"/>
             <w:r>
               <w:rPr>
                 <w:rFonts w:ascii="Calibri" w:eastAsia="Times New Roman" w:hAnsi="Calibri" w:cs="Calibri"/>
@@ -18008,40 +16781,30 @@
                 <w:lang w:eastAsia="da-DK"/>
                 <w14:ligatures w14:val="none"/>
               </w:rPr>
-              <w:t>error</w:t>
-            </w:r>
-            <w:proofErr w:type="spellEnd"/>
-            <w:r>
+              <w:t>error term</w:t>
+            </w:r>
+          </w:p>
+          <w:p>
+            <w:pPr>
+              <w:rPr>
+                <w:rFonts w:ascii="Calibri" w:hAnsi="Calibri" w:cs="Calibri"/>
+              </w:rPr>
+            </w:pPr>
+          </w:p>
+        </w:tc>
+        <w:tc>
+          <w:tcPr>
+            <w:tcW w:w="4212" w:type="dxa"/>
+          </w:tcPr>
+          <w:p>
+            <w:pPr>
+              <w:spacing w:before="100" w:beforeAutospacing="1" w:after="100" w:afterAutospacing="1"/>
               <w:rPr>
                 <w:rFonts w:ascii="Calibri" w:eastAsia="Times New Roman" w:hAnsi="Calibri" w:cs="Calibri"/>
                 <w:kern w:val="0"/>
                 <w:lang w:eastAsia="da-DK"/>
                 <w14:ligatures w14:val="none"/>
               </w:rPr>
-              <w:t xml:space="preserve"> term</w:t>
-            </w:r>
-          </w:p>
-          <w:p>
-            <w:pPr>
-              <w:rPr>
-                <w:rFonts w:ascii="Calibri" w:hAnsi="Calibri" w:cs="Calibri"/>
-              </w:rPr>
-            </w:pPr>
-          </w:p>
-        </w:tc>
-        <w:tc>
-          <w:tcPr>
-            <w:tcW w:w="4212" w:type="dxa"/>
-          </w:tcPr>
-          <w:p>
-            <w:pPr>
-              <w:spacing w:before="100" w:beforeAutospacing="1" w:after="100" w:afterAutospacing="1"/>
-              <w:rPr>
-                <w:rFonts w:ascii="Calibri" w:eastAsia="Times New Roman" w:hAnsi="Calibri" w:cs="Calibri"/>
-                <w:kern w:val="0"/>
-                <w:lang w:eastAsia="da-DK"/>
-                <w14:ligatures w14:val="none"/>
-              </w:rPr>
             </w:pPr>
           </w:p>
         </w:tc>
@@ -18100,27 +16863,11 @@
                 <w:rFonts w:ascii="Calibri" w:hAnsi="Calibri" w:cs="Calibri"/>
               </w:rPr>
             </w:pPr>
-            <w:proofErr w:type="gramStart"/>
-            <w:r>
-              <w:rPr>
-                <w:rFonts w:ascii="Calibri" w:hAnsi="Calibri" w:cs="Calibri"/>
-              </w:rPr>
-              <w:t>data(</w:t>
-            </w:r>
-            <w:proofErr w:type="spellStart"/>
-            <w:proofErr w:type="gramEnd"/>
-            <w:r>
-              <w:rPr>
-                <w:rFonts w:ascii="Calibri" w:hAnsi="Calibri" w:cs="Calibri"/>
-              </w:rPr>
-              <w:t>AirPassengers</w:t>
-            </w:r>
-            <w:proofErr w:type="spellEnd"/>
-            <w:r>
-              <w:rPr>
-                <w:rFonts w:ascii="Calibri" w:hAnsi="Calibri" w:cs="Calibri"/>
-              </w:rPr>
-              <w:t>)</w:t>
+            <w:r>
+              <w:rPr>
+                <w:rFonts w:ascii="Calibri" w:hAnsi="Calibri" w:cs="Calibri"/>
+              </w:rPr>
+              <w:t>data(AirPassengers)</w:t>
             </w:r>
           </w:p>
           <w:p>
@@ -18136,16 +16883,8 @@
               <w:rPr>
                 <w:rFonts w:ascii="Calibri" w:hAnsi="Calibri" w:cs="Calibri"/>
               </w:rPr>
-              <w:t xml:space="preserve">data1 &lt;- </w:t>
-            </w:r>
-            <w:proofErr w:type="spellStart"/>
-            <w:r>
-              <w:rPr>
-                <w:rFonts w:ascii="Calibri" w:hAnsi="Calibri" w:cs="Calibri"/>
-              </w:rPr>
-              <w:t>AirPassengers</w:t>
-            </w:r>
-            <w:proofErr w:type="spellEnd"/>
+              <w:t>data1 &lt;- AirPassengers</w:t>
+            </w:r>
           </w:p>
           <w:p>
             <w:pPr>
@@ -18170,21 +16909,7 @@
               <w:rPr>
                 <w:rFonts w:ascii="Calibri" w:hAnsi="Calibri" w:cs="Calibri"/>
               </w:rPr>
-              <w:t>Dekomponer serien (</w:t>
-            </w:r>
-            <w:proofErr w:type="spellStart"/>
-            <w:r>
-              <w:rPr>
-                <w:rFonts w:ascii="Calibri" w:hAnsi="Calibri" w:cs="Calibri"/>
-              </w:rPr>
-              <w:t>Additivt</w:t>
-            </w:r>
-            <w:proofErr w:type="spellEnd"/>
-            <w:r>
-              <w:rPr>
-                <w:rFonts w:ascii="Calibri" w:hAnsi="Calibri" w:cs="Calibri"/>
-              </w:rPr>
-              <w:t xml:space="preserve"> som standard):</w:t>
+              <w:t>Dekomponer serien (Additivt som standard):</w:t>
             </w:r>
           </w:p>
           <w:p>
@@ -18243,21 +16968,7 @@
               <w:rPr>
                 <w:rFonts w:ascii="Calibri" w:hAnsi="Calibri" w:cs="Calibri"/>
               </w:rPr>
-              <w:t>plot(</w:t>
-            </w:r>
-            <w:proofErr w:type="spellStart"/>
-            <w:r>
-              <w:rPr>
-                <w:rFonts w:ascii="Calibri" w:hAnsi="Calibri" w:cs="Calibri"/>
-              </w:rPr>
-              <w:t>d_add</w:t>
-            </w:r>
-            <w:proofErr w:type="spellEnd"/>
-            <w:r>
-              <w:rPr>
-                <w:rFonts w:ascii="Calibri" w:hAnsi="Calibri" w:cs="Calibri"/>
-              </w:rPr>
-              <w:t>)</w:t>
+              <w:t>plot(d_add)</w:t>
             </w:r>
           </w:p>
           <w:p>
@@ -18288,23 +16999,13 @@
                 <w:bCs/>
               </w:rPr>
             </w:pPr>
-            <w:proofErr w:type="spellStart"/>
             <w:r>
               <w:rPr>
                 <w:rFonts w:ascii="Calibri" w:eastAsia="Aptos" w:hAnsi="Calibri" w:cs="Calibri"/>
                 <w:b/>
                 <w:bCs/>
               </w:rPr>
-              <w:t>Multiplicative</w:t>
-            </w:r>
-            <w:proofErr w:type="spellEnd"/>
-            <w:r>
-              <w:rPr>
-                <w:rFonts w:ascii="Calibri" w:eastAsia="Aptos" w:hAnsi="Calibri" w:cs="Calibri"/>
-                <w:b/>
-                <w:bCs/>
-              </w:rPr>
-              <w:t xml:space="preserve"> model Slide 18 lektion 4</w:t>
+              <w:t>Multiplicative model Slide 18 lektion 4</w:t>
             </w:r>
           </w:p>
         </w:tc>
@@ -18631,27 +17332,11 @@
                 <w:rFonts w:ascii="Calibri" w:hAnsi="Calibri" w:cs="Calibri"/>
               </w:rPr>
             </w:pPr>
-            <w:proofErr w:type="gramStart"/>
-            <w:r>
-              <w:rPr>
-                <w:rFonts w:ascii="Calibri" w:hAnsi="Calibri" w:cs="Calibri"/>
-              </w:rPr>
-              <w:t>data(</w:t>
-            </w:r>
-            <w:proofErr w:type="spellStart"/>
-            <w:proofErr w:type="gramEnd"/>
-            <w:r>
-              <w:rPr>
-                <w:rFonts w:ascii="Calibri" w:hAnsi="Calibri" w:cs="Calibri"/>
-              </w:rPr>
-              <w:t>AirPassengers</w:t>
-            </w:r>
-            <w:proofErr w:type="spellEnd"/>
-            <w:r>
-              <w:rPr>
-                <w:rFonts w:ascii="Calibri" w:hAnsi="Calibri" w:cs="Calibri"/>
-              </w:rPr>
-              <w:t>)</w:t>
+            <w:r>
+              <w:rPr>
+                <w:rFonts w:ascii="Calibri" w:hAnsi="Calibri" w:cs="Calibri"/>
+              </w:rPr>
+              <w:t>data(AirPassengers)</w:t>
             </w:r>
           </w:p>
           <w:p>
@@ -18667,16 +17352,8 @@
               <w:rPr>
                 <w:rFonts w:ascii="Calibri" w:hAnsi="Calibri" w:cs="Calibri"/>
               </w:rPr>
-              <w:t xml:space="preserve">data1 &lt;- </w:t>
-            </w:r>
-            <w:proofErr w:type="spellStart"/>
-            <w:r>
-              <w:rPr>
-                <w:rFonts w:ascii="Calibri" w:hAnsi="Calibri" w:cs="Calibri"/>
-              </w:rPr>
-              <w:t>AirPassengers</w:t>
-            </w:r>
-            <w:proofErr w:type="spellEnd"/>
+              <w:t>data1 &lt;- AirPassengers</w:t>
+            </w:r>
           </w:p>
           <w:p>
             <w:pPr>
@@ -18701,21 +17378,7 @@
               <w:rPr>
                 <w:rFonts w:ascii="Calibri" w:hAnsi="Calibri" w:cs="Calibri"/>
               </w:rPr>
-              <w:t xml:space="preserve">Dekomponer serien med </w:t>
-            </w:r>
-            <w:proofErr w:type="spellStart"/>
-            <w:r>
-              <w:rPr>
-                <w:rFonts w:ascii="Calibri" w:hAnsi="Calibri" w:cs="Calibri"/>
-              </w:rPr>
-              <w:t>multiplicativ</w:t>
-            </w:r>
-            <w:proofErr w:type="spellEnd"/>
-            <w:r>
-              <w:rPr>
-                <w:rFonts w:ascii="Calibri" w:hAnsi="Calibri" w:cs="Calibri"/>
-              </w:rPr>
-              <w:t xml:space="preserve"> model</w:t>
+              <w:t>Dekomponer serien med multiplicativ model</w:t>
             </w:r>
             <w:r>
               <w:rPr>
@@ -18780,21 +17443,8 @@
               <w:rPr>
                 <w:rFonts w:ascii="Calibri" w:hAnsi="Calibri" w:cs="Calibri"/>
               </w:rPr>
-              <w:t>plot(</w:t>
-            </w:r>
-            <w:proofErr w:type="spellStart"/>
-            <w:r>
-              <w:rPr>
-                <w:rFonts w:ascii="Calibri" w:hAnsi="Calibri" w:cs="Calibri"/>
-              </w:rPr>
-              <w:t>d_mult</w:t>
-            </w:r>
-            <w:proofErr w:type="spellEnd"/>
-            <w:r>
-              <w:rPr>
-                <w:rFonts w:ascii="Calibri" w:hAnsi="Calibri" w:cs="Calibri"/>
-              </w:rPr>
-              <w:t>)</w:t>
+              <w:lastRenderedPageBreak/>
+              <w:t>plot(d_mult)</w:t>
             </w:r>
           </w:p>
           <w:p>
@@ -18835,34 +17485,15 @@
                 <w:bCs/>
               </w:rPr>
             </w:pPr>
-            <w:proofErr w:type="spellStart"/>
             <w:r>
               <w:rPr>
                 <w:rFonts w:ascii="Calibri" w:eastAsia="Aptos" w:hAnsi="Calibri" w:cs="Calibri"/>
                 <w:b/>
                 <w:bCs/>
               </w:rPr>
-              <w:t>Exploratory</w:t>
-            </w:r>
-            <w:proofErr w:type="spellEnd"/>
-            <w:r>
-              <w:rPr>
-                <w:rFonts w:ascii="Calibri" w:eastAsia="Aptos" w:hAnsi="Calibri" w:cs="Calibri"/>
-                <w:b/>
-                <w:bCs/>
-              </w:rPr>
-              <w:t xml:space="preserve"> </w:t>
-            </w:r>
-            <w:proofErr w:type="spellStart"/>
-            <w:r>
-              <w:rPr>
-                <w:rFonts w:ascii="Calibri" w:eastAsia="Aptos" w:hAnsi="Calibri" w:cs="Calibri"/>
-                <w:b/>
-                <w:bCs/>
-              </w:rPr>
-              <w:t>analysis</w:t>
-            </w:r>
-            <w:proofErr w:type="spellEnd"/>
+              <w:lastRenderedPageBreak/>
+              <w:t>Exploratory analysis</w:t>
+            </w:r>
             <w:r>
               <w:rPr>
                 <w:rFonts w:ascii="Calibri" w:eastAsia="Aptos" w:hAnsi="Calibri" w:cs="Calibri"/>
@@ -18891,7 +17522,7 @@
               <w:tblLook w:val="04A0" w:firstRow="1" w:lastRow="0" w:firstColumn="1" w:lastColumn="0" w:noHBand="0" w:noVBand="1"/>
             </w:tblPr>
             <w:tblGrid>
-              <w:gridCol w:w="3394"/>
+              <w:gridCol w:w="4266"/>
             </w:tblGrid>
             <w:tr>
               <w:trPr>
@@ -19020,7 +17651,6 @@
                 <w:bCs/>
               </w:rPr>
             </w:pPr>
-            <w:proofErr w:type="spellStart"/>
             <w:r>
               <w:rPr>
                 <w:rFonts w:ascii="Calibri" w:eastAsia="Aptos" w:hAnsi="Calibri" w:cs="Calibri"/>
@@ -19029,7 +17659,6 @@
               </w:rPr>
               <w:t>Decomposition</w:t>
             </w:r>
-            <w:proofErr w:type="spellEnd"/>
           </w:p>
         </w:tc>
         <w:tc>
@@ -19050,7 +17679,7 @@
               <w:tblLook w:val="04A0" w:firstRow="1" w:lastRow="0" w:firstColumn="1" w:lastColumn="0" w:noHBand="0" w:noVBand="1"/>
             </w:tblPr>
             <w:tblGrid>
-              <w:gridCol w:w="3394"/>
+              <w:gridCol w:w="4229"/>
             </w:tblGrid>
             <w:tr>
               <w:trPr>
@@ -19185,18 +17814,8 @@
                 <w:b/>
                 <w:bCs/>
               </w:rPr>
-              <w:t xml:space="preserve">Holt-Winters </w:t>
-            </w:r>
-            <w:proofErr w:type="spellStart"/>
-            <w:r>
-              <w:rPr>
-                <w:rFonts w:ascii="Calibri" w:eastAsia="Aptos" w:hAnsi="Calibri" w:cs="Calibri"/>
-                <w:b/>
-                <w:bCs/>
-              </w:rPr>
-              <w:t>method</w:t>
-            </w:r>
-            <w:proofErr w:type="spellEnd"/>
+              <w:t>Holt-Winters method</w:t>
+            </w:r>
             <w:r>
               <w:rPr>
                 <w:rFonts w:ascii="Calibri" w:eastAsia="Aptos" w:hAnsi="Calibri" w:cs="Calibri"/>
@@ -19335,33 +17954,11 @@
                 <w:rFonts w:ascii="Calibri" w:hAnsi="Calibri" w:cs="Calibri"/>
               </w:rPr>
             </w:pPr>
-            <w:proofErr w:type="spellStart"/>
-            <w:r>
-              <w:rPr>
-                <w:rFonts w:ascii="Calibri" w:hAnsi="Calibri" w:cs="Calibri"/>
-              </w:rPr>
-              <w:t>EXP_model</w:t>
-            </w:r>
-            <w:proofErr w:type="spellEnd"/>
-            <w:r>
-              <w:rPr>
-                <w:rFonts w:ascii="Calibri" w:hAnsi="Calibri" w:cs="Calibri"/>
-              </w:rPr>
-              <w:t xml:space="preserve"> &lt;- </w:t>
-            </w:r>
-            <w:proofErr w:type="spellStart"/>
-            <w:r>
-              <w:rPr>
-                <w:rFonts w:ascii="Calibri" w:hAnsi="Calibri" w:cs="Calibri"/>
-              </w:rPr>
-              <w:t>HoltWinters</w:t>
-            </w:r>
-            <w:proofErr w:type="spellEnd"/>
-            <w:r>
-              <w:rPr>
-                <w:rFonts w:ascii="Calibri" w:hAnsi="Calibri" w:cs="Calibri"/>
-              </w:rPr>
-              <w:t>(data1)</w:t>
+            <w:r>
+              <w:rPr>
+                <w:rFonts w:ascii="Calibri" w:hAnsi="Calibri" w:cs="Calibri"/>
+              </w:rPr>
+              <w:t>EXP_model &lt;- HoltWinters(data1)</w:t>
             </w:r>
           </w:p>
           <w:p>
@@ -19387,16 +17984,8 @@
               <w:rPr>
                 <w:rFonts w:ascii="Calibri" w:hAnsi="Calibri" w:cs="Calibri"/>
               </w:rPr>
-              <w:t xml:space="preserve">Forudsigelse med </w:t>
-            </w:r>
-            <w:proofErr w:type="spellStart"/>
-            <w:r>
-              <w:rPr>
-                <w:rFonts w:ascii="Calibri" w:hAnsi="Calibri" w:cs="Calibri"/>
-              </w:rPr>
-              <w:t>HoltWinters</w:t>
-            </w:r>
-            <w:proofErr w:type="spellEnd"/>
+              <w:t>Forudsigelse med HoltWinters</w:t>
+            </w:r>
           </w:p>
           <w:p>
             <w:pPr>
@@ -19554,16 +18143,8 @@
               <w:rPr>
                 <w:rFonts w:ascii="Calibri" w:hAnsi="Calibri" w:cs="Calibri"/>
               </w:rPr>
-              <w:t xml:space="preserve">er2 &lt;- </w:t>
-            </w:r>
-            <w:proofErr w:type="spellStart"/>
-            <w:r>
-              <w:rPr>
-                <w:rFonts w:ascii="Calibri" w:hAnsi="Calibri" w:cs="Calibri"/>
-              </w:rPr>
-              <w:t>EXP_model$SSE</w:t>
-            </w:r>
-            <w:proofErr w:type="spellEnd"/>
+              <w:t>er2 &lt;- EXP_model$SSE</w:t>
+            </w:r>
           </w:p>
           <w:p>
             <w:pPr>
@@ -19606,7 +18187,6 @@
                 <w:bCs/>
                 <w:lang w:val="en-US"/>
               </w:rPr>
-              <w:lastRenderedPageBreak/>
               <w:t>Population</w:t>
             </w:r>
           </w:p>
@@ -19718,6 +18298,7 @@
                 <w:bCs/>
                 <w:lang w:val="en-US"/>
               </w:rPr>
+              <w:lastRenderedPageBreak/>
               <w:t>Sample</w:t>
             </w:r>
           </w:p>
@@ -19838,25 +18419,7 @@
                 <w:b/>
                 <w:bCs/>
               </w:rPr>
-              <w:t xml:space="preserve">The </w:t>
-            </w:r>
-            <w:proofErr w:type="spellStart"/>
-            <w:r>
-              <w:rPr>
-                <w:rFonts w:ascii="Calibri" w:hAnsi="Calibri" w:cs="Calibri"/>
-                <w:b/>
-                <w:bCs/>
-              </w:rPr>
-              <w:t>estimation</w:t>
-            </w:r>
-            <w:proofErr w:type="spellEnd"/>
-            <w:r>
-              <w:rPr>
-                <w:rFonts w:ascii="Calibri" w:hAnsi="Calibri" w:cs="Calibri"/>
-                <w:b/>
-                <w:bCs/>
-              </w:rPr>
-              <w:t xml:space="preserve"> problem</w:t>
+              <w:t>The estimation problem</w:t>
             </w:r>
           </w:p>
         </w:tc>
@@ -20004,24 +18567,24 @@
                 <w:bCs/>
               </w:rPr>
             </w:pPr>
-            <w:proofErr w:type="spellStart"/>
             <w:r>
               <w:rPr>
                 <w:rFonts w:ascii="Calibri" w:hAnsi="Calibri" w:cs="Calibri"/>
                 <w:b/>
                 <w:bCs/>
               </w:rPr>
-              <w:t>Confidence</w:t>
-            </w:r>
-            <w:proofErr w:type="spellEnd"/>
-            <w:r>
+              <w:t>Confidence intervals</w:t>
+            </w:r>
+          </w:p>
+          <w:p>
+            <w:pPr>
               <w:rPr>
                 <w:rFonts w:ascii="Calibri" w:hAnsi="Calibri" w:cs="Calibri"/>
                 <w:b/>
                 <w:bCs/>
-              </w:rPr>
-              <w:t xml:space="preserve"> intervals</w:t>
-            </w:r>
+                <w:lang w:val="en-US"/>
+              </w:rPr>
+            </w:pPr>
           </w:p>
           <w:p>
             <w:pPr>
@@ -20029,62 +18592,24 @@
                 <w:rFonts w:ascii="Calibri" w:hAnsi="Calibri" w:cs="Calibri"/>
                 <w:b/>
                 <w:bCs/>
-                <w:lang w:val="en-US"/>
-              </w:rPr>
-            </w:pPr>
-          </w:p>
-          <w:p>
-            <w:pPr>
+              </w:rPr>
+            </w:pPr>
+            <w:r>
               <w:rPr>
                 <w:rFonts w:ascii="Calibri" w:hAnsi="Calibri" w:cs="Calibri"/>
                 <w:b/>
                 <w:bCs/>
               </w:rPr>
-            </w:pPr>
-            <w:proofErr w:type="spellStart"/>
-            <w:r>
+              <w:t>Confidence level – Sandsynligheden for at CI indeholder μ (typisk 95 %)</w:t>
+            </w:r>
+          </w:p>
+          <w:p>
+            <w:pPr>
               <w:rPr>
                 <w:rFonts w:ascii="Calibri" w:hAnsi="Calibri" w:cs="Calibri"/>
                 <w:b/>
                 <w:bCs/>
               </w:rPr>
-              <w:t>Confidence</w:t>
-            </w:r>
-            <w:proofErr w:type="spellEnd"/>
-            <w:r>
-              <w:rPr>
-                <w:rFonts w:ascii="Calibri" w:hAnsi="Calibri" w:cs="Calibri"/>
-                <w:b/>
-                <w:bCs/>
-              </w:rPr>
-              <w:t xml:space="preserve"> </w:t>
-            </w:r>
-            <w:proofErr w:type="spellStart"/>
-            <w:r>
-              <w:rPr>
-                <w:rFonts w:ascii="Calibri" w:hAnsi="Calibri" w:cs="Calibri"/>
-                <w:b/>
-                <w:bCs/>
-              </w:rPr>
-              <w:t>level</w:t>
-            </w:r>
-            <w:proofErr w:type="spellEnd"/>
-            <w:r>
-              <w:rPr>
-                <w:rFonts w:ascii="Calibri" w:hAnsi="Calibri" w:cs="Calibri"/>
-                <w:b/>
-                <w:bCs/>
-              </w:rPr>
-              <w:t xml:space="preserve"> – Sandsynligheden for at CI indeholder μ (typisk 95 %)</w:t>
-            </w:r>
-          </w:p>
-          <w:p>
-            <w:pPr>
-              <w:rPr>
-                <w:rFonts w:ascii="Calibri" w:hAnsi="Calibri" w:cs="Calibri"/>
-                <w:b/>
-                <w:bCs/>
-              </w:rPr>
             </w:pPr>
           </w:p>
         </w:tc>
@@ -20115,7 +18640,7 @@
           </w:p>
           <w:p>
             <w:pPr>
-              <w:pStyle w:val="Listeafsnit"/>
+              <w:pStyle w:val="ListParagraph"/>
               <w:numPr>
                 <w:ilvl w:val="0"/>
                 <w:numId w:val="29"/>
@@ -20135,7 +18660,7 @@
           </w:p>
           <w:p>
             <w:pPr>
-              <w:pStyle w:val="Listeafsnit"/>
+              <w:pStyle w:val="ListParagraph"/>
               <w:numPr>
                 <w:ilvl w:val="0"/>
                 <w:numId w:val="29"/>
@@ -20225,7 +18750,6 @@
               <w:rPr>
                 <w:rFonts w:ascii="Calibri" w:hAnsi="Calibri" w:cs="Calibri"/>
               </w:rPr>
-              <w:lastRenderedPageBreak/>
               <w:t>der vil dække den sande middelværdi (</w:t>
             </w:r>
             <w:r>
@@ -20239,21 +18763,7 @@
               <w:rPr>
                 <w:rFonts w:ascii="Calibri" w:hAnsi="Calibri" w:cs="Calibri"/>
               </w:rPr>
-              <w:t xml:space="preserve">) med sandsynlighed p % i det lange løb, kaldet </w:t>
-            </w:r>
-            <w:proofErr w:type="spellStart"/>
-            <w:r>
-              <w:rPr>
-                <w:rFonts w:ascii="Calibri" w:hAnsi="Calibri" w:cs="Calibri"/>
-              </w:rPr>
-              <w:t>konfidensniveauet</w:t>
-            </w:r>
-            <w:proofErr w:type="spellEnd"/>
-            <w:r>
-              <w:rPr>
-                <w:rFonts w:ascii="Calibri" w:hAnsi="Calibri" w:cs="Calibri"/>
-              </w:rPr>
-              <w:t>.</w:t>
+              <w:t>) med sandsynlighed p % i det lange løb, kaldet konfidensniveauet.</w:t>
             </w:r>
           </w:p>
           <w:p>
@@ -20437,25 +18947,8 @@
                 <w:b/>
                 <w:bCs/>
               </w:rPr>
-              <w:t xml:space="preserve">Sample </w:t>
-            </w:r>
-            <w:proofErr w:type="spellStart"/>
-            <w:r>
-              <w:rPr>
-                <w:rFonts w:ascii="Calibri" w:hAnsi="Calibri" w:cs="Calibri"/>
-                <w:b/>
-                <w:bCs/>
-              </w:rPr>
-              <w:t>mean</w:t>
-            </w:r>
-            <w:proofErr w:type="spellEnd"/>
-            <w:r>
-              <w:rPr>
-                <w:rFonts w:ascii="Calibri" w:hAnsi="Calibri" w:cs="Calibri"/>
-                <w:b/>
-                <w:bCs/>
-              </w:rPr>
-              <w:t xml:space="preserve"> (x̄)</w:t>
+              <w:lastRenderedPageBreak/>
+              <w:t>Sample mean (x̄)</w:t>
             </w:r>
           </w:p>
         </w:tc>
@@ -20509,19 +19002,11 @@
                 <w:lang w:val="en-US"/>
               </w:rPr>
             </w:pPr>
-            <w:proofErr w:type="spellStart"/>
-            <w:r>
-              <w:rPr>
-                <w:rFonts w:ascii="Calibri" w:hAnsi="Calibri" w:cs="Calibri"/>
-              </w:rPr>
-              <w:t>mean</w:t>
-            </w:r>
-            <w:proofErr w:type="spellEnd"/>
-            <w:r>
-              <w:rPr>
-                <w:rFonts w:ascii="Calibri" w:hAnsi="Calibri" w:cs="Calibri"/>
-              </w:rPr>
-              <w:t>(x)</w:t>
+            <w:r>
+              <w:rPr>
+                <w:rFonts w:ascii="Calibri" w:hAnsi="Calibri" w:cs="Calibri"/>
+              </w:rPr>
+              <w:t>mean(x)</w:t>
             </w:r>
           </w:p>
         </w:tc>
@@ -20602,19 +19087,11 @@
                 <w:lang w:val="en-US"/>
               </w:rPr>
             </w:pPr>
-            <w:proofErr w:type="spellStart"/>
-            <w:r>
-              <w:rPr>
-                <w:rFonts w:ascii="Calibri" w:hAnsi="Calibri" w:cs="Calibri"/>
-              </w:rPr>
-              <w:t>sd</w:t>
-            </w:r>
-            <w:proofErr w:type="spellEnd"/>
-            <w:r>
-              <w:rPr>
-                <w:rFonts w:ascii="Calibri" w:hAnsi="Calibri" w:cs="Calibri"/>
-              </w:rPr>
-              <w:t>(x)</w:t>
+            <w:r>
+              <w:rPr>
+                <w:rFonts w:ascii="Calibri" w:hAnsi="Calibri" w:cs="Calibri"/>
+              </w:rPr>
+              <w:t>sd(x)</w:t>
             </w:r>
           </w:p>
         </w:tc>
@@ -20636,7 +19113,6 @@
                 <w:lang w:val="en-US"/>
               </w:rPr>
             </w:pPr>
-            <w:proofErr w:type="spellStart"/>
             <w:r>
               <w:rPr>
                 <w:rFonts w:ascii="Calibri" w:hAnsi="Calibri" w:cs="Calibri"/>
@@ -20645,7 +19121,6 @@
               </w:rPr>
               <w:t>t-distribution</w:t>
             </w:r>
-            <w:proofErr w:type="spellEnd"/>
           </w:p>
         </w:tc>
         <w:tc>
@@ -20798,7 +19273,6 @@
                 <w:b/>
                 <w:bCs/>
               </w:rPr>
-              <w:lastRenderedPageBreak/>
               <w:t>χ²-distribution (chi-i-anden)</w:t>
             </w:r>
           </w:p>
@@ -20876,25 +19350,7 @@
                 <w:b/>
                 <w:bCs/>
               </w:rPr>
-              <w:t xml:space="preserve">Central Limit </w:t>
-            </w:r>
-            <w:proofErr w:type="spellStart"/>
-            <w:r>
-              <w:rPr>
-                <w:rFonts w:ascii="Calibri" w:hAnsi="Calibri" w:cs="Calibri"/>
-                <w:b/>
-                <w:bCs/>
-              </w:rPr>
-              <w:t>Theorem</w:t>
-            </w:r>
-            <w:proofErr w:type="spellEnd"/>
-            <w:r>
-              <w:rPr>
-                <w:rFonts w:ascii="Calibri" w:hAnsi="Calibri" w:cs="Calibri"/>
-                <w:b/>
-                <w:bCs/>
-              </w:rPr>
-              <w:t xml:space="preserve"> (CLT) </w:t>
+              <w:t xml:space="preserve">Central Limit Theorem (CLT) </w:t>
             </w:r>
           </w:p>
         </w:tc>
@@ -20913,21 +19369,7 @@
               <w:rPr>
                 <w:rFonts w:ascii="Calibri" w:hAnsi="Calibri" w:cs="Calibri"/>
               </w:rPr>
-              <w:t xml:space="preserve">Sample </w:t>
-            </w:r>
-            <w:proofErr w:type="spellStart"/>
-            <w:r>
-              <w:rPr>
-                <w:rFonts w:ascii="Calibri" w:hAnsi="Calibri" w:cs="Calibri"/>
-              </w:rPr>
-              <w:t>mean</w:t>
-            </w:r>
-            <w:proofErr w:type="spellEnd"/>
-            <w:r>
-              <w:rPr>
-                <w:rFonts w:ascii="Calibri" w:hAnsi="Calibri" w:cs="Calibri"/>
-              </w:rPr>
-              <w:t xml:space="preserve"> nærmer sig normalfordeling, når n bliver stor</w:t>
+              <w:t>Sample mean nærmer sig normalfordeling, når n bliver stor</w:t>
             </w:r>
           </w:p>
         </w:tc>
@@ -21016,21 +19458,7 @@
               <w:rPr>
                 <w:rFonts w:ascii="Calibri" w:hAnsi="Calibri" w:cs="Calibri"/>
               </w:rPr>
-              <w:t>hist(</w:t>
-            </w:r>
-            <w:proofErr w:type="spellStart"/>
-            <w:r>
-              <w:rPr>
-                <w:rFonts w:ascii="Calibri" w:hAnsi="Calibri" w:cs="Calibri"/>
-              </w:rPr>
-              <w:t>means</w:t>
-            </w:r>
-            <w:proofErr w:type="spellEnd"/>
-            <w:r>
-              <w:rPr>
-                <w:rFonts w:ascii="Calibri" w:hAnsi="Calibri" w:cs="Calibri"/>
-              </w:rPr>
-              <w:t>)</w:t>
+              <w:t>hist(means)</w:t>
             </w:r>
           </w:p>
         </w:tc>
@@ -21056,7 +19484,7 @@
               <w:tblLook w:val="04A0" w:firstRow="1" w:lastRow="0" w:firstColumn="1" w:lastColumn="0" w:noHBand="0" w:noVBand="1"/>
             </w:tblPr>
             <w:tblGrid>
-              <w:gridCol w:w="2001"/>
+              <w:gridCol w:w="2086"/>
             </w:tblGrid>
             <w:tr>
               <w:trPr>
@@ -21083,18 +19511,9 @@
                       <w:b/>
                       <w:bCs/>
                     </w:rPr>
-                    <w:t xml:space="preserve">Statistical </w:t>
+                    <w:lastRenderedPageBreak/>
+                    <w:t>Statistical hypothesis</w:t>
                   </w:r>
-                  <w:proofErr w:type="spellStart"/>
-                  <w:r>
-                    <w:rPr>
-                      <w:rFonts w:ascii="Calibri" w:hAnsi="Calibri" w:cs="Calibri"/>
-                      <w:b/>
-                      <w:bCs/>
-                    </w:rPr>
-                    <w:t>hypothesis</w:t>
-                  </w:r>
-                  <w:proofErr w:type="spellEnd"/>
                 </w:p>
               </w:tc>
             </w:tr>
@@ -21175,7 +19594,7 @@
               <w:tblLook w:val="04A0" w:firstRow="1" w:lastRow="0" w:firstColumn="1" w:lastColumn="0" w:noHBand="0" w:noVBand="1"/>
             </w:tblPr>
             <w:tblGrid>
-              <w:gridCol w:w="3394"/>
+              <w:gridCol w:w="4266"/>
             </w:tblGrid>
             <w:tr>
               <w:trPr>
@@ -21309,7 +19728,7 @@
               <w:tblLook w:val="04A0" w:firstRow="1" w:lastRow="0" w:firstColumn="1" w:lastColumn="0" w:noHBand="0" w:noVBand="1"/>
             </w:tblPr>
             <w:tblGrid>
-              <w:gridCol w:w="2001"/>
+              <w:gridCol w:w="2079"/>
             </w:tblGrid>
             <w:tr>
               <w:trPr>
@@ -21330,41 +19749,13 @@
                       <w:bCs/>
                     </w:rPr>
                   </w:pPr>
-                  <w:proofErr w:type="spellStart"/>
                   <w:r>
                     <w:rPr>
                       <w:rFonts w:ascii="Calibri" w:hAnsi="Calibri" w:cs="Calibri"/>
                       <w:b/>
                       <w:bCs/>
                     </w:rPr>
-                    <w:t>Null</w:t>
-                  </w:r>
-                  <w:proofErr w:type="spellEnd"/>
-                  <w:r>
-                    <w:rPr>
-                      <w:rFonts w:ascii="Calibri" w:hAnsi="Calibri" w:cs="Calibri"/>
-                      <w:b/>
-                      <w:bCs/>
-                    </w:rPr>
-                    <w:t xml:space="preserve"> </w:t>
-                  </w:r>
-                  <w:proofErr w:type="spellStart"/>
-                  <w:r>
-                    <w:rPr>
-                      <w:rFonts w:ascii="Calibri" w:hAnsi="Calibri" w:cs="Calibri"/>
-                      <w:b/>
-                      <w:bCs/>
-                    </w:rPr>
-                    <w:t>hypothesis</w:t>
-                  </w:r>
-                  <w:proofErr w:type="spellEnd"/>
-                  <w:r>
-                    <w:rPr>
-                      <w:rFonts w:ascii="Calibri" w:hAnsi="Calibri" w:cs="Calibri"/>
-                      <w:b/>
-                      <w:bCs/>
-                    </w:rPr>
-                    <w:t xml:space="preserve"> (H₀)</w:t>
+                    <w:t>Null hypothesis (H₀)</w:t>
                   </w:r>
                 </w:p>
               </w:tc>
@@ -21446,7 +19837,7 @@
               <w:tblLook w:val="04A0" w:firstRow="1" w:lastRow="0" w:firstColumn="1" w:lastColumn="0" w:noHBand="0" w:noVBand="1"/>
             </w:tblPr>
             <w:tblGrid>
-              <w:gridCol w:w="3394"/>
+              <w:gridCol w:w="4266"/>
             </w:tblGrid>
             <w:tr>
               <w:trPr>
@@ -21580,7 +19971,7 @@
               <w:tblLook w:val="04A0" w:firstRow="1" w:lastRow="0" w:firstColumn="1" w:lastColumn="0" w:noHBand="0" w:noVBand="1"/>
             </w:tblPr>
             <w:tblGrid>
-              <w:gridCol w:w="2001"/>
+              <w:gridCol w:w="2086"/>
             </w:tblGrid>
             <w:tr>
               <w:trPr>
@@ -21607,25 +19998,7 @@
                       <w:b/>
                       <w:bCs/>
                     </w:rPr>
-                    <w:t xml:space="preserve">Alternative </w:t>
-                  </w:r>
-                  <w:proofErr w:type="spellStart"/>
-                  <w:r>
-                    <w:rPr>
-                      <w:rFonts w:ascii="Calibri" w:hAnsi="Calibri" w:cs="Calibri"/>
-                      <w:b/>
-                      <w:bCs/>
-                    </w:rPr>
-                    <w:t>hypothesis</w:t>
-                  </w:r>
-                  <w:proofErr w:type="spellEnd"/>
-                  <w:r>
-                    <w:rPr>
-                      <w:rFonts w:ascii="Calibri" w:hAnsi="Calibri" w:cs="Calibri"/>
-                      <w:b/>
-                      <w:bCs/>
-                    </w:rPr>
-                    <w:t xml:space="preserve"> (H₁)</w:t>
+                    <w:t>Alternative hypothesis (H₁)</w:t>
                   </w:r>
                 </w:p>
               </w:tc>
@@ -21707,7 +20080,7 @@
               <w:tblLook w:val="04A0" w:firstRow="1" w:lastRow="0" w:firstColumn="1" w:lastColumn="0" w:noHBand="0" w:noVBand="1"/>
             </w:tblPr>
             <w:tblGrid>
-              <w:gridCol w:w="3394"/>
+              <w:gridCol w:w="4265"/>
             </w:tblGrid>
             <w:tr>
               <w:trPr>
@@ -21958,7 +20331,7 @@
               <w:tblLook w:val="04A0" w:firstRow="1" w:lastRow="0" w:firstColumn="1" w:lastColumn="0" w:noHBand="0" w:noVBand="1"/>
             </w:tblPr>
             <w:tblGrid>
-              <w:gridCol w:w="3394"/>
+              <w:gridCol w:w="4266"/>
             </w:tblGrid>
             <w:tr>
               <w:trPr>
@@ -22337,44 +20710,7 @@
                       <w:b/>
                       <w:bCs/>
                     </w:rPr>
-                    <w:lastRenderedPageBreak/>
-                    <w:t>t-</w:t>
-                  </w:r>
-                  <w:proofErr w:type="spellStart"/>
-                  <w:r>
-                    <w:rPr>
-                      <w:rFonts w:ascii="Calibri" w:hAnsi="Calibri" w:cs="Calibri"/>
-                      <w:b/>
-                      <w:bCs/>
-                    </w:rPr>
-                    <w:t>statistic</w:t>
-                  </w:r>
-                  <w:proofErr w:type="spellEnd"/>
-                  <w:r>
-                    <w:rPr>
-                      <w:rFonts w:ascii="Calibri" w:hAnsi="Calibri" w:cs="Calibri"/>
-                      <w:b/>
-                      <w:bCs/>
-                    </w:rPr>
-                    <w:t xml:space="preserve"> (</w:t>
-                  </w:r>
-                  <w:proofErr w:type="spellStart"/>
-                  <w:r>
-                    <w:rPr>
-                      <w:rFonts w:ascii="Calibri" w:hAnsi="Calibri" w:cs="Calibri"/>
-                      <w:b/>
-                      <w:bCs/>
-                    </w:rPr>
-                    <w:t>t_obs</w:t>
-                  </w:r>
-                  <w:proofErr w:type="spellEnd"/>
-                  <w:r>
-                    <w:rPr>
-                      <w:rFonts w:ascii="Calibri" w:hAnsi="Calibri" w:cs="Calibri"/>
-                      <w:b/>
-                      <w:bCs/>
-                    </w:rPr>
-                    <w:t>)</w:t>
+                    <w:t>t-statistic (t_obs)</w:t>
                   </w:r>
                 </w:p>
               </w:tc>
@@ -22682,18 +21018,8 @@
                       <w:b/>
                       <w:bCs/>
                     </w:rPr>
-                    <w:t>p-</w:t>
+                    <w:t>p-value</w:t>
                   </w:r>
-                  <w:proofErr w:type="spellStart"/>
-                  <w:r>
-                    <w:rPr>
-                      <w:rFonts w:ascii="Calibri" w:hAnsi="Calibri" w:cs="Calibri"/>
-                      <w:b/>
-                      <w:bCs/>
-                    </w:rPr>
-                    <w:t>value</w:t>
-                  </w:r>
-                  <w:proofErr w:type="spellEnd"/>
                 </w:p>
               </w:tc>
             </w:tr>
@@ -22774,7 +21100,7 @@
               <w:tblLook w:val="04A0" w:firstRow="1" w:lastRow="0" w:firstColumn="1" w:lastColumn="0" w:noHBand="0" w:noVBand="1"/>
             </w:tblPr>
             <w:tblGrid>
-              <w:gridCol w:w="3394"/>
+              <w:gridCol w:w="4266"/>
             </w:tblGrid>
             <w:tr>
               <w:trPr>
@@ -22948,7 +21274,7 @@
               <w:tblLook w:val="04A0" w:firstRow="1" w:lastRow="0" w:firstColumn="1" w:lastColumn="0" w:noHBand="0" w:noVBand="1"/>
             </w:tblPr>
             <w:tblGrid>
-              <w:gridCol w:w="2001"/>
+              <w:gridCol w:w="2086"/>
             </w:tblGrid>
             <w:tr>
               <w:trPr>
@@ -22969,41 +21295,14 @@
                       <w:bCs/>
                     </w:rPr>
                   </w:pPr>
-                  <w:proofErr w:type="spellStart"/>
                   <w:r>
                     <w:rPr>
                       <w:rFonts w:ascii="Calibri" w:hAnsi="Calibri" w:cs="Calibri"/>
                       <w:b/>
                       <w:bCs/>
                     </w:rPr>
-                    <w:t>Significance</w:t>
-                  </w:r>
-                  <w:proofErr w:type="spellEnd"/>
-                  <w:r>
-                    <w:rPr>
-                      <w:rFonts w:ascii="Calibri" w:hAnsi="Calibri" w:cs="Calibri"/>
-                      <w:b/>
-                      <w:bCs/>
-                    </w:rPr>
-                    <w:t xml:space="preserve"> </w:t>
-                  </w:r>
-                  <w:proofErr w:type="spellStart"/>
-                  <w:r>
-                    <w:rPr>
-                      <w:rFonts w:ascii="Calibri" w:hAnsi="Calibri" w:cs="Calibri"/>
-                      <w:b/>
-                      <w:bCs/>
-                    </w:rPr>
-                    <w:t>level</w:t>
-                  </w:r>
-                  <w:proofErr w:type="spellEnd"/>
-                  <w:r>
-                    <w:rPr>
-                      <w:rFonts w:ascii="Calibri" w:hAnsi="Calibri" w:cs="Calibri"/>
-                      <w:b/>
-                      <w:bCs/>
-                    </w:rPr>
-                    <w:t xml:space="preserve"> (α)</w:t>
+                    <w:lastRenderedPageBreak/>
+                    <w:t>Significance level (α)</w:t>
                   </w:r>
                 </w:p>
               </w:tc>
@@ -23085,7 +21384,7 @@
               <w:tblLook w:val="04A0" w:firstRow="1" w:lastRow="0" w:firstColumn="1" w:lastColumn="0" w:noHBand="0" w:noVBand="1"/>
             </w:tblPr>
             <w:tblGrid>
-              <w:gridCol w:w="3394"/>
+              <w:gridCol w:w="4266"/>
             </w:tblGrid>
             <w:tr>
               <w:trPr>
@@ -23234,7 +21533,7 @@
               <w:tblLook w:val="04A0" w:firstRow="1" w:lastRow="0" w:firstColumn="1" w:lastColumn="0" w:noHBand="0" w:noVBand="1"/>
             </w:tblPr>
             <w:tblGrid>
-              <w:gridCol w:w="2001"/>
+              <w:gridCol w:w="2086"/>
             </w:tblGrid>
             <w:tr>
               <w:trPr>
@@ -23261,43 +21560,7 @@
                       <w:b/>
                       <w:bCs/>
                     </w:rPr>
-                    <w:t xml:space="preserve">Critical </w:t>
-                  </w:r>
-                  <w:proofErr w:type="spellStart"/>
-                  <w:r>
-                    <w:rPr>
-                      <w:rFonts w:ascii="Calibri" w:hAnsi="Calibri" w:cs="Calibri"/>
-                      <w:b/>
-                      <w:bCs/>
-                    </w:rPr>
-                    <w:t>value</w:t>
-                  </w:r>
-                  <w:proofErr w:type="spellEnd"/>
-                  <w:r>
-                    <w:rPr>
-                      <w:rFonts w:ascii="Calibri" w:hAnsi="Calibri" w:cs="Calibri"/>
-                      <w:b/>
-                      <w:bCs/>
-                    </w:rPr>
-                    <w:t xml:space="preserve"> (</w:t>
-                  </w:r>
-                  <w:proofErr w:type="spellStart"/>
-                  <w:r>
-                    <w:rPr>
-                      <w:rFonts w:ascii="Calibri" w:hAnsi="Calibri" w:cs="Calibri"/>
-                      <w:b/>
-                      <w:bCs/>
-                    </w:rPr>
-                    <w:t>t_crit</w:t>
-                  </w:r>
-                  <w:proofErr w:type="spellEnd"/>
-                  <w:r>
-                    <w:rPr>
-                      <w:rFonts w:ascii="Calibri" w:hAnsi="Calibri" w:cs="Calibri"/>
-                      <w:b/>
-                      <w:bCs/>
-                    </w:rPr>
-                    <w:t>)</w:t>
+                    <w:t>Critical value (t_crit)</w:t>
                   </w:r>
                 </w:p>
               </w:tc>
@@ -23379,7 +21642,7 @@
               <w:tblLook w:val="04A0" w:firstRow="1" w:lastRow="0" w:firstColumn="1" w:lastColumn="0" w:noHBand="0" w:noVBand="1"/>
             </w:tblPr>
             <w:tblGrid>
-              <w:gridCol w:w="3394"/>
+              <w:gridCol w:w="4266"/>
             </w:tblGrid>
             <w:tr>
               <w:trPr>
@@ -23402,16 +21665,8 @@
                     <w:rPr>
                       <w:rFonts w:ascii="Calibri" w:hAnsi="Calibri" w:cs="Calibri"/>
                     </w:rPr>
-                    <w:t xml:space="preserve">Grænseværdi for t-statistikken – sammenlignes med </w:t>
+                    <w:t>Grænseværdi for t-statistikken – sammenlignes med t_obs</w:t>
                   </w:r>
-                  <w:proofErr w:type="spellStart"/>
-                  <w:r>
-                    <w:rPr>
-                      <w:rFonts w:ascii="Calibri" w:hAnsi="Calibri" w:cs="Calibri"/>
-                    </w:rPr>
-                    <w:t>t_obs</w:t>
-                  </w:r>
-                  <w:proofErr w:type="spellEnd"/>
                 </w:p>
               </w:tc>
             </w:tr>
@@ -23548,25 +21803,7 @@
                       <w:b/>
                       <w:bCs/>
                     </w:rPr>
-                    <w:t>One-</w:t>
-                  </w:r>
-                  <w:proofErr w:type="spellStart"/>
-                  <w:r>
-                    <w:rPr>
-                      <w:rFonts w:ascii="Calibri" w:hAnsi="Calibri" w:cs="Calibri"/>
-                      <w:b/>
-                      <w:bCs/>
-                    </w:rPr>
-                    <w:t>sided</w:t>
-                  </w:r>
-                  <w:proofErr w:type="spellEnd"/>
-                  <w:r>
-                    <w:rPr>
-                      <w:rFonts w:ascii="Calibri" w:hAnsi="Calibri" w:cs="Calibri"/>
-                      <w:b/>
-                      <w:bCs/>
-                    </w:rPr>
-                    <w:t xml:space="preserve"> test</w:t>
+                    <w:t>One-sided test</w:t>
                   </w:r>
                 </w:p>
               </w:tc>
@@ -23648,7 +21885,7 @@
               <w:tblLook w:val="04A0" w:firstRow="1" w:lastRow="0" w:firstColumn="1" w:lastColumn="0" w:noHBand="0" w:noVBand="1"/>
             </w:tblPr>
             <w:tblGrid>
-              <w:gridCol w:w="3394"/>
+              <w:gridCol w:w="4266"/>
             </w:tblGrid>
             <w:tr>
               <w:trPr>
@@ -23803,23 +22040,13 @@
                       <w:bCs/>
                     </w:rPr>
                   </w:pPr>
-                  <w:proofErr w:type="spellStart"/>
                   <w:r>
                     <w:rPr>
                       <w:rFonts w:ascii="Calibri" w:hAnsi="Calibri" w:cs="Calibri"/>
                       <w:b/>
                       <w:bCs/>
                     </w:rPr>
-                    <w:t>Two-sided</w:t>
-                  </w:r>
-                  <w:proofErr w:type="spellEnd"/>
-                  <w:r>
-                    <w:rPr>
-                      <w:rFonts w:ascii="Calibri" w:hAnsi="Calibri" w:cs="Calibri"/>
-                      <w:b/>
-                      <w:bCs/>
-                    </w:rPr>
-                    <w:t xml:space="preserve"> test</w:t>
+                    <w:t>Two-sided test</w:t>
                   </w:r>
                 </w:p>
               </w:tc>
@@ -24062,26 +22289,7 @@
                       <w:b/>
                       <w:bCs/>
                     </w:rPr>
-                    <w:lastRenderedPageBreak/>
-                    <w:t xml:space="preserve">Type I </w:t>
-                  </w:r>
-                  <w:proofErr w:type="spellStart"/>
-                  <w:r>
-                    <w:rPr>
-                      <w:rFonts w:ascii="Calibri" w:hAnsi="Calibri" w:cs="Calibri"/>
-                      <w:b/>
-                      <w:bCs/>
-                    </w:rPr>
-                    <w:t>error</w:t>
-                  </w:r>
-                  <w:proofErr w:type="spellEnd"/>
-                  <w:r>
-                    <w:rPr>
-                      <w:rFonts w:ascii="Calibri" w:hAnsi="Calibri" w:cs="Calibri"/>
-                      <w:b/>
-                      <w:bCs/>
-                    </w:rPr>
-                    <w:t xml:space="preserve"> (α)</w:t>
+                    <w:t>Type I error (α)</w:t>
                   </w:r>
                 </w:p>
               </w:tc>
@@ -24324,25 +22532,7 @@
                       <w:b/>
                       <w:bCs/>
                     </w:rPr>
-                    <w:t xml:space="preserve">Type II </w:t>
-                  </w:r>
-                  <w:proofErr w:type="spellStart"/>
-                  <w:r>
-                    <w:rPr>
-                      <w:rFonts w:ascii="Calibri" w:hAnsi="Calibri" w:cs="Calibri"/>
-                      <w:b/>
-                      <w:bCs/>
-                    </w:rPr>
-                    <w:t>error</w:t>
-                  </w:r>
-                  <w:proofErr w:type="spellEnd"/>
-                  <w:r>
-                    <w:rPr>
-                      <w:rFonts w:ascii="Calibri" w:hAnsi="Calibri" w:cs="Calibri"/>
-                      <w:b/>
-                      <w:bCs/>
-                    </w:rPr>
-                    <w:t xml:space="preserve"> (β)</w:t>
+                    <w:t>Type II error (β)</w:t>
                   </w:r>
                 </w:p>
               </w:tc>
@@ -24447,21 +22637,7 @@
                     <w:rPr>
                       <w:rFonts w:ascii="Calibri" w:hAnsi="Calibri" w:cs="Calibri"/>
                     </w:rPr>
-                    <w:t xml:space="preserve">Ikke </w:t>
-                  </w:r>
-                  <w:proofErr w:type="gramStart"/>
-                  <w:r>
-                    <w:rPr>
-                      <w:rFonts w:ascii="Calibri" w:hAnsi="Calibri" w:cs="Calibri"/>
-                    </w:rPr>
-                    <w:t>afvise</w:t>
-                  </w:r>
-                  <w:proofErr w:type="gramEnd"/>
-                  <w:r>
-                    <w:rPr>
-                      <w:rFonts w:ascii="Calibri" w:hAnsi="Calibri" w:cs="Calibri"/>
-                    </w:rPr>
-                    <w:t xml:space="preserve"> H₀, selvom den er falsk (falsk negativ)</w:t>
+                    <w:t>Ikke afvise H₀, selvom den er falsk (falsk negativ)</w:t>
                   </w:r>
                 </w:p>
               </w:tc>
@@ -24593,41 +22769,14 @@
                       <w:bCs/>
                     </w:rPr>
                   </w:pPr>
-                  <w:proofErr w:type="spellStart"/>
                   <w:r>
                     <w:rPr>
                       <w:rFonts w:ascii="Calibri" w:hAnsi="Calibri" w:cs="Calibri"/>
                       <w:b/>
                       <w:bCs/>
                     </w:rPr>
-                    <w:t>Degrees</w:t>
-                  </w:r>
-                  <w:proofErr w:type="spellEnd"/>
-                  <w:r>
-                    <w:rPr>
-                      <w:rFonts w:ascii="Calibri" w:hAnsi="Calibri" w:cs="Calibri"/>
-                      <w:b/>
-                      <w:bCs/>
-                    </w:rPr>
-                    <w:t xml:space="preserve"> of </w:t>
-                  </w:r>
-                  <w:proofErr w:type="spellStart"/>
-                  <w:r>
-                    <w:rPr>
-                      <w:rFonts w:ascii="Calibri" w:hAnsi="Calibri" w:cs="Calibri"/>
-                      <w:b/>
-                      <w:bCs/>
-                    </w:rPr>
-                    <w:t>freedom</w:t>
-                  </w:r>
-                  <w:proofErr w:type="spellEnd"/>
-                  <w:r>
-                    <w:rPr>
-                      <w:rFonts w:ascii="Calibri" w:hAnsi="Calibri" w:cs="Calibri"/>
-                      <w:b/>
-                      <w:bCs/>
-                    </w:rPr>
-                    <w:t xml:space="preserve"> (df)</w:t>
+                    <w:lastRenderedPageBreak/>
+                    <w:t>Degrees of freedom (df)</w:t>
                   </w:r>
                 </w:p>
               </w:tc>
@@ -25043,18 +23192,8 @@
                 <w:b/>
                 <w:bCs/>
               </w:rPr>
-              <w:t xml:space="preserve">Statistical </w:t>
-            </w:r>
-            <w:proofErr w:type="spellStart"/>
-            <w:r>
-              <w:rPr>
-                <w:rFonts w:ascii="Calibri" w:hAnsi="Calibri" w:cs="Calibri"/>
-                <w:b/>
-                <w:bCs/>
-              </w:rPr>
-              <w:t>inference</w:t>
-            </w:r>
-            <w:proofErr w:type="spellEnd"/>
+              <w:t>Statistical inference</w:t>
+            </w:r>
           </w:p>
         </w:tc>
         <w:tc>
@@ -25130,7 +23269,6 @@
                 <w:b/>
                 <w:bCs/>
               </w:rPr>
-              <w:lastRenderedPageBreak/>
               <w:t>Hypotesetest</w:t>
             </w:r>
           </w:p>
@@ -25202,23 +23340,13 @@
                 <w:bCs/>
               </w:rPr>
             </w:pPr>
-            <w:proofErr w:type="spellStart"/>
             <w:r>
               <w:rPr>
                 <w:rFonts w:ascii="Calibri" w:hAnsi="Calibri" w:cs="Calibri"/>
                 <w:b/>
                 <w:bCs/>
               </w:rPr>
-              <w:t>Welch’s</w:t>
-            </w:r>
-            <w:proofErr w:type="spellEnd"/>
-            <w:r>
-              <w:rPr>
-                <w:rFonts w:ascii="Calibri" w:hAnsi="Calibri" w:cs="Calibri"/>
-                <w:b/>
-                <w:bCs/>
-              </w:rPr>
-              <w:t xml:space="preserve"> t-test</w:t>
+              <w:t>Welch’s t-test</w:t>
             </w:r>
           </w:p>
         </w:tc>
@@ -25455,23 +23583,14 @@
                 <w:bCs/>
               </w:rPr>
             </w:pPr>
-            <w:proofErr w:type="spellStart"/>
             <w:r>
               <w:rPr>
                 <w:rFonts w:ascii="Calibri" w:hAnsi="Calibri" w:cs="Calibri"/>
                 <w:b/>
                 <w:bCs/>
               </w:rPr>
-              <w:t>Pooled</w:t>
-            </w:r>
-            <w:proofErr w:type="spellEnd"/>
-            <w:r>
-              <w:rPr>
-                <w:rFonts w:ascii="Calibri" w:hAnsi="Calibri" w:cs="Calibri"/>
-                <w:b/>
-                <w:bCs/>
-              </w:rPr>
-              <w:t xml:space="preserve"> t-test</w:t>
+              <w:lastRenderedPageBreak/>
+              <w:t>Pooled t-test</w:t>
             </w:r>
           </w:p>
         </w:tc>
@@ -25542,23 +23661,13 @@
                 <w:bCs/>
               </w:rPr>
             </w:pPr>
-            <w:proofErr w:type="spellStart"/>
             <w:r>
               <w:rPr>
                 <w:rFonts w:ascii="Calibri" w:hAnsi="Calibri" w:cs="Calibri"/>
                 <w:b/>
                 <w:bCs/>
               </w:rPr>
-              <w:t>Paired</w:t>
-            </w:r>
-            <w:proofErr w:type="spellEnd"/>
-            <w:r>
-              <w:rPr>
-                <w:rFonts w:ascii="Calibri" w:hAnsi="Calibri" w:cs="Calibri"/>
-                <w:b/>
-                <w:bCs/>
-              </w:rPr>
-              <w:t xml:space="preserve"> t-test</w:t>
+              <w:t>Paired t-test</w:t>
             </w:r>
           </w:p>
         </w:tc>
@@ -26135,26 +24244,7 @@
                 <w:b/>
                 <w:bCs/>
               </w:rPr>
-              <w:lastRenderedPageBreak/>
-              <w:t>Chi-</w:t>
-            </w:r>
-            <w:proofErr w:type="spellStart"/>
-            <w:r>
-              <w:rPr>
-                <w:rFonts w:ascii="Calibri" w:hAnsi="Calibri" w:cs="Calibri"/>
-                <w:b/>
-                <w:bCs/>
-              </w:rPr>
-              <w:t>squared</w:t>
-            </w:r>
-            <w:proofErr w:type="spellEnd"/>
-            <w:r>
-              <w:rPr>
-                <w:rFonts w:ascii="Calibri" w:hAnsi="Calibri" w:cs="Calibri"/>
-                <w:b/>
-                <w:bCs/>
-              </w:rPr>
-              <w:t xml:space="preserve"> (χ²) test</w:t>
+              <w:t>Chi-squared (χ²) test</w:t>
             </w:r>
           </w:p>
         </w:tc>
@@ -26573,7 +24663,6 @@
                 <w14:ligatures w14:val="none"/>
               </w:rPr>
             </w:pPr>
-            <w:proofErr w:type="gramStart"/>
             <w:r>
               <w:rPr>
                 <w:rFonts w:ascii="Calibri" w:eastAsia="Times New Roman" w:hAnsi="Calibri" w:cs="Calibri"/>
@@ -26581,17 +24670,7 @@
                 <w:lang w:eastAsia="da-DK"/>
                 <w14:ligatures w14:val="none"/>
               </w:rPr>
-              <w:t>lm(</w:t>
-            </w:r>
-            <w:proofErr w:type="gramEnd"/>
-            <w:r>
-              <w:rPr>
-                <w:rFonts w:ascii="Calibri" w:eastAsia="Times New Roman" w:hAnsi="Calibri" w:cs="Calibri"/>
-                <w:kern w:val="0"/>
-                <w:lang w:eastAsia="da-DK"/>
-                <w14:ligatures w14:val="none"/>
-              </w:rPr>
-              <w:t>y ~ x)</w:t>
+              <w:t>lm(y ~ x)</w:t>
             </w:r>
           </w:p>
           <w:p>
@@ -26722,23 +24801,14 @@
                 <w:bCs/>
               </w:rPr>
             </w:pPr>
-            <w:proofErr w:type="spellStart"/>
             <w:r>
               <w:rPr>
                 <w:rFonts w:ascii="Calibri" w:hAnsi="Calibri" w:cs="Calibri"/>
                 <w:b/>
                 <w:bCs/>
               </w:rPr>
-              <w:t>Intercept</w:t>
-            </w:r>
-            <w:proofErr w:type="spellEnd"/>
-            <w:r>
-              <w:rPr>
-                <w:rFonts w:ascii="Calibri" w:hAnsi="Calibri" w:cs="Calibri"/>
-                <w:b/>
-                <w:bCs/>
-              </w:rPr>
-              <w:t xml:space="preserve"> (β₀)</w:t>
+              <w:lastRenderedPageBreak/>
+              <w:t>Intercept (β₀)</w:t>
             </w:r>
           </w:p>
         </w:tc>
@@ -26833,23 +24903,13 @@
                 <w:bCs/>
               </w:rPr>
             </w:pPr>
-            <w:proofErr w:type="spellStart"/>
             <w:r>
               <w:rPr>
                 <w:rFonts w:ascii="Calibri" w:hAnsi="Calibri" w:cs="Calibri"/>
                 <w:b/>
                 <w:bCs/>
               </w:rPr>
-              <w:t>Slope</w:t>
-            </w:r>
-            <w:proofErr w:type="spellEnd"/>
-            <w:r>
-              <w:rPr>
-                <w:rFonts w:ascii="Calibri" w:hAnsi="Calibri" w:cs="Calibri"/>
-                <w:b/>
-                <w:bCs/>
-              </w:rPr>
-              <w:t xml:space="preserve"> (β₁)</w:t>
+              <w:t>Slope (β₁)</w:t>
             </w:r>
           </w:p>
         </w:tc>
@@ -26892,35 +24952,7 @@
               <w:rPr>
                 <w:rFonts w:ascii="Calibri" w:hAnsi="Calibri" w:cs="Calibri"/>
               </w:rPr>
-              <w:t xml:space="preserve"> x ændres med 1 (</w:t>
-            </w:r>
-            <w:proofErr w:type="spellStart"/>
-            <w:r>
-              <w:rPr>
-                <w:rFonts w:ascii="Calibri" w:hAnsi="Calibri" w:cs="Calibri"/>
-              </w:rPr>
-              <w:t>Δy</w:t>
-            </w:r>
-            <w:proofErr w:type="spellEnd"/>
-            <w:r>
-              <w:rPr>
-                <w:rFonts w:ascii="Calibri" w:hAnsi="Calibri" w:cs="Calibri"/>
-              </w:rPr>
-              <w:t>/</w:t>
-            </w:r>
-            <w:proofErr w:type="spellStart"/>
-            <w:r>
-              <w:rPr>
-                <w:rFonts w:ascii="Calibri" w:hAnsi="Calibri" w:cs="Calibri"/>
-              </w:rPr>
-              <w:t>Δx</w:t>
-            </w:r>
-            <w:proofErr w:type="spellEnd"/>
-            <w:r>
-              <w:rPr>
-                <w:rFonts w:ascii="Calibri" w:hAnsi="Calibri" w:cs="Calibri"/>
-              </w:rPr>
-              <w:t>)</w:t>
+              <w:t xml:space="preserve"> x ændres med 1 (Δy/Δx)</w:t>
             </w:r>
           </w:p>
         </w:tc>
@@ -27370,26 +25402,7 @@
                 <w:b/>
                 <w:bCs/>
               </w:rPr>
-              <w:lastRenderedPageBreak/>
-              <w:t>R² (Multiple R-</w:t>
-            </w:r>
-            <w:proofErr w:type="spellStart"/>
-            <w:r>
-              <w:rPr>
-                <w:rFonts w:ascii="Calibri" w:hAnsi="Calibri" w:cs="Calibri"/>
-                <w:b/>
-                <w:bCs/>
-              </w:rPr>
-              <w:t>squared</w:t>
-            </w:r>
-            <w:proofErr w:type="spellEnd"/>
-            <w:r>
-              <w:rPr>
-                <w:rFonts w:ascii="Calibri" w:hAnsi="Calibri" w:cs="Calibri"/>
-                <w:b/>
-                <w:bCs/>
-              </w:rPr>
-              <w:t>)</w:t>
+              <w:t>R² (Multiple R-squared)</w:t>
             </w:r>
           </w:p>
         </w:tc>
@@ -27631,7 +25644,7 @@
                 <w:noProof/>
               </w:rPr>
               <w:drawing>
-                <wp:inline distT="0" distB="0" distL="0" distR="0" wp14:anchorId="0528B183" wp14:editId="466B2329">
+                <wp:inline distT="0" distB="0" distL="0" distR="0" wp14:anchorId="0528B183" wp14:editId="786E998A">
                   <wp:extent cx="2537699" cy="1114425"/>
                   <wp:effectExtent l="0" t="0" r="0" b="0"/>
                   <wp:docPr id="1065181069" name="Billede 1" descr="Åbn billede"/>
@@ -27719,25 +25732,7 @@
                 <w:b/>
                 <w:bCs/>
               </w:rPr>
-              <w:t xml:space="preserve">Residual standard </w:t>
-            </w:r>
-            <w:proofErr w:type="spellStart"/>
-            <w:r>
-              <w:rPr>
-                <w:rFonts w:ascii="Calibri" w:hAnsi="Calibri" w:cs="Calibri"/>
-                <w:b/>
-                <w:bCs/>
-              </w:rPr>
-              <w:t>error</w:t>
-            </w:r>
-            <w:proofErr w:type="spellEnd"/>
-            <w:r>
-              <w:rPr>
-                <w:rFonts w:ascii="Calibri" w:hAnsi="Calibri" w:cs="Calibri"/>
-                <w:b/>
-                <w:bCs/>
-              </w:rPr>
-              <w:t xml:space="preserve"> </w:t>
+              <w:t xml:space="preserve">Residual standard error </w:t>
             </w:r>
             <m:oMath>
               <m:r>
@@ -27817,7 +25812,7 @@
                 <w:rPr>
                   <w:rFonts w:ascii="Cambria Math" w:hAnsi="Cambria Math" w:cs="Calibri"/>
                 </w:rPr>
-                <m:t>=√(RSS / (n–2))</m:t>
+                <m:t>=√(RSS / (n-2))</m:t>
               </m:r>
             </m:oMath>
           </w:p>
@@ -27876,6 +25871,7 @@
                 <w:b/>
                 <w:bCs/>
               </w:rPr>
+              <w:lastRenderedPageBreak/>
               <w:t>Konfidensinterval</w:t>
             </w:r>
           </w:p>
@@ -27947,23 +25943,13 @@
                 <w:bCs/>
               </w:rPr>
             </w:pPr>
-            <w:proofErr w:type="spellStart"/>
             <w:r>
               <w:rPr>
                 <w:rFonts w:ascii="Calibri" w:hAnsi="Calibri" w:cs="Calibri"/>
                 <w:b/>
                 <w:bCs/>
               </w:rPr>
-              <w:t>Prediction</w:t>
-            </w:r>
-            <w:proofErr w:type="spellEnd"/>
-            <w:r>
-              <w:rPr>
-                <w:rFonts w:ascii="Calibri" w:hAnsi="Calibri" w:cs="Calibri"/>
-                <w:b/>
-                <w:bCs/>
-              </w:rPr>
-              <w:t xml:space="preserve"> interval</w:t>
+              <w:t>Prediction interval</w:t>
             </w:r>
           </w:p>
         </w:tc>
@@ -28185,16 +26171,8 @@
               <w:rPr>
                 <w:rFonts w:ascii="Calibri" w:hAnsi="Calibri" w:cs="Calibri"/>
               </w:rPr>
-              <w:t xml:space="preserve">bruger t-test og </w:t>
-            </w:r>
-            <w:proofErr w:type="spellStart"/>
-            <w:r>
-              <w:rPr>
-                <w:rFonts w:ascii="Calibri" w:hAnsi="Calibri" w:cs="Calibri"/>
-              </w:rPr>
-              <w:t>p-værdi</w:t>
-            </w:r>
-            <w:proofErr w:type="spellEnd"/>
+              <w:t>bruger t-test og p-værdi</w:t>
+            </w:r>
           </w:p>
           <w:p>
             <w:pPr>
@@ -28588,7 +26566,6 @@
                 <w:b/>
                 <w:bCs/>
               </w:rPr>
-              <w:lastRenderedPageBreak/>
               <w:t>R</w:t>
             </w:r>
           </w:p>
@@ -28668,47 +26645,7 @@
                 <w:lang w:eastAsia="da-DK"/>
                 <w14:ligatures w14:val="none"/>
               </w:rPr>
-              <w:t xml:space="preserve">Viser estimerede koefficienter, t-værdier, </w:t>
-            </w:r>
-            <w:proofErr w:type="spellStart"/>
-            <w:r>
-              <w:rPr>
-                <w:rFonts w:ascii="Calibri" w:eastAsia="Times New Roman" w:hAnsi="Calibri" w:cs="Calibri"/>
-                <w:kern w:val="0"/>
-                <w:lang w:eastAsia="da-DK"/>
-                <w14:ligatures w14:val="none"/>
-              </w:rPr>
-              <w:t>p-værdier</w:t>
-            </w:r>
-            <w:proofErr w:type="spellEnd"/>
-            <w:r>
-              <w:rPr>
-                <w:rFonts w:ascii="Calibri" w:eastAsia="Times New Roman" w:hAnsi="Calibri" w:cs="Calibri"/>
-                <w:kern w:val="0"/>
-                <w:lang w:eastAsia="da-DK"/>
-                <w14:ligatures w14:val="none"/>
-              </w:rPr>
-              <w:t xml:space="preserve">, R², standard </w:t>
-            </w:r>
-            <w:proofErr w:type="spellStart"/>
-            <w:r>
-              <w:rPr>
-                <w:rFonts w:ascii="Calibri" w:eastAsia="Times New Roman" w:hAnsi="Calibri" w:cs="Calibri"/>
-                <w:kern w:val="0"/>
-                <w:lang w:eastAsia="da-DK"/>
-                <w14:ligatures w14:val="none"/>
-              </w:rPr>
-              <w:t>error</w:t>
-            </w:r>
-            <w:proofErr w:type="spellEnd"/>
-            <w:r>
-              <w:rPr>
-                <w:rFonts w:ascii="Calibri" w:eastAsia="Times New Roman" w:hAnsi="Calibri" w:cs="Calibri"/>
-                <w:kern w:val="0"/>
-                <w:lang w:eastAsia="da-DK"/>
-                <w14:ligatures w14:val="none"/>
-              </w:rPr>
-              <w:t xml:space="preserve"> osv.</w:t>
+              <w:t>Viser estimerede koefficienter, t-værdier, p-værdier, R², standard error osv.</w:t>
             </w:r>
           </w:p>
           <w:p>
@@ -28730,41 +26667,11 @@
                 <w:rFonts w:ascii="Calibri" w:hAnsi="Calibri" w:cs="Calibri"/>
               </w:rPr>
             </w:pPr>
-            <w:proofErr w:type="spellStart"/>
-            <w:proofErr w:type="gramStart"/>
-            <w:r>
-              <w:rPr>
-                <w:rFonts w:ascii="Calibri" w:hAnsi="Calibri" w:cs="Calibri"/>
-              </w:rPr>
-              <w:t>confint</w:t>
-            </w:r>
-            <w:proofErr w:type="spellEnd"/>
-            <w:r>
-              <w:rPr>
-                <w:rFonts w:ascii="Calibri" w:hAnsi="Calibri" w:cs="Calibri"/>
-              </w:rPr>
-              <w:t>(</w:t>
-            </w:r>
-            <w:proofErr w:type="gramEnd"/>
-            <w:r>
-              <w:rPr>
-                <w:rFonts w:ascii="Calibri" w:hAnsi="Calibri" w:cs="Calibri"/>
-              </w:rPr>
-              <w:t xml:space="preserve">model, </w:t>
-            </w:r>
-            <w:proofErr w:type="spellStart"/>
-            <w:r>
-              <w:rPr>
-                <w:rFonts w:ascii="Calibri" w:hAnsi="Calibri" w:cs="Calibri"/>
-              </w:rPr>
-              <w:t>level</w:t>
-            </w:r>
-            <w:proofErr w:type="spellEnd"/>
-            <w:r>
-              <w:rPr>
-                <w:rFonts w:ascii="Calibri" w:hAnsi="Calibri" w:cs="Calibri"/>
-              </w:rPr>
-              <w:t xml:space="preserve"> = 0.95)</w:t>
+            <w:r>
+              <w:rPr>
+                <w:rFonts w:ascii="Calibri" w:hAnsi="Calibri" w:cs="Calibri"/>
+              </w:rPr>
+              <w:t>confint(model, level = 0.95)</w:t>
             </w:r>
           </w:p>
           <w:p>
@@ -29126,13 +27033,11 @@
               </w:tabs>
               <w:rPr>
                 <w:rFonts w:ascii="Calibri" w:hAnsi="Calibri" w:cs="Calibri"/>
-                <w:lang w:val="en-US"/>
-              </w:rPr>
-            </w:pPr>
-            <w:r>
-              <w:rPr>
-                <w:rFonts w:ascii="Calibri" w:hAnsi="Calibri" w:cs="Calibri"/>
-                <w:lang w:val="en-US"/>
+              </w:rPr>
+            </w:pPr>
+            <w:r>
+              <w:rPr>
+                <w:rFonts w:ascii="Calibri" w:hAnsi="Calibri" w:cs="Calibri"/>
               </w:rPr>
               <w:t>mean(x) / mean(y)</w:t>
             </w:r>
@@ -29172,33 +27077,11 @@
                 <w:rFonts w:ascii="Calibri" w:hAnsi="Calibri" w:cs="Calibri"/>
               </w:rPr>
             </w:pPr>
-            <w:proofErr w:type="gramStart"/>
-            <w:r>
-              <w:rPr>
-                <w:rFonts w:ascii="Calibri" w:hAnsi="Calibri" w:cs="Calibri"/>
-              </w:rPr>
-              <w:t>sum(</w:t>
-            </w:r>
-            <w:proofErr w:type="gramEnd"/>
-            <w:r>
-              <w:rPr>
-                <w:rFonts w:ascii="Calibri" w:hAnsi="Calibri" w:cs="Calibri"/>
-              </w:rPr>
-              <w:t xml:space="preserve">(x - </w:t>
-            </w:r>
-            <w:proofErr w:type="gramStart"/>
-            <w:r>
-              <w:rPr>
-                <w:rFonts w:ascii="Calibri" w:hAnsi="Calibri" w:cs="Calibri"/>
-              </w:rPr>
-              <w:t>x̄)^</w:t>
-            </w:r>
-            <w:proofErr w:type="gramEnd"/>
-            <w:r>
-              <w:rPr>
-                <w:rFonts w:ascii="Calibri" w:hAnsi="Calibri" w:cs="Calibri"/>
-              </w:rPr>
-              <w:t>2)</w:t>
+            <w:r>
+              <w:rPr>
+                <w:rFonts w:ascii="Calibri" w:hAnsi="Calibri" w:cs="Calibri"/>
+              </w:rPr>
+              <w:t>sum((x - x̄)^2)</w:t>
             </w:r>
           </w:p>
           <w:p>
@@ -29214,21 +27097,7 @@
               <w:rPr>
                 <w:rFonts w:ascii="Calibri" w:hAnsi="Calibri" w:cs="Calibri"/>
               </w:rPr>
-              <w:t xml:space="preserve">Bruges til at beregne </w:t>
-            </w:r>
-            <w:proofErr w:type="spellStart"/>
-            <w:r>
-              <w:rPr>
-                <w:rFonts w:ascii="Calibri" w:hAnsi="Calibri" w:cs="Calibri"/>
-              </w:rPr>
-              <w:t>Sxx</w:t>
-            </w:r>
-            <w:proofErr w:type="spellEnd"/>
-            <w:r>
-              <w:rPr>
-                <w:rFonts w:ascii="Calibri" w:hAnsi="Calibri" w:cs="Calibri"/>
-              </w:rPr>
-              <w:t xml:space="preserve"> (variation i x)</w:t>
+              <w:t>Bruges til at beregne Sxx (variation i x)</w:t>
             </w:r>
           </w:p>
           <w:p>
@@ -29265,6 +27134,7 @@
                 <w:b/>
                 <w:bCs/>
               </w:rPr>
+              <w:lastRenderedPageBreak/>
               <w:t>Multiple lineær regression (MLR)</w:t>
             </w:r>
           </w:p>
@@ -29580,7 +27450,7 @@
           </w:p>
           <w:p>
             <w:pPr>
-              <w:pStyle w:val="Listeafsnit"/>
+              <w:pStyle w:val="ListParagraph"/>
               <w:numPr>
                 <w:ilvl w:val="0"/>
                 <w:numId w:val="31"/>
@@ -29598,7 +27468,7 @@
           </w:p>
           <w:p>
             <w:pPr>
-              <w:pStyle w:val="Listeafsnit"/>
+              <w:pStyle w:val="ListParagraph"/>
               <w:numPr>
                 <w:ilvl w:val="0"/>
                 <w:numId w:val="31"/>
@@ -29685,7 +27555,7 @@
           </w:p>
           <w:p>
             <w:pPr>
-              <w:pStyle w:val="Listeafsnit"/>
+              <w:pStyle w:val="ListParagraph"/>
               <w:numPr>
                 <w:ilvl w:val="0"/>
                 <w:numId w:val="31"/>
@@ -30149,17 +28019,8 @@
                 <w:rFonts w:ascii="Calibri" w:eastAsiaTheme="minorEastAsia" w:hAnsi="Calibri" w:cs="Calibri"/>
                 <w:iCs/>
               </w:rPr>
-              <w:t xml:space="preserve">RSS minimeres for at finde de bedste </w:t>
-            </w:r>
-            <w:proofErr w:type="spellStart"/>
-            <w:r>
-              <w:rPr>
-                <w:rFonts w:ascii="Calibri" w:eastAsiaTheme="minorEastAsia" w:hAnsi="Calibri" w:cs="Calibri"/>
-                <w:iCs/>
-              </w:rPr>
-              <w:t>parameterestimate</w:t>
-            </w:r>
-            <w:proofErr w:type="spellEnd"/>
+              <w:t>RSS minimeres for at finde de bedste parameterestimate</w:t>
+            </w:r>
             <w:r>
               <w:rPr>
                 <w:rFonts w:ascii="Calibri" w:eastAsiaTheme="minorEastAsia" w:hAnsi="Calibri" w:cs="Calibri"/>
@@ -30227,7 +28088,6 @@
                 <w:b/>
                 <w:bCs/>
               </w:rPr>
-              <w:lastRenderedPageBreak/>
               <w:t>Residualanalyse</w:t>
             </w:r>
           </w:p>
@@ -30576,23 +28436,14 @@
                 <w:bCs/>
               </w:rPr>
             </w:pPr>
-            <w:proofErr w:type="spellStart"/>
             <w:r>
               <w:rPr>
                 <w:rFonts w:ascii="Calibri" w:hAnsi="Calibri" w:cs="Calibri"/>
                 <w:b/>
                 <w:bCs/>
               </w:rPr>
-              <w:t>Confidence</w:t>
-            </w:r>
-            <w:proofErr w:type="spellEnd"/>
-            <w:r>
-              <w:rPr>
-                <w:rFonts w:ascii="Calibri" w:hAnsi="Calibri" w:cs="Calibri"/>
-                <w:b/>
-                <w:bCs/>
-              </w:rPr>
-              <w:t xml:space="preserve"> interval</w:t>
+              <w:lastRenderedPageBreak/>
+              <w:t>Confidence interval</w:t>
             </w:r>
           </w:p>
         </w:tc>
@@ -30675,23 +28526,13 @@
                 <w:bCs/>
               </w:rPr>
             </w:pPr>
-            <w:proofErr w:type="spellStart"/>
             <w:r>
               <w:rPr>
                 <w:rFonts w:ascii="Calibri" w:hAnsi="Calibri" w:cs="Calibri"/>
                 <w:b/>
                 <w:bCs/>
               </w:rPr>
-              <w:t>Prediction</w:t>
-            </w:r>
-            <w:proofErr w:type="spellEnd"/>
-            <w:r>
-              <w:rPr>
-                <w:rFonts w:ascii="Calibri" w:hAnsi="Calibri" w:cs="Calibri"/>
-                <w:b/>
-                <w:bCs/>
-              </w:rPr>
-              <w:t xml:space="preserve"> interval</w:t>
+              <w:t>Prediction interval</w:t>
             </w:r>
           </w:p>
         </w:tc>
@@ -30766,7 +28607,6 @@
                 <w:bCs/>
               </w:rPr>
             </w:pPr>
-            <w:proofErr w:type="spellStart"/>
             <w:r>
               <w:rPr>
                 <w:rFonts w:ascii="Calibri" w:hAnsi="Calibri" w:cs="Calibri"/>
@@ -30775,7 +28615,6 @@
               </w:rPr>
               <w:t>Collinearity</w:t>
             </w:r>
-            <w:proofErr w:type="spellEnd"/>
           </w:p>
         </w:tc>
         <w:tc>
@@ -30855,43 +28694,7 @@
                 <w:b/>
                 <w:bCs/>
               </w:rPr>
-              <w:t>Modelreduktion (</w:t>
-            </w:r>
-            <w:proofErr w:type="spellStart"/>
-            <w:r>
-              <w:rPr>
-                <w:rFonts w:ascii="Calibri" w:hAnsi="Calibri" w:cs="Calibri"/>
-                <w:b/>
-                <w:bCs/>
-              </w:rPr>
-              <w:t>Backward</w:t>
-            </w:r>
-            <w:proofErr w:type="spellEnd"/>
-            <w:r>
-              <w:rPr>
-                <w:rFonts w:ascii="Calibri" w:hAnsi="Calibri" w:cs="Calibri"/>
-                <w:b/>
-                <w:bCs/>
-              </w:rPr>
-              <w:t xml:space="preserve"> </w:t>
-            </w:r>
-            <w:proofErr w:type="spellStart"/>
-            <w:r>
-              <w:rPr>
-                <w:rFonts w:ascii="Calibri" w:hAnsi="Calibri" w:cs="Calibri"/>
-                <w:b/>
-                <w:bCs/>
-              </w:rPr>
-              <w:t>selection</w:t>
-            </w:r>
-            <w:proofErr w:type="spellEnd"/>
-            <w:r>
-              <w:rPr>
-                <w:rFonts w:ascii="Calibri" w:hAnsi="Calibri" w:cs="Calibri"/>
-                <w:b/>
-                <w:bCs/>
-              </w:rPr>
-              <w:t>)</w:t>
+              <w:t>Modelreduktion (Backward selection)</w:t>
             </w:r>
           </w:p>
         </w:tc>
@@ -30966,24 +28769,13 @@
                 <w:bCs/>
               </w:rPr>
             </w:pPr>
-            <w:proofErr w:type="spellStart"/>
             <w:r>
               <w:rPr>
                 <w:rFonts w:ascii="Calibri" w:hAnsi="Calibri" w:cs="Calibri"/>
                 <w:b/>
                 <w:bCs/>
               </w:rPr>
-              <w:lastRenderedPageBreak/>
-              <w:t>Curvilinear</w:t>
-            </w:r>
-            <w:proofErr w:type="spellEnd"/>
-            <w:r>
-              <w:rPr>
-                <w:rFonts w:ascii="Calibri" w:hAnsi="Calibri" w:cs="Calibri"/>
-                <w:b/>
-                <w:bCs/>
-              </w:rPr>
-              <w:t xml:space="preserve"> regression</w:t>
+              <w:t>Curvilinear regression</w:t>
             </w:r>
           </w:p>
         </w:tc>
@@ -31192,32 +28984,22 @@
                 <w:bCs/>
               </w:rPr>
             </w:pPr>
-            <w:proofErr w:type="spellStart"/>
             <w:r>
               <w:rPr>
                 <w:rFonts w:ascii="Calibri" w:hAnsi="Calibri" w:cs="Calibri"/>
                 <w:b/>
                 <w:bCs/>
               </w:rPr>
-              <w:t>Univariate</w:t>
-            </w:r>
-            <w:proofErr w:type="spellEnd"/>
-            <w:r>
+              <w:t>Univariate distribution</w:t>
+            </w:r>
+          </w:p>
+          <w:p>
+            <w:pPr>
               <w:rPr>
                 <w:rFonts w:ascii="Calibri" w:hAnsi="Calibri" w:cs="Calibri"/>
                 <w:b/>
                 <w:bCs/>
               </w:rPr>
-              <w:t xml:space="preserve"> distribution</w:t>
-            </w:r>
-          </w:p>
-          <w:p>
-            <w:pPr>
-              <w:rPr>
-                <w:rFonts w:ascii="Calibri" w:hAnsi="Calibri" w:cs="Calibri"/>
-                <w:b/>
-                <w:bCs/>
-              </w:rPr>
             </w:pPr>
           </w:p>
         </w:tc>
@@ -31236,21 +29018,7 @@
               <w:rPr>
                 <w:rFonts w:ascii="Calibri" w:hAnsi="Calibri" w:cs="Calibri"/>
               </w:rPr>
-              <w:t xml:space="preserve">Fordeling af én </w:t>
-            </w:r>
-            <w:proofErr w:type="spellStart"/>
-            <w:r>
-              <w:rPr>
-                <w:rFonts w:ascii="Calibri" w:hAnsi="Calibri" w:cs="Calibri"/>
-              </w:rPr>
-              <w:t>random</w:t>
-            </w:r>
-            <w:proofErr w:type="spellEnd"/>
-            <w:r>
-              <w:rPr>
-                <w:rFonts w:ascii="Calibri" w:hAnsi="Calibri" w:cs="Calibri"/>
-              </w:rPr>
-              <w:t xml:space="preserve"> variabel</w:t>
+              <w:t>Fordeling af én random variabel</w:t>
             </w:r>
           </w:p>
           <w:p>
@@ -31313,23 +29081,13 @@
                 <w:bCs/>
               </w:rPr>
             </w:pPr>
-            <w:proofErr w:type="spellStart"/>
             <w:r>
               <w:rPr>
                 <w:rFonts w:ascii="Calibri" w:hAnsi="Calibri" w:cs="Calibri"/>
                 <w:b/>
                 <w:bCs/>
               </w:rPr>
-              <w:t>Multivariate</w:t>
-            </w:r>
-            <w:proofErr w:type="spellEnd"/>
-            <w:r>
-              <w:rPr>
-                <w:rFonts w:ascii="Calibri" w:hAnsi="Calibri" w:cs="Calibri"/>
-                <w:b/>
-                <w:bCs/>
-              </w:rPr>
-              <w:t xml:space="preserve"> distribution </w:t>
+              <w:t xml:space="preserve">Multivariate distribution </w:t>
             </w:r>
           </w:p>
         </w:tc>
@@ -31348,21 +29106,7 @@
               <w:rPr>
                 <w:rFonts w:ascii="Calibri" w:hAnsi="Calibri" w:cs="Calibri"/>
               </w:rPr>
-              <w:t xml:space="preserve">Fælles fordeling af flere </w:t>
-            </w:r>
-            <w:proofErr w:type="spellStart"/>
-            <w:r>
-              <w:rPr>
-                <w:rFonts w:ascii="Calibri" w:hAnsi="Calibri" w:cs="Calibri"/>
-              </w:rPr>
-              <w:t>random</w:t>
-            </w:r>
-            <w:proofErr w:type="spellEnd"/>
-            <w:r>
-              <w:rPr>
-                <w:rFonts w:ascii="Calibri" w:hAnsi="Calibri" w:cs="Calibri"/>
-              </w:rPr>
-              <w:t xml:space="preserve"> variables (joint distribution)</w:t>
+              <w:t>Fælles fordeling af flere random variables (joint distribution)</w:t>
             </w:r>
           </w:p>
         </w:tc>
@@ -31516,7 +29260,6 @@
                 <w:bCs/>
                 <w:lang w:val="en-US"/>
               </w:rPr>
-              <w:lastRenderedPageBreak/>
               <w:t>Marginal distribution</w:t>
             </w:r>
           </w:p>
@@ -32270,16 +30013,15 @@
                 <w:bCs/>
               </w:rPr>
             </w:pPr>
-            <w:proofErr w:type="spellStart"/>
             <w:r>
               <w:rPr>
                 <w:rFonts w:ascii="Calibri" w:hAnsi="Calibri" w:cs="Calibri"/>
                 <w:b/>
                 <w:bCs/>
               </w:rPr>
+              <w:lastRenderedPageBreak/>
               <w:t>Independence</w:t>
             </w:r>
-            <w:proofErr w:type="spellEnd"/>
           </w:p>
         </w:tc>
         <w:tc>
@@ -32395,25 +30137,7 @@
                 <w:b/>
                 <w:bCs/>
               </w:rPr>
-              <w:t>Non-</w:t>
-            </w:r>
-            <w:proofErr w:type="spellStart"/>
-            <w:r>
-              <w:rPr>
-                <w:rFonts w:ascii="Calibri" w:hAnsi="Calibri" w:cs="Calibri"/>
-                <w:b/>
-                <w:bCs/>
-              </w:rPr>
-              <w:t>parametric</w:t>
-            </w:r>
-            <w:proofErr w:type="spellEnd"/>
-            <w:r>
-              <w:rPr>
-                <w:rFonts w:ascii="Calibri" w:hAnsi="Calibri" w:cs="Calibri"/>
-                <w:b/>
-                <w:bCs/>
-              </w:rPr>
-              <w:t xml:space="preserve"> Tests</w:t>
+              <w:t>Non-parametric Tests</w:t>
             </w:r>
           </w:p>
         </w:tc>
@@ -32560,7 +30284,7 @@
           </w:p>
           <w:p>
             <w:pPr>
-              <w:pStyle w:val="Listeafsnit"/>
+              <w:pStyle w:val="ListParagraph"/>
               <w:numPr>
                 <w:ilvl w:val="0"/>
                 <w:numId w:val="34"/>
@@ -32573,26 +30297,12 @@
               <w:rPr>
                 <w:rFonts w:ascii="Calibri" w:hAnsi="Calibri" w:cs="Calibri"/>
               </w:rPr>
-              <w:t>Test af: er fordeling/</w:t>
-            </w:r>
-            <w:proofErr w:type="spellStart"/>
-            <w:r>
-              <w:rPr>
-                <w:rFonts w:ascii="Calibri" w:hAnsi="Calibri" w:cs="Calibri"/>
-              </w:rPr>
-              <w:t>mediane</w:t>
-            </w:r>
-            <w:proofErr w:type="spellEnd"/>
-            <w:r>
-              <w:rPr>
-                <w:rFonts w:ascii="Calibri" w:hAnsi="Calibri" w:cs="Calibri"/>
-              </w:rPr>
-              <w:t xml:space="preserve"> ens?</w:t>
-            </w:r>
-          </w:p>
-          <w:p>
-            <w:pPr>
-              <w:pStyle w:val="Listeafsnit"/>
+              <w:t>Test af: er fordeling/mediane ens?</w:t>
+            </w:r>
+          </w:p>
+          <w:p>
+            <w:pPr>
+              <w:pStyle w:val="ListParagraph"/>
               <w:numPr>
                 <w:ilvl w:val="0"/>
                 <w:numId w:val="34"/>
@@ -32729,27 +30439,7 @@
                 <w:lang w:eastAsia="da-DK"/>
                 <w14:ligatures w14:val="none"/>
               </w:rPr>
-              <w:t>data(</w:t>
-            </w:r>
-            <w:proofErr w:type="spellStart"/>
-            <w:r>
-              <w:rPr>
-                <w:rFonts w:ascii="Calibri" w:eastAsia="Times New Roman" w:hAnsi="Calibri" w:cs="Calibri"/>
-                <w:kern w:val="0"/>
-                <w:lang w:eastAsia="da-DK"/>
-                <w14:ligatures w14:val="none"/>
-              </w:rPr>
-              <w:t>mtcars</w:t>
-            </w:r>
-            <w:proofErr w:type="spellEnd"/>
-            <w:r>
-              <w:rPr>
-                <w:rFonts w:ascii="Calibri" w:eastAsia="Times New Roman" w:hAnsi="Calibri" w:cs="Calibri"/>
-                <w:kern w:val="0"/>
-                <w:lang w:eastAsia="da-DK"/>
-                <w14:ligatures w14:val="none"/>
-              </w:rPr>
-              <w:t>)</w:t>
+              <w:t>data(mtcars)</w:t>
             </w:r>
           </w:p>
           <w:p>
@@ -33052,42 +30742,13 @@
                 <w:bCs/>
               </w:rPr>
             </w:pPr>
-            <w:proofErr w:type="spellStart"/>
             <w:r>
               <w:rPr>
                 <w:rFonts w:ascii="Calibri" w:hAnsi="Calibri" w:cs="Calibri"/>
                 <w:b/>
                 <w:bCs/>
               </w:rPr>
-              <w:lastRenderedPageBreak/>
-              <w:t>Kolmogorov</w:t>
-            </w:r>
-            <w:proofErr w:type="spellEnd"/>
-            <w:r>
-              <w:rPr>
-                <w:rFonts w:ascii="Calibri" w:hAnsi="Calibri" w:cs="Calibri"/>
-                <w:b/>
-                <w:bCs/>
-              </w:rPr>
-              <w:t>–</w:t>
-            </w:r>
-            <w:proofErr w:type="spellStart"/>
-            <w:r>
-              <w:rPr>
-                <w:rFonts w:ascii="Calibri" w:hAnsi="Calibri" w:cs="Calibri"/>
-                <w:b/>
-                <w:bCs/>
-              </w:rPr>
-              <w:t>Smirnov</w:t>
-            </w:r>
-            <w:proofErr w:type="spellEnd"/>
-            <w:r>
-              <w:rPr>
-                <w:rFonts w:ascii="Calibri" w:hAnsi="Calibri" w:cs="Calibri"/>
-                <w:b/>
-                <w:bCs/>
-              </w:rPr>
-              <w:t xml:space="preserve"> (KS) Test</w:t>
+              <w:t>Kolmogorov–Smirnov (KS) Test</w:t>
             </w:r>
           </w:p>
         </w:tc>
@@ -33118,7 +30779,7 @@
           </w:p>
           <w:p>
             <w:pPr>
-              <w:pStyle w:val="Listeafsnit"/>
+              <w:pStyle w:val="ListParagraph"/>
               <w:numPr>
                 <w:ilvl w:val="0"/>
                 <w:numId w:val="34"/>
@@ -33143,7 +30804,7 @@
           </w:p>
           <w:p>
             <w:pPr>
-              <w:pStyle w:val="Listeafsnit"/>
+              <w:pStyle w:val="ListParagraph"/>
               <w:numPr>
                 <w:ilvl w:val="0"/>
                 <w:numId w:val="34"/>
@@ -33431,7 +31092,6 @@
                 <w14:ligatures w14:val="none"/>
               </w:rPr>
             </w:pPr>
-            <w:proofErr w:type="spellStart"/>
             <w:r>
               <w:rPr>
                 <w:rFonts w:ascii="Calibri" w:eastAsia="Times New Roman" w:hAnsi="Calibri" w:cs="Calibri"/>
@@ -33439,19 +31099,21 @@
                 <w:lang w:eastAsia="da-DK"/>
                 <w14:ligatures w14:val="none"/>
               </w:rPr>
-              <w:t>ks.</w:t>
-            </w:r>
-            <w:proofErr w:type="gramStart"/>
-            <w:r>
+              <w:t>ks.test(sample, "pnorm")         # normalfordeling</w:t>
+            </w:r>
+          </w:p>
+          <w:p>
+            <w:pPr>
+              <w:tabs>
+                <w:tab w:val="left" w:pos="3540"/>
+              </w:tabs>
               <w:rPr>
                 <w:rFonts w:ascii="Calibri" w:eastAsia="Times New Roman" w:hAnsi="Calibri" w:cs="Calibri"/>
                 <w:kern w:val="0"/>
                 <w:lang w:eastAsia="da-DK"/>
                 <w14:ligatures w14:val="none"/>
               </w:rPr>
-              <w:t>test</w:t>
-            </w:r>
-            <w:proofErr w:type="spellEnd"/>
+            </w:pPr>
             <w:r>
               <w:rPr>
                 <w:rFonts w:ascii="Calibri" w:eastAsia="Times New Roman" w:hAnsi="Calibri" w:cs="Calibri"/>
@@ -33459,19 +31121,21 @@
                 <w:lang w:eastAsia="da-DK"/>
                 <w14:ligatures w14:val="none"/>
               </w:rPr>
-              <w:t>(</w:t>
-            </w:r>
-            <w:proofErr w:type="gramEnd"/>
-            <w:r>
+              <w:t>ks.test(sample, "pexp", rate=λ)  # eksponentialfordeling</w:t>
+            </w:r>
+          </w:p>
+          <w:p>
+            <w:pPr>
+              <w:tabs>
+                <w:tab w:val="left" w:pos="3540"/>
+              </w:tabs>
               <w:rPr>
                 <w:rFonts w:ascii="Calibri" w:eastAsia="Times New Roman" w:hAnsi="Calibri" w:cs="Calibri"/>
                 <w:kern w:val="0"/>
                 <w:lang w:eastAsia="da-DK"/>
                 <w14:ligatures w14:val="none"/>
               </w:rPr>
-              <w:t>sample, "</w:t>
-            </w:r>
-            <w:proofErr w:type="spellStart"/>
+            </w:pPr>
             <w:r>
               <w:rPr>
                 <w:rFonts w:ascii="Calibri" w:eastAsia="Times New Roman" w:hAnsi="Calibri" w:cs="Calibri"/>
@@ -33479,216 +31143,7 @@
                 <w:lang w:eastAsia="da-DK"/>
                 <w14:ligatures w14:val="none"/>
               </w:rPr>
-              <w:t>pnorm</w:t>
-            </w:r>
-            <w:proofErr w:type="spellEnd"/>
-            <w:proofErr w:type="gramStart"/>
-            <w:r>
-              <w:rPr>
-                <w:rFonts w:ascii="Calibri" w:eastAsia="Times New Roman" w:hAnsi="Calibri" w:cs="Calibri"/>
-                <w:kern w:val="0"/>
-                <w:lang w:eastAsia="da-DK"/>
-                <w14:ligatures w14:val="none"/>
-              </w:rPr>
-              <w:t xml:space="preserve">")   </w:t>
-            </w:r>
-            <w:proofErr w:type="gramEnd"/>
-            <w:r>
-              <w:rPr>
-                <w:rFonts w:ascii="Calibri" w:eastAsia="Times New Roman" w:hAnsi="Calibri" w:cs="Calibri"/>
-                <w:kern w:val="0"/>
-                <w:lang w:eastAsia="da-DK"/>
-                <w14:ligatures w14:val="none"/>
-              </w:rPr>
-              <w:t xml:space="preserve">      # normalfordeling</w:t>
-            </w:r>
-          </w:p>
-          <w:p>
-            <w:pPr>
-              <w:tabs>
-                <w:tab w:val="left" w:pos="3540"/>
-              </w:tabs>
-              <w:rPr>
-                <w:rFonts w:ascii="Calibri" w:eastAsia="Times New Roman" w:hAnsi="Calibri" w:cs="Calibri"/>
-                <w:kern w:val="0"/>
-                <w:lang w:eastAsia="da-DK"/>
-                <w14:ligatures w14:val="none"/>
-              </w:rPr>
-            </w:pPr>
-            <w:proofErr w:type="spellStart"/>
-            <w:r>
-              <w:rPr>
-                <w:rFonts w:ascii="Calibri" w:eastAsia="Times New Roman" w:hAnsi="Calibri" w:cs="Calibri"/>
-                <w:kern w:val="0"/>
-                <w:lang w:eastAsia="da-DK"/>
-                <w14:ligatures w14:val="none"/>
-              </w:rPr>
-              <w:t>ks.</w:t>
-            </w:r>
-            <w:proofErr w:type="gramStart"/>
-            <w:r>
-              <w:rPr>
-                <w:rFonts w:ascii="Calibri" w:eastAsia="Times New Roman" w:hAnsi="Calibri" w:cs="Calibri"/>
-                <w:kern w:val="0"/>
-                <w:lang w:eastAsia="da-DK"/>
-                <w14:ligatures w14:val="none"/>
-              </w:rPr>
-              <w:t>test</w:t>
-            </w:r>
-            <w:proofErr w:type="spellEnd"/>
-            <w:r>
-              <w:rPr>
-                <w:rFonts w:ascii="Calibri" w:eastAsia="Times New Roman" w:hAnsi="Calibri" w:cs="Calibri"/>
-                <w:kern w:val="0"/>
-                <w:lang w:eastAsia="da-DK"/>
-                <w14:ligatures w14:val="none"/>
-              </w:rPr>
-              <w:t>(</w:t>
-            </w:r>
-            <w:proofErr w:type="gramEnd"/>
-            <w:r>
-              <w:rPr>
-                <w:rFonts w:ascii="Calibri" w:eastAsia="Times New Roman" w:hAnsi="Calibri" w:cs="Calibri"/>
-                <w:kern w:val="0"/>
-                <w:lang w:eastAsia="da-DK"/>
-                <w14:ligatures w14:val="none"/>
-              </w:rPr>
-              <w:t>sample, "</w:t>
-            </w:r>
-            <w:proofErr w:type="spellStart"/>
-            <w:r>
-              <w:rPr>
-                <w:rFonts w:ascii="Calibri" w:eastAsia="Times New Roman" w:hAnsi="Calibri" w:cs="Calibri"/>
-                <w:kern w:val="0"/>
-                <w:lang w:eastAsia="da-DK"/>
-                <w14:ligatures w14:val="none"/>
-              </w:rPr>
-              <w:t>pexp</w:t>
-            </w:r>
-            <w:proofErr w:type="spellEnd"/>
-            <w:r>
-              <w:rPr>
-                <w:rFonts w:ascii="Calibri" w:eastAsia="Times New Roman" w:hAnsi="Calibri" w:cs="Calibri"/>
-                <w:kern w:val="0"/>
-                <w:lang w:eastAsia="da-DK"/>
-                <w14:ligatures w14:val="none"/>
-              </w:rPr>
-              <w:t>", rate=</w:t>
-            </w:r>
-            <w:proofErr w:type="gramStart"/>
-            <w:r>
-              <w:rPr>
-                <w:rFonts w:ascii="Calibri" w:eastAsia="Times New Roman" w:hAnsi="Calibri" w:cs="Calibri"/>
-                <w:kern w:val="0"/>
-                <w:lang w:eastAsia="da-DK"/>
-                <w14:ligatures w14:val="none"/>
-              </w:rPr>
-              <w:t>λ)  #</w:t>
-            </w:r>
-            <w:proofErr w:type="gramEnd"/>
-            <w:r>
-              <w:rPr>
-                <w:rFonts w:ascii="Calibri" w:eastAsia="Times New Roman" w:hAnsi="Calibri" w:cs="Calibri"/>
-                <w:kern w:val="0"/>
-                <w:lang w:eastAsia="da-DK"/>
-                <w14:ligatures w14:val="none"/>
-              </w:rPr>
-              <w:t xml:space="preserve"> </w:t>
-            </w:r>
-            <w:proofErr w:type="spellStart"/>
-            <w:r>
-              <w:rPr>
-                <w:rFonts w:ascii="Calibri" w:eastAsia="Times New Roman" w:hAnsi="Calibri" w:cs="Calibri"/>
-                <w:kern w:val="0"/>
-                <w:lang w:eastAsia="da-DK"/>
-                <w14:ligatures w14:val="none"/>
-              </w:rPr>
-              <w:t>eksponentialfordeling</w:t>
-            </w:r>
-            <w:proofErr w:type="spellEnd"/>
-          </w:p>
-          <w:p>
-            <w:pPr>
-              <w:tabs>
-                <w:tab w:val="left" w:pos="3540"/>
-              </w:tabs>
-              <w:rPr>
-                <w:rFonts w:ascii="Calibri" w:eastAsia="Times New Roman" w:hAnsi="Calibri" w:cs="Calibri"/>
-                <w:kern w:val="0"/>
-                <w:lang w:eastAsia="da-DK"/>
-                <w14:ligatures w14:val="none"/>
-              </w:rPr>
-            </w:pPr>
-            <w:proofErr w:type="spellStart"/>
-            <w:r>
-              <w:rPr>
-                <w:rFonts w:ascii="Calibri" w:eastAsia="Times New Roman" w:hAnsi="Calibri" w:cs="Calibri"/>
-                <w:kern w:val="0"/>
-                <w:lang w:eastAsia="da-DK"/>
-                <w14:ligatures w14:val="none"/>
-              </w:rPr>
-              <w:t>ks.</w:t>
-            </w:r>
-            <w:proofErr w:type="gramStart"/>
-            <w:r>
-              <w:rPr>
-                <w:rFonts w:ascii="Calibri" w:eastAsia="Times New Roman" w:hAnsi="Calibri" w:cs="Calibri"/>
-                <w:kern w:val="0"/>
-                <w:lang w:eastAsia="da-DK"/>
-                <w14:ligatures w14:val="none"/>
-              </w:rPr>
-              <w:t>test</w:t>
-            </w:r>
-            <w:proofErr w:type="spellEnd"/>
-            <w:r>
-              <w:rPr>
-                <w:rFonts w:ascii="Calibri" w:eastAsia="Times New Roman" w:hAnsi="Calibri" w:cs="Calibri"/>
-                <w:kern w:val="0"/>
-                <w:lang w:eastAsia="da-DK"/>
-                <w14:ligatures w14:val="none"/>
-              </w:rPr>
-              <w:t>(</w:t>
-            </w:r>
-            <w:proofErr w:type="gramEnd"/>
-            <w:r>
-              <w:rPr>
-                <w:rFonts w:ascii="Calibri" w:eastAsia="Times New Roman" w:hAnsi="Calibri" w:cs="Calibri"/>
-                <w:kern w:val="0"/>
-                <w:lang w:eastAsia="da-DK"/>
-                <w14:ligatures w14:val="none"/>
-              </w:rPr>
-              <w:t>sample, "</w:t>
-            </w:r>
-            <w:proofErr w:type="spellStart"/>
-            <w:r>
-              <w:rPr>
-                <w:rFonts w:ascii="Calibri" w:eastAsia="Times New Roman" w:hAnsi="Calibri" w:cs="Calibri"/>
-                <w:kern w:val="0"/>
-                <w:lang w:eastAsia="da-DK"/>
-                <w14:ligatures w14:val="none"/>
-              </w:rPr>
-              <w:t>punif</w:t>
-            </w:r>
-            <w:proofErr w:type="spellEnd"/>
-            <w:proofErr w:type="gramStart"/>
-            <w:r>
-              <w:rPr>
-                <w:rFonts w:ascii="Calibri" w:eastAsia="Times New Roman" w:hAnsi="Calibri" w:cs="Calibri"/>
-                <w:kern w:val="0"/>
-                <w:lang w:eastAsia="da-DK"/>
-                <w14:ligatures w14:val="none"/>
-              </w:rPr>
-              <w:t xml:space="preserve">")   </w:t>
-            </w:r>
-            <w:proofErr w:type="gramEnd"/>
-            <w:r>
-              <w:rPr>
-                <w:rFonts w:ascii="Calibri" w:eastAsia="Times New Roman" w:hAnsi="Calibri" w:cs="Calibri"/>
-                <w:kern w:val="0"/>
-                <w:lang w:eastAsia="da-DK"/>
-                <w14:ligatures w14:val="none"/>
-              </w:rPr>
-              <w:t xml:space="preserve">      # uniform fordeling</w:t>
+              <w:t>ks.test(sample, "punif")         # uniform fordeling</w:t>
             </w:r>
           </w:p>
         </w:tc>
@@ -33717,16 +31172,7 @@
                 <w:rPr>
                   <w:rFonts w:ascii="Cambria Math" w:hAnsi="Cambria Math" w:cs="Calibri"/>
                 </w:rPr>
-                <m:t>β</m:t>
-              </m:r>
-              <m:r>
-                <m:rPr>
-                  <m:sty m:val="bi"/>
-                </m:rPr>
-                <w:rPr>
-                  <w:rFonts w:ascii="Cambria Math" w:hAnsi="Cambria Math" w:cs="Calibri"/>
-                </w:rPr>
-                <m:t xml:space="preserve"> </m:t>
+                <m:t xml:space="preserve">β </m:t>
               </m:r>
             </m:oMath>
             <w:r>
@@ -33763,25 +31209,7 @@
                 <w:lang w:eastAsia="da-DK"/>
                 <w14:ligatures w14:val="none"/>
               </w:rPr>
-              <w:t>E</w:t>
-            </w:r>
-            <w:r>
-              <w:rPr>
-                <w:rFonts w:ascii="Calibri" w:eastAsia="Times New Roman" w:hAnsi="Calibri" w:cs="Calibri"/>
-                <w:kern w:val="0"/>
-                <w:lang w:eastAsia="da-DK"/>
-                <w14:ligatures w14:val="none"/>
-              </w:rPr>
-              <w:t>n</w:t>
-            </w:r>
-            <w:r>
-              <w:rPr>
-                <w:rFonts w:ascii="Calibri" w:eastAsia="Times New Roman" w:hAnsi="Calibri" w:cs="Calibri"/>
-                <w:kern w:val="0"/>
-                <w:lang w:eastAsia="da-DK"/>
-                <w14:ligatures w14:val="none"/>
-              </w:rPr>
-              <w:t xml:space="preserve"> </w:t>
+              <w:t xml:space="preserve">En </w:t>
             </w:r>
             <w:r>
               <w:rPr>
@@ -33816,18 +31244,7 @@
                 <w:lang w:eastAsia="da-DK"/>
                 <w14:ligatures w14:val="none"/>
               </w:rPr>
-              <w:t>I lineær regression</w:t>
-            </w:r>
-            <w:r>
-              <w:rPr>
-                <w:rFonts w:ascii="Calibri" w:eastAsia="Times New Roman" w:hAnsi="Calibri" w:cs="Calibri"/>
-                <w:b/>
-                <w:bCs/>
-                <w:kern w:val="0"/>
-                <w:lang w:eastAsia="da-DK"/>
-                <w14:ligatures w14:val="none"/>
-              </w:rPr>
-              <w:t xml:space="preserve">: </w:t>
+              <w:t xml:space="preserve">I lineær regression: </w:t>
             </w:r>
           </w:p>
           <w:p>
@@ -33887,7 +31304,17 @@
                 <w:lang w:eastAsia="da-DK"/>
                 <w14:ligatures w14:val="none"/>
               </w:rPr>
-              <w:t>, der fortæller hvor meget den afhængige variabel ændrer sig, når en forklarende variabel ændrer sig med 1 enhed.</w:t>
+              <w:t xml:space="preserve">, der fortæller hvor meget den afhængige variabel ændrer sig, </w:t>
+            </w:r>
+            <w:r>
+              <w:rPr>
+                <w:rFonts w:ascii="Calibri" w:eastAsia="Times New Roman" w:hAnsi="Calibri" w:cs="Calibri"/>
+                <w:kern w:val="0"/>
+                <w:lang w:eastAsia="da-DK"/>
+                <w14:ligatures w14:val="none"/>
+              </w:rPr>
+              <w:lastRenderedPageBreak/>
+              <w:t>når en forklarende variabel ændrer sig med 1 enhed.</w:t>
             </w:r>
           </w:p>
           <w:p>
@@ -34610,6 +32037,7 @@
                 <w:rPr>
                   <w:rFonts w:ascii="Cambria Math" w:hAnsi="Cambria Math" w:cs="Calibri"/>
                 </w:rPr>
+                <w:lastRenderedPageBreak/>
                 <m:t>β^</m:t>
               </m:r>
             </m:oMath>
@@ -35421,40 +32849,12 @@
               <w:rPr>
                 <w:rFonts w:ascii="Calibri" w:hAnsi="Calibri" w:cs="Calibri"/>
               </w:rPr>
-              <w:t xml:space="preserve"> </w:t>
-            </w:r>
-            <w:proofErr w:type="spellStart"/>
-            <w:r>
-              <w:rPr>
-                <w:rFonts w:ascii="Calibri" w:hAnsi="Calibri" w:cs="Calibri"/>
-              </w:rPr>
-              <w:t>Random</w:t>
-            </w:r>
-            <w:proofErr w:type="spellEnd"/>
-            <w:r>
-              <w:rPr>
-                <w:rFonts w:ascii="Calibri" w:hAnsi="Calibri" w:cs="Calibri"/>
-              </w:rPr>
-              <w:t xml:space="preserve"> </w:t>
-            </w:r>
-            <w:proofErr w:type="spellStart"/>
-            <w:r>
-              <w:rPr>
-                <w:rFonts w:ascii="Calibri" w:hAnsi="Calibri" w:cs="Calibri"/>
-              </w:rPr>
-              <w:t>value</w:t>
-            </w:r>
-            <w:proofErr w:type="spellEnd"/>
-            <w:r>
-              <w:rPr>
-                <w:rFonts w:ascii="Calibri" w:hAnsi="Calibri" w:cs="Calibri"/>
-              </w:rPr>
-              <w:t xml:space="preserve"> </w:t>
-            </w:r>
-          </w:p>
-          <w:p>
-            <w:pPr>
-              <w:pStyle w:val="Listeafsnit"/>
+              <w:t xml:space="preserve"> Random value </w:t>
+            </w:r>
+          </w:p>
+          <w:p>
+            <w:pPr>
+              <w:pStyle w:val="ListParagraph"/>
               <w:numPr>
                 <w:ilvl w:val="0"/>
                 <w:numId w:val="34"/>
@@ -35472,7 +32872,7 @@
           </w:p>
           <w:p>
             <w:pPr>
-              <w:pStyle w:val="Listeafsnit"/>
+              <w:pStyle w:val="ListParagraph"/>
               <w:numPr>
                 <w:ilvl w:val="0"/>
                 <w:numId w:val="34"/>
@@ -35519,21 +32919,7 @@
               <w:rPr>
                 <w:rFonts w:ascii="Calibri" w:eastAsiaTheme="minorEastAsia" w:hAnsi="Calibri" w:cs="Calibri"/>
               </w:rPr>
-              <w:t>: hvad er s</w:t>
-            </w:r>
-            <w:proofErr w:type="spellStart"/>
-            <w:r>
-              <w:rPr>
-                <w:rFonts w:ascii="Calibri" w:eastAsiaTheme="minorEastAsia" w:hAnsi="Calibri" w:cs="Calibri"/>
-              </w:rPr>
-              <w:t>andsynligheden</w:t>
-            </w:r>
-            <w:proofErr w:type="spellEnd"/>
-            <w:r>
-              <w:rPr>
-                <w:rFonts w:ascii="Calibri" w:eastAsiaTheme="minorEastAsia" w:hAnsi="Calibri" w:cs="Calibri"/>
-              </w:rPr>
-              <w:t xml:space="preserve"> for, at den tilfældige variable X for værdien x </w:t>
+              <w:t xml:space="preserve">: hvad er sandsynligheden for, at den tilfældige variable X for værdien x </w:t>
             </w:r>
           </w:p>
           <w:p>
@@ -35593,7 +32979,7 @@
           </w:p>
           <w:p>
             <w:pPr>
-              <w:pStyle w:val="Listeafsnit"/>
+              <w:pStyle w:val="ListParagraph"/>
               <w:numPr>
                 <w:ilvl w:val="0"/>
                 <w:numId w:val="34"/>
@@ -35625,7 +33011,7 @@
           </w:p>
           <w:p>
             <w:pPr>
-              <w:pStyle w:val="Listeafsnit"/>
+              <w:pStyle w:val="ListParagraph"/>
               <w:numPr>
                 <w:ilvl w:val="0"/>
                 <w:numId w:val="34"/>
@@ -35690,7 +33076,7 @@
           </w:p>
           <w:p>
             <w:pPr>
-              <w:pStyle w:val="Listeafsnit"/>
+              <w:pStyle w:val="ListParagraph"/>
               <w:numPr>
                 <w:ilvl w:val="0"/>
                 <w:numId w:val="34"/>
@@ -35711,26 +33097,12 @@
               <w:rPr>
                 <w:rFonts w:ascii="Calibri" w:eastAsiaTheme="minorEastAsia" w:hAnsi="Calibri" w:cs="Calibri"/>
               </w:rPr>
-              <w:t xml:space="preserve"> betyde at der ikke </w:t>
-            </w:r>
-            <w:proofErr w:type="spellStart"/>
-            <w:r>
-              <w:rPr>
-                <w:rFonts w:ascii="Calibri" w:eastAsiaTheme="minorEastAsia" w:hAnsi="Calibri" w:cs="Calibri"/>
-              </w:rPr>
-              <w:t>kon</w:t>
-            </w:r>
-            <w:proofErr w:type="spellEnd"/>
-            <w:r>
-              <w:rPr>
-                <w:rFonts w:ascii="Calibri" w:eastAsiaTheme="minorEastAsia" w:hAnsi="Calibri" w:cs="Calibri"/>
-              </w:rPr>
-              <w:t xml:space="preserve"> nogen 6’ere </w:t>
-            </w:r>
-          </w:p>
-          <w:p>
-            <w:pPr>
-              <w:pStyle w:val="Listeafsnit"/>
+              <w:t xml:space="preserve"> betyde at der ikke kon nogen 6’ere </w:t>
+            </w:r>
+          </w:p>
+          <w:p>
+            <w:pPr>
+              <w:pStyle w:val="ListParagraph"/>
               <w:numPr>
                 <w:ilvl w:val="0"/>
                 <w:numId w:val="34"/>
@@ -35830,7 +33202,7 @@
     </w:p>
     <w:tbl>
       <w:tblPr>
-        <w:tblStyle w:val="Tabel-Gitter"/>
+        <w:tblStyle w:val="TableGrid"/>
         <w:tblW w:w="15730" w:type="dxa"/>
         <w:tblLook w:val="04A0" w:firstRow="1" w:lastRow="0" w:firstColumn="1" w:lastColumn="0" w:noHBand="0" w:noVBand="1"/>
       </w:tblPr>
@@ -35858,7 +33230,6 @@
               <w:rPr>
                 <w:rFonts w:ascii="Calibri" w:eastAsia="Aptos" w:hAnsi="Calibri" w:cs="Calibri"/>
               </w:rPr>
-              <w:lastRenderedPageBreak/>
               <w:t xml:space="preserve">R </w:t>
             </w:r>
           </w:p>
@@ -36040,89 +33411,91 @@
                 <w:b/>
                 <w:bCs/>
               </w:rPr>
-              <w:t xml:space="preserve">Få </w:t>
-            </w:r>
+              <w:t>Få residualer og tjek normalitet</w:t>
+            </w:r>
+          </w:p>
+          <w:p>
+            <w:pPr>
+              <w:rPr>
+                <w:rFonts w:ascii="Calibri" w:hAnsi="Calibri" w:cs="Calibri"/>
+                <w:lang w:val="en-US"/>
+              </w:rPr>
+            </w:pPr>
+            <w:r>
+              <w:rPr>
+                <w:rFonts w:ascii="Calibri" w:hAnsi="Calibri" w:cs="Calibri"/>
+                <w:lang w:val="en-US"/>
+              </w:rPr>
+              <w:t>residuals &lt;- residuals(model)</w:t>
+            </w:r>
+          </w:p>
+          <w:p>
+            <w:pPr>
+              <w:rPr>
+                <w:rFonts w:ascii="Calibri" w:hAnsi="Calibri" w:cs="Calibri"/>
+                <w:lang w:val="en-US"/>
+              </w:rPr>
+            </w:pPr>
             <w:proofErr w:type="spellStart"/>
             <w:r>
+              <w:rPr>
+                <w:rFonts w:ascii="Calibri" w:hAnsi="Calibri" w:cs="Calibri"/>
+                <w:lang w:val="en-US"/>
+              </w:rPr>
+              <w:t>qqnorm</w:t>
+            </w:r>
+            <w:proofErr w:type="spellEnd"/>
+            <w:r>
+              <w:rPr>
+                <w:rFonts w:ascii="Calibri" w:hAnsi="Calibri" w:cs="Calibri"/>
+                <w:lang w:val="en-US"/>
+              </w:rPr>
+              <w:t>(residuals)</w:t>
+            </w:r>
+          </w:p>
+          <w:p>
+            <w:pPr>
+              <w:rPr>
+                <w:rFonts w:ascii="Calibri" w:hAnsi="Calibri" w:cs="Calibri"/>
+                <w:lang w:val="en-US"/>
+              </w:rPr>
+            </w:pPr>
+            <w:proofErr w:type="spellStart"/>
+            <w:r>
+              <w:rPr>
+                <w:rFonts w:ascii="Calibri" w:hAnsi="Calibri" w:cs="Calibri"/>
+                <w:lang w:val="en-US"/>
+              </w:rPr>
+              <w:t>qqline</w:t>
+            </w:r>
+            <w:proofErr w:type="spellEnd"/>
+            <w:r>
+              <w:rPr>
+                <w:rFonts w:ascii="Calibri" w:hAnsi="Calibri" w:cs="Calibri"/>
+                <w:lang w:val="en-US"/>
+              </w:rPr>
+              <w:t>(residuals)</w:t>
+            </w:r>
+          </w:p>
+          <w:p>
+            <w:pPr>
               <w:rPr>
                 <w:rFonts w:ascii="Calibri" w:hAnsi="Calibri" w:cs="Calibri"/>
                 <w:b/>
                 <w:bCs/>
-              </w:rPr>
-              <w:t>residualer</w:t>
-            </w:r>
-            <w:proofErr w:type="spellEnd"/>
-            <w:r>
+                <w:lang w:val="en-US"/>
+              </w:rPr>
+            </w:pPr>
+          </w:p>
+          <w:p>
+            <w:pPr>
               <w:rPr>
                 <w:rFonts w:ascii="Calibri" w:hAnsi="Calibri" w:cs="Calibri"/>
                 <w:b/>
                 <w:bCs/>
-              </w:rPr>
-              <w:t xml:space="preserve"> og tjek normalitet</w:t>
-            </w:r>
-          </w:p>
-          <w:p>
-            <w:pPr>
-              <w:rPr>
-                <w:rFonts w:ascii="Calibri" w:hAnsi="Calibri" w:cs="Calibri"/>
-                <w:lang w:val="en-US"/>
-              </w:rPr>
-            </w:pPr>
-            <w:r>
-              <w:rPr>
-                <w:rFonts w:ascii="Calibri" w:hAnsi="Calibri" w:cs="Calibri"/>
-                <w:lang w:val="en-US"/>
-              </w:rPr>
-              <w:t>residuals &lt;- residuals(model)</w:t>
-            </w:r>
-          </w:p>
-          <w:p>
-            <w:pPr>
-              <w:rPr>
-                <w:rFonts w:ascii="Calibri" w:hAnsi="Calibri" w:cs="Calibri"/>
-                <w:lang w:val="en-US"/>
-              </w:rPr>
-            </w:pPr>
-            <w:proofErr w:type="spellStart"/>
-            <w:r>
-              <w:rPr>
-                <w:rFonts w:ascii="Calibri" w:hAnsi="Calibri" w:cs="Calibri"/>
-                <w:lang w:val="en-US"/>
-              </w:rPr>
-              <w:t>qqnorm</w:t>
-            </w:r>
-            <w:proofErr w:type="spellEnd"/>
-            <w:r>
-              <w:rPr>
-                <w:rFonts w:ascii="Calibri" w:hAnsi="Calibri" w:cs="Calibri"/>
-                <w:lang w:val="en-US"/>
-              </w:rPr>
-              <w:t>(residuals)</w:t>
-            </w:r>
-          </w:p>
-          <w:p>
-            <w:pPr>
-              <w:rPr>
-                <w:rFonts w:ascii="Calibri" w:hAnsi="Calibri" w:cs="Calibri"/>
-                <w:lang w:val="en-US"/>
-              </w:rPr>
-            </w:pPr>
-            <w:proofErr w:type="spellStart"/>
-            <w:r>
-              <w:rPr>
-                <w:rFonts w:ascii="Calibri" w:hAnsi="Calibri" w:cs="Calibri"/>
-                <w:lang w:val="en-US"/>
-              </w:rPr>
-              <w:t>qqline</w:t>
-            </w:r>
-            <w:proofErr w:type="spellEnd"/>
-            <w:r>
-              <w:rPr>
-                <w:rFonts w:ascii="Calibri" w:hAnsi="Calibri" w:cs="Calibri"/>
-                <w:lang w:val="en-US"/>
-              </w:rPr>
-              <w:t>(residuals)</w:t>
-            </w:r>
+                <w:lang w:val="en-US"/>
+              </w:rPr>
+            </w:pPr>
           </w:p>
           <w:p>
             <w:pPr>
@@ -36133,26 +33506,26 @@
                 <w:lang w:val="en-US"/>
               </w:rPr>
             </w:pPr>
-          </w:p>
-          <w:p>
-            <w:pPr>
+            <w:proofErr w:type="spellStart"/>
+            <w:r>
               <w:rPr>
                 <w:rFonts w:ascii="Calibri" w:hAnsi="Calibri" w:cs="Calibri"/>
                 <w:b/>
                 <w:bCs/>
                 <w:lang w:val="en-US"/>
               </w:rPr>
-            </w:pPr>
-          </w:p>
-          <w:p>
-            <w:pPr>
+              <w:t>Tjek</w:t>
+            </w:r>
+            <w:proofErr w:type="spellEnd"/>
+            <w:r>
               <w:rPr>
                 <w:rFonts w:ascii="Calibri" w:hAnsi="Calibri" w:cs="Calibri"/>
                 <w:b/>
                 <w:bCs/>
                 <w:lang w:val="en-US"/>
               </w:rPr>
-            </w:pPr>
+              <w:t xml:space="preserve"> for </w:t>
+            </w:r>
             <w:proofErr w:type="spellStart"/>
             <w:r>
               <w:rPr>
@@ -36161,18 +33534,92 @@
                 <w:bCs/>
                 <w:lang w:val="en-US"/>
               </w:rPr>
-              <w:t>Tjek</w:t>
+              <w:t>uafhængighed</w:t>
             </w:r>
             <w:proofErr w:type="spellEnd"/>
-            <w:r>
+          </w:p>
+          <w:p>
+            <w:pPr>
+              <w:rPr>
+                <w:rFonts w:ascii="Calibri" w:hAnsi="Calibri" w:cs="Calibri"/>
+                <w:lang w:val="en-US"/>
+              </w:rPr>
+            </w:pPr>
+            <w:r>
+              <w:rPr>
+                <w:rFonts w:ascii="Calibri" w:hAnsi="Calibri" w:cs="Calibri"/>
+                <w:lang w:val="en-US"/>
+              </w:rPr>
+              <w:t xml:space="preserve">fitted &lt;- </w:t>
+            </w:r>
+            <w:proofErr w:type="spellStart"/>
+            <w:proofErr w:type="gramStart"/>
+            <w:r>
+              <w:rPr>
+                <w:rFonts w:ascii="Calibri" w:hAnsi="Calibri" w:cs="Calibri"/>
+                <w:lang w:val="en-US"/>
+              </w:rPr>
+              <w:t>fitted.values</w:t>
+            </w:r>
+            <w:proofErr w:type="spellEnd"/>
+            <w:proofErr w:type="gramEnd"/>
+            <w:r>
+              <w:rPr>
+                <w:rFonts w:ascii="Calibri" w:hAnsi="Calibri" w:cs="Calibri"/>
+                <w:lang w:val="en-US"/>
+              </w:rPr>
+              <w:t>(model)</w:t>
+            </w:r>
+          </w:p>
+          <w:p>
+            <w:pPr>
+              <w:rPr>
+                <w:rFonts w:ascii="Calibri" w:hAnsi="Calibri" w:cs="Calibri"/>
+                <w:lang w:val="en-US"/>
+              </w:rPr>
+            </w:pPr>
+            <w:proofErr w:type="gramStart"/>
+            <w:r>
+              <w:rPr>
+                <w:rFonts w:ascii="Calibri" w:hAnsi="Calibri" w:cs="Calibri"/>
+                <w:lang w:val="en-US"/>
+              </w:rPr>
+              <w:t>plot(</w:t>
+            </w:r>
+            <w:proofErr w:type="gramEnd"/>
+            <w:r>
+              <w:rPr>
+                <w:rFonts w:ascii="Calibri" w:hAnsi="Calibri" w:cs="Calibri"/>
+                <w:lang w:val="en-US"/>
+              </w:rPr>
+              <w:t>fitted, residuals)</w:t>
+            </w:r>
+          </w:p>
+          <w:p>
+            <w:pPr>
+              <w:rPr>
+                <w:rFonts w:ascii="Calibri" w:hAnsi="Calibri" w:cs="Calibri"/>
+                <w:lang w:val="en-US"/>
+              </w:rPr>
+            </w:pPr>
+          </w:p>
+          <w:p>
+            <w:pPr>
+              <w:rPr>
+                <w:rFonts w:ascii="Calibri" w:hAnsi="Calibri" w:cs="Calibri"/>
+                <w:lang w:val="en-US"/>
+              </w:rPr>
+            </w:pPr>
+          </w:p>
+          <w:p>
+            <w:pPr>
               <w:rPr>
                 <w:rFonts w:ascii="Calibri" w:hAnsi="Calibri" w:cs="Calibri"/>
                 <w:b/>
                 <w:bCs/>
                 <w:lang w:val="en-US"/>
               </w:rPr>
-              <w:t xml:space="preserve"> for </w:t>
-            </w:r>
+            </w:pPr>
             <w:proofErr w:type="spellStart"/>
             <w:r>
               <w:rPr>
@@ -36181,24 +33628,37 @@
                 <w:bCs/>
                 <w:lang w:val="en-US"/>
               </w:rPr>
-              <w:t>uafhængighed</w:t>
+              <w:t>Konfidensinterval</w:t>
             </w:r>
             <w:proofErr w:type="spellEnd"/>
-          </w:p>
-          <w:p>
-            <w:pPr>
-              <w:rPr>
-                <w:rFonts w:ascii="Calibri" w:hAnsi="Calibri" w:cs="Calibri"/>
-                <w:lang w:val="en-US"/>
-              </w:rPr>
-            </w:pPr>
-            <w:r>
-              <w:rPr>
-                <w:rFonts w:ascii="Calibri" w:hAnsi="Calibri" w:cs="Calibri"/>
-                <w:lang w:val="en-US"/>
-              </w:rPr>
-              <w:t xml:space="preserve">fitted &lt;- </w:t>
-            </w:r>
+            <w:r>
+              <w:rPr>
+                <w:rFonts w:ascii="Calibri" w:hAnsi="Calibri" w:cs="Calibri"/>
+                <w:b/>
+                <w:bCs/>
+                <w:lang w:val="en-US"/>
+              </w:rPr>
+              <w:t xml:space="preserve"> for </w:t>
+            </w:r>
+            <w:proofErr w:type="spellStart"/>
+            <w:r>
+              <w:rPr>
+                <w:rFonts w:ascii="Calibri" w:hAnsi="Calibri" w:cs="Calibri"/>
+                <w:b/>
+                <w:bCs/>
+                <w:lang w:val="en-US"/>
+              </w:rPr>
+              <w:t>parametre</w:t>
+            </w:r>
+            <w:proofErr w:type="spellEnd"/>
+          </w:p>
+          <w:p>
+            <w:pPr>
+              <w:rPr>
+                <w:rFonts w:ascii="Calibri" w:hAnsi="Calibri" w:cs="Calibri"/>
+                <w:lang w:val="en-US"/>
+              </w:rPr>
+            </w:pPr>
             <w:proofErr w:type="spellStart"/>
             <w:proofErr w:type="gramStart"/>
             <w:r>
@@ -36206,7 +33666,111 @@
                 <w:rFonts w:ascii="Calibri" w:hAnsi="Calibri" w:cs="Calibri"/>
                 <w:lang w:val="en-US"/>
               </w:rPr>
-              <w:t>fitted.values</w:t>
+              <w:t>confint</w:t>
+            </w:r>
+            <w:proofErr w:type="spellEnd"/>
+            <w:r>
+              <w:rPr>
+                <w:rFonts w:ascii="Calibri" w:hAnsi="Calibri" w:cs="Calibri"/>
+                <w:lang w:val="en-US"/>
+              </w:rPr>
+              <w:t>(</w:t>
+            </w:r>
+            <w:proofErr w:type="gramEnd"/>
+            <w:r>
+              <w:rPr>
+                <w:rFonts w:ascii="Calibri" w:hAnsi="Calibri" w:cs="Calibri"/>
+                <w:lang w:val="en-US"/>
+              </w:rPr>
+              <w:t>model, level = 0.95)</w:t>
+            </w:r>
+          </w:p>
+          <w:p>
+            <w:pPr>
+              <w:rPr>
+                <w:rFonts w:ascii="Calibri" w:hAnsi="Calibri" w:cs="Calibri"/>
+                <w:lang w:val="en-US"/>
+              </w:rPr>
+            </w:pPr>
+          </w:p>
+          <w:p>
+            <w:pPr>
+              <w:rPr>
+                <w:rFonts w:ascii="Calibri" w:hAnsi="Calibri" w:cs="Calibri"/>
+                <w:lang w:val="en-US"/>
+              </w:rPr>
+            </w:pPr>
+          </w:p>
+          <w:p>
+            <w:pPr>
+              <w:rPr>
+                <w:rFonts w:ascii="Calibri" w:hAnsi="Calibri" w:cs="Calibri"/>
+                <w:b/>
+                <w:bCs/>
+                <w:lang w:val="en-US"/>
+              </w:rPr>
+            </w:pPr>
+            <w:r>
+              <w:rPr>
+                <w:rFonts w:ascii="Calibri" w:hAnsi="Calibri" w:cs="Calibri"/>
+                <w:b/>
+                <w:bCs/>
+                <w:lang w:val="en-US"/>
+              </w:rPr>
+              <w:t>Prediction (</w:t>
+            </w:r>
+            <w:proofErr w:type="spellStart"/>
+            <w:r>
+              <w:rPr>
+                <w:rFonts w:ascii="Calibri" w:hAnsi="Calibri" w:cs="Calibri"/>
+                <w:b/>
+                <w:bCs/>
+                <w:lang w:val="en-US"/>
+              </w:rPr>
+              <w:t>punktestimat</w:t>
+            </w:r>
+            <w:proofErr w:type="spellEnd"/>
+            <w:r>
+              <w:rPr>
+                <w:rFonts w:ascii="Calibri" w:hAnsi="Calibri" w:cs="Calibri"/>
+                <w:b/>
+                <w:bCs/>
+                <w:lang w:val="en-US"/>
+              </w:rPr>
+              <w:t>)</w:t>
+            </w:r>
+          </w:p>
+          <w:p>
+            <w:pPr>
+              <w:rPr>
+                <w:rFonts w:ascii="Calibri" w:hAnsi="Calibri" w:cs="Calibri"/>
+                <w:lang w:val="en-US"/>
+              </w:rPr>
+            </w:pPr>
+            <w:proofErr w:type="spellStart"/>
+            <w:r>
+              <w:rPr>
+                <w:rFonts w:ascii="Calibri" w:hAnsi="Calibri" w:cs="Calibri"/>
+                <w:lang w:val="en-US"/>
+              </w:rPr>
+              <w:t>df_new</w:t>
+            </w:r>
+            <w:proofErr w:type="spellEnd"/>
+            <w:r>
+              <w:rPr>
+                <w:rFonts w:ascii="Calibri" w:hAnsi="Calibri" w:cs="Calibri"/>
+                <w:lang w:val="en-US"/>
+              </w:rPr>
+              <w:t xml:space="preserve"> &lt;- </w:t>
+            </w:r>
+            <w:proofErr w:type="spellStart"/>
+            <w:proofErr w:type="gramStart"/>
+            <w:r>
+              <w:rPr>
+                <w:rFonts w:ascii="Calibri" w:hAnsi="Calibri" w:cs="Calibri"/>
+                <w:lang w:val="en-US"/>
+              </w:rPr>
+              <w:t>data.frame</w:t>
             </w:r>
             <w:proofErr w:type="spellEnd"/>
             <w:proofErr w:type="gramEnd"/>
@@ -36215,7 +33779,7 @@
                 <w:rFonts w:ascii="Calibri" w:hAnsi="Calibri" w:cs="Calibri"/>
                 <w:lang w:val="en-US"/>
               </w:rPr>
-              <w:t>(model)</w:t>
+              <w:t>(Height = 75, Girth = 9.5)</w:t>
             </w:r>
           </w:p>
           <w:p>
@@ -36231,7 +33795,7 @@
                 <w:rFonts w:ascii="Calibri" w:hAnsi="Calibri" w:cs="Calibri"/>
                 <w:lang w:val="en-US"/>
               </w:rPr>
-              <w:t>plot(</w:t>
+              <w:t>predict(</w:t>
             </w:r>
             <w:proofErr w:type="gramEnd"/>
             <w:r>
@@ -36239,7 +33803,39 @@
                 <w:rFonts w:ascii="Calibri" w:hAnsi="Calibri" w:cs="Calibri"/>
                 <w:lang w:val="en-US"/>
               </w:rPr>
-              <w:t>fitted, residuals)</w:t>
+              <w:t xml:space="preserve">model, </w:t>
+            </w:r>
+            <w:proofErr w:type="spellStart"/>
+            <w:r>
+              <w:rPr>
+                <w:rFonts w:ascii="Calibri" w:hAnsi="Calibri" w:cs="Calibri"/>
+                <w:lang w:val="en-US"/>
+              </w:rPr>
+              <w:t>newdata</w:t>
+            </w:r>
+            <w:proofErr w:type="spellEnd"/>
+            <w:r>
+              <w:rPr>
+                <w:rFonts w:ascii="Calibri" w:hAnsi="Calibri" w:cs="Calibri"/>
+                <w:lang w:val="en-US"/>
+              </w:rPr>
+              <w:t xml:space="preserve"> = </w:t>
+            </w:r>
+            <w:proofErr w:type="spellStart"/>
+            <w:r>
+              <w:rPr>
+                <w:rFonts w:ascii="Calibri" w:hAnsi="Calibri" w:cs="Calibri"/>
+                <w:lang w:val="en-US"/>
+              </w:rPr>
+              <w:t>df_new</w:t>
+            </w:r>
+            <w:proofErr w:type="spellEnd"/>
+            <w:r>
+              <w:rPr>
+                <w:rFonts w:ascii="Calibri" w:hAnsi="Calibri" w:cs="Calibri"/>
+                <w:lang w:val="en-US"/>
+              </w:rPr>
+              <w:t>)</w:t>
             </w:r>
           </w:p>
           <w:p>
@@ -36285,433 +33881,189 @@
                 <w:bCs/>
                 <w:lang w:val="en-US"/>
               </w:rPr>
-              <w:t xml:space="preserve"> for </w:t>
+              <w:t xml:space="preserve"> for prediction</w:t>
+            </w:r>
+          </w:p>
+          <w:p>
+            <w:pPr>
+              <w:rPr>
+                <w:rFonts w:ascii="Calibri" w:hAnsi="Calibri" w:cs="Calibri"/>
+                <w:lang w:val="en-US"/>
+              </w:rPr>
+            </w:pPr>
+            <w:proofErr w:type="gramStart"/>
+            <w:r>
+              <w:rPr>
+                <w:rFonts w:ascii="Calibri" w:hAnsi="Calibri" w:cs="Calibri"/>
+                <w:lang w:val="en-US"/>
+              </w:rPr>
+              <w:t>predict(</w:t>
+            </w:r>
+            <w:proofErr w:type="gramEnd"/>
+            <w:r>
+              <w:rPr>
+                <w:rFonts w:ascii="Calibri" w:hAnsi="Calibri" w:cs="Calibri"/>
+                <w:lang w:val="en-US"/>
+              </w:rPr>
+              <w:t xml:space="preserve">model, </w:t>
             </w:r>
             <w:proofErr w:type="spellStart"/>
             <w:r>
+              <w:rPr>
+                <w:rFonts w:ascii="Calibri" w:hAnsi="Calibri" w:cs="Calibri"/>
+                <w:lang w:val="en-US"/>
+              </w:rPr>
+              <w:t>newdata</w:t>
+            </w:r>
+            <w:proofErr w:type="spellEnd"/>
+            <w:r>
+              <w:rPr>
+                <w:rFonts w:ascii="Calibri" w:hAnsi="Calibri" w:cs="Calibri"/>
+                <w:lang w:val="en-US"/>
+              </w:rPr>
+              <w:t xml:space="preserve"> = </w:t>
+            </w:r>
+            <w:proofErr w:type="spellStart"/>
+            <w:r>
+              <w:rPr>
+                <w:rFonts w:ascii="Calibri" w:hAnsi="Calibri" w:cs="Calibri"/>
+                <w:lang w:val="en-US"/>
+              </w:rPr>
+              <w:t>df_new</w:t>
+            </w:r>
+            <w:proofErr w:type="spellEnd"/>
+            <w:r>
+              <w:rPr>
+                <w:rFonts w:ascii="Calibri" w:hAnsi="Calibri" w:cs="Calibri"/>
+                <w:lang w:val="en-US"/>
+              </w:rPr>
+              <w:t>, interval = "confidence", level = 0.95)</w:t>
+            </w:r>
+          </w:p>
+          <w:p>
+            <w:pPr>
+              <w:jc w:val="right"/>
+              <w:rPr>
+                <w:rFonts w:ascii="Calibri" w:hAnsi="Calibri" w:cs="Calibri"/>
+                <w:lang w:val="en-US"/>
+              </w:rPr>
+            </w:pPr>
+          </w:p>
+          <w:p>
+            <w:pPr>
+              <w:jc w:val="right"/>
+              <w:rPr>
+                <w:rFonts w:ascii="Calibri" w:hAnsi="Calibri" w:cs="Calibri"/>
+                <w:lang w:val="en-US"/>
+              </w:rPr>
+            </w:pPr>
+          </w:p>
+          <w:p>
+            <w:pPr>
               <w:rPr>
                 <w:rFonts w:ascii="Calibri" w:hAnsi="Calibri" w:cs="Calibri"/>
                 <w:b/>
                 <w:bCs/>
                 <w:lang w:val="en-US"/>
               </w:rPr>
-              <w:t>parametre</w:t>
-            </w:r>
-            <w:proofErr w:type="spellEnd"/>
-          </w:p>
-          <w:p>
-            <w:pPr>
-              <w:rPr>
-                <w:rFonts w:ascii="Calibri" w:hAnsi="Calibri" w:cs="Calibri"/>
-                <w:lang w:val="en-US"/>
-              </w:rPr>
             </w:pPr>
             <w:proofErr w:type="spellStart"/>
-            <w:proofErr w:type="gramStart"/>
-            <w:r>
-              <w:rPr>
-                <w:rFonts w:ascii="Calibri" w:hAnsi="Calibri" w:cs="Calibri"/>
-                <w:lang w:val="en-US"/>
-              </w:rPr>
-              <w:t>confint</w:t>
-            </w:r>
-            <w:proofErr w:type="spellEnd"/>
-            <w:r>
-              <w:rPr>
-                <w:rFonts w:ascii="Calibri" w:hAnsi="Calibri" w:cs="Calibri"/>
-                <w:lang w:val="en-US"/>
-              </w:rPr>
-              <w:t>(</w:t>
-            </w:r>
-            <w:proofErr w:type="gramEnd"/>
-            <w:r>
-              <w:rPr>
-                <w:rFonts w:ascii="Calibri" w:hAnsi="Calibri" w:cs="Calibri"/>
-                <w:lang w:val="en-US"/>
-              </w:rPr>
-              <w:t>model, level = 0.95)</w:t>
-            </w:r>
-          </w:p>
-          <w:p>
-            <w:pPr>
-              <w:rPr>
-                <w:rFonts w:ascii="Calibri" w:hAnsi="Calibri" w:cs="Calibri"/>
-                <w:lang w:val="en-US"/>
-              </w:rPr>
-            </w:pPr>
-          </w:p>
-          <w:p>
-            <w:pPr>
-              <w:rPr>
-                <w:rFonts w:ascii="Calibri" w:hAnsi="Calibri" w:cs="Calibri"/>
-                <w:lang w:val="en-US"/>
-              </w:rPr>
-            </w:pPr>
-          </w:p>
-          <w:p>
-            <w:pPr>
+            <w:r>
               <w:rPr>
                 <w:rFonts w:ascii="Calibri" w:hAnsi="Calibri" w:cs="Calibri"/>
                 <w:b/>
                 <w:bCs/>
                 <w:lang w:val="en-US"/>
               </w:rPr>
-            </w:pPr>
-            <w:r>
+              <w:t>Prædiktionsinterval</w:t>
+            </w:r>
+            <w:proofErr w:type="spellEnd"/>
+          </w:p>
+          <w:p>
+            <w:pPr>
+              <w:rPr>
+                <w:rFonts w:ascii="Calibri" w:hAnsi="Calibri" w:cs="Calibri"/>
+                <w:lang w:val="en-US"/>
+              </w:rPr>
+            </w:pPr>
+            <w:proofErr w:type="gramStart"/>
+            <w:r>
+              <w:rPr>
+                <w:rFonts w:ascii="Calibri" w:hAnsi="Calibri" w:cs="Calibri"/>
+                <w:lang w:val="en-US"/>
+              </w:rPr>
+              <w:t>predict(</w:t>
+            </w:r>
+            <w:proofErr w:type="gramEnd"/>
+            <w:r>
+              <w:rPr>
+                <w:rFonts w:ascii="Calibri" w:hAnsi="Calibri" w:cs="Calibri"/>
+                <w:lang w:val="en-US"/>
+              </w:rPr>
+              <w:t xml:space="preserve">model, </w:t>
+            </w:r>
+            <w:proofErr w:type="spellStart"/>
+            <w:r>
+              <w:rPr>
+                <w:rFonts w:ascii="Calibri" w:hAnsi="Calibri" w:cs="Calibri"/>
+                <w:lang w:val="en-US"/>
+              </w:rPr>
+              <w:t>newdata</w:t>
+            </w:r>
+            <w:proofErr w:type="spellEnd"/>
+            <w:r>
+              <w:rPr>
+                <w:rFonts w:ascii="Calibri" w:hAnsi="Calibri" w:cs="Calibri"/>
+                <w:lang w:val="en-US"/>
+              </w:rPr>
+              <w:t xml:space="preserve"> = </w:t>
+            </w:r>
+            <w:proofErr w:type="spellStart"/>
+            <w:r>
+              <w:rPr>
+                <w:rFonts w:ascii="Calibri" w:hAnsi="Calibri" w:cs="Calibri"/>
+                <w:lang w:val="en-US"/>
+              </w:rPr>
+              <w:t>df_new</w:t>
+            </w:r>
+            <w:proofErr w:type="spellEnd"/>
+            <w:r>
+              <w:rPr>
+                <w:rFonts w:ascii="Calibri" w:hAnsi="Calibri" w:cs="Calibri"/>
+                <w:lang w:val="en-US"/>
+              </w:rPr>
+              <w:t>, interval = "prediction", level = 0.95)</w:t>
+            </w:r>
+          </w:p>
+          <w:p>
+            <w:pPr>
+              <w:rPr>
+                <w:rFonts w:ascii="Calibri" w:hAnsi="Calibri" w:cs="Calibri"/>
+                <w:lang w:val="en-US"/>
+              </w:rPr>
+            </w:pPr>
+          </w:p>
+          <w:p>
+            <w:pPr>
+              <w:rPr>
+                <w:rFonts w:ascii="Calibri" w:hAnsi="Calibri" w:cs="Calibri"/>
+                <w:lang w:val="en-US"/>
+              </w:rPr>
+            </w:pPr>
+          </w:p>
+          <w:p>
+            <w:pPr>
               <w:rPr>
                 <w:rFonts w:ascii="Calibri" w:hAnsi="Calibri" w:cs="Calibri"/>
                 <w:b/>
                 <w:bCs/>
-                <w:lang w:val="en-US"/>
-              </w:rPr>
-              <w:t>Prediction (</w:t>
-            </w:r>
-            <w:proofErr w:type="spellStart"/>
+              </w:rPr>
+            </w:pPr>
             <w:r>
               <w:rPr>
                 <w:rFonts w:ascii="Calibri" w:hAnsi="Calibri" w:cs="Calibri"/>
                 <w:b/>
                 <w:bCs/>
-                <w:lang w:val="en-US"/>
-              </w:rPr>
-              <w:t>punktestimat</w:t>
-            </w:r>
-            <w:proofErr w:type="spellEnd"/>
-            <w:r>
-              <w:rPr>
-                <w:rFonts w:ascii="Calibri" w:hAnsi="Calibri" w:cs="Calibri"/>
-                <w:b/>
-                <w:bCs/>
-                <w:lang w:val="en-US"/>
-              </w:rPr>
-              <w:t>)</w:t>
-            </w:r>
-          </w:p>
-          <w:p>
-            <w:pPr>
-              <w:rPr>
-                <w:rFonts w:ascii="Calibri" w:hAnsi="Calibri" w:cs="Calibri"/>
-                <w:lang w:val="en-US"/>
-              </w:rPr>
-            </w:pPr>
-            <w:proofErr w:type="spellStart"/>
-            <w:r>
-              <w:rPr>
-                <w:rFonts w:ascii="Calibri" w:hAnsi="Calibri" w:cs="Calibri"/>
-                <w:lang w:val="en-US"/>
-              </w:rPr>
-              <w:t>df_new</w:t>
-            </w:r>
-            <w:proofErr w:type="spellEnd"/>
-            <w:r>
-              <w:rPr>
-                <w:rFonts w:ascii="Calibri" w:hAnsi="Calibri" w:cs="Calibri"/>
-                <w:lang w:val="en-US"/>
-              </w:rPr>
-              <w:t xml:space="preserve"> &lt;- </w:t>
-            </w:r>
-            <w:proofErr w:type="spellStart"/>
-            <w:proofErr w:type="gramStart"/>
-            <w:r>
-              <w:rPr>
-                <w:rFonts w:ascii="Calibri" w:hAnsi="Calibri" w:cs="Calibri"/>
-                <w:lang w:val="en-US"/>
-              </w:rPr>
-              <w:t>data.frame</w:t>
-            </w:r>
-            <w:proofErr w:type="spellEnd"/>
-            <w:proofErr w:type="gramEnd"/>
-            <w:r>
-              <w:rPr>
-                <w:rFonts w:ascii="Calibri" w:hAnsi="Calibri" w:cs="Calibri"/>
-                <w:lang w:val="en-US"/>
-              </w:rPr>
-              <w:t>(Height = 75, Girth = 9.5)</w:t>
-            </w:r>
-          </w:p>
-          <w:p>
-            <w:pPr>
-              <w:rPr>
-                <w:rFonts w:ascii="Calibri" w:hAnsi="Calibri" w:cs="Calibri"/>
-                <w:lang w:val="en-US"/>
-              </w:rPr>
-            </w:pPr>
-            <w:proofErr w:type="gramStart"/>
-            <w:r>
-              <w:rPr>
-                <w:rFonts w:ascii="Calibri" w:hAnsi="Calibri" w:cs="Calibri"/>
-                <w:lang w:val="en-US"/>
-              </w:rPr>
-              <w:t>predict(</w:t>
-            </w:r>
-            <w:proofErr w:type="gramEnd"/>
-            <w:r>
-              <w:rPr>
-                <w:rFonts w:ascii="Calibri" w:hAnsi="Calibri" w:cs="Calibri"/>
-                <w:lang w:val="en-US"/>
-              </w:rPr>
-              <w:t xml:space="preserve">model, </w:t>
-            </w:r>
-            <w:proofErr w:type="spellStart"/>
-            <w:r>
-              <w:rPr>
-                <w:rFonts w:ascii="Calibri" w:hAnsi="Calibri" w:cs="Calibri"/>
-                <w:lang w:val="en-US"/>
-              </w:rPr>
-              <w:t>newdata</w:t>
-            </w:r>
-            <w:proofErr w:type="spellEnd"/>
-            <w:r>
-              <w:rPr>
-                <w:rFonts w:ascii="Calibri" w:hAnsi="Calibri" w:cs="Calibri"/>
-                <w:lang w:val="en-US"/>
-              </w:rPr>
-              <w:t xml:space="preserve"> = </w:t>
-            </w:r>
-            <w:proofErr w:type="spellStart"/>
-            <w:r>
-              <w:rPr>
-                <w:rFonts w:ascii="Calibri" w:hAnsi="Calibri" w:cs="Calibri"/>
-                <w:lang w:val="en-US"/>
-              </w:rPr>
-              <w:t>df_new</w:t>
-            </w:r>
-            <w:proofErr w:type="spellEnd"/>
-            <w:r>
-              <w:rPr>
-                <w:rFonts w:ascii="Calibri" w:hAnsi="Calibri" w:cs="Calibri"/>
-                <w:lang w:val="en-US"/>
-              </w:rPr>
-              <w:t>)</w:t>
-            </w:r>
-          </w:p>
-          <w:p>
-            <w:pPr>
-              <w:rPr>
-                <w:rFonts w:ascii="Calibri" w:hAnsi="Calibri" w:cs="Calibri"/>
-                <w:lang w:val="en-US"/>
-              </w:rPr>
-            </w:pPr>
-          </w:p>
-          <w:p>
-            <w:pPr>
-              <w:rPr>
-                <w:rFonts w:ascii="Calibri" w:hAnsi="Calibri" w:cs="Calibri"/>
-                <w:lang w:val="en-US"/>
-              </w:rPr>
-            </w:pPr>
-          </w:p>
-          <w:p>
-            <w:pPr>
-              <w:rPr>
-                <w:rFonts w:ascii="Calibri" w:hAnsi="Calibri" w:cs="Calibri"/>
-                <w:b/>
-                <w:bCs/>
-                <w:lang w:val="en-US"/>
-              </w:rPr>
-            </w:pPr>
-            <w:proofErr w:type="spellStart"/>
-            <w:r>
-              <w:rPr>
-                <w:rFonts w:ascii="Calibri" w:hAnsi="Calibri" w:cs="Calibri"/>
-                <w:b/>
-                <w:bCs/>
-                <w:lang w:val="en-US"/>
-              </w:rPr>
-              <w:t>Konfidensinterval</w:t>
-            </w:r>
-            <w:proofErr w:type="spellEnd"/>
-            <w:r>
-              <w:rPr>
-                <w:rFonts w:ascii="Calibri" w:hAnsi="Calibri" w:cs="Calibri"/>
-                <w:b/>
-                <w:bCs/>
-                <w:lang w:val="en-US"/>
-              </w:rPr>
-              <w:t xml:space="preserve"> for prediction</w:t>
-            </w:r>
-          </w:p>
-          <w:p>
-            <w:pPr>
-              <w:rPr>
-                <w:rFonts w:ascii="Calibri" w:hAnsi="Calibri" w:cs="Calibri"/>
-                <w:lang w:val="en-US"/>
-              </w:rPr>
-            </w:pPr>
-            <w:proofErr w:type="gramStart"/>
-            <w:r>
-              <w:rPr>
-                <w:rFonts w:ascii="Calibri" w:hAnsi="Calibri" w:cs="Calibri"/>
-                <w:lang w:val="en-US"/>
-              </w:rPr>
-              <w:t>predict(</w:t>
-            </w:r>
-            <w:proofErr w:type="gramEnd"/>
-            <w:r>
-              <w:rPr>
-                <w:rFonts w:ascii="Calibri" w:hAnsi="Calibri" w:cs="Calibri"/>
-                <w:lang w:val="en-US"/>
-              </w:rPr>
-              <w:t xml:space="preserve">model, </w:t>
-            </w:r>
-            <w:proofErr w:type="spellStart"/>
-            <w:r>
-              <w:rPr>
-                <w:rFonts w:ascii="Calibri" w:hAnsi="Calibri" w:cs="Calibri"/>
-                <w:lang w:val="en-US"/>
-              </w:rPr>
-              <w:t>newdata</w:t>
-            </w:r>
-            <w:proofErr w:type="spellEnd"/>
-            <w:r>
-              <w:rPr>
-                <w:rFonts w:ascii="Calibri" w:hAnsi="Calibri" w:cs="Calibri"/>
-                <w:lang w:val="en-US"/>
-              </w:rPr>
-              <w:t xml:space="preserve"> = </w:t>
-            </w:r>
-            <w:proofErr w:type="spellStart"/>
-            <w:r>
-              <w:rPr>
-                <w:rFonts w:ascii="Calibri" w:hAnsi="Calibri" w:cs="Calibri"/>
-                <w:lang w:val="en-US"/>
-              </w:rPr>
-              <w:t>df_new</w:t>
-            </w:r>
-            <w:proofErr w:type="spellEnd"/>
-            <w:r>
-              <w:rPr>
-                <w:rFonts w:ascii="Calibri" w:hAnsi="Calibri" w:cs="Calibri"/>
-                <w:lang w:val="en-US"/>
-              </w:rPr>
-              <w:t>, interval = "confidence", level = 0.95)</w:t>
-            </w:r>
-          </w:p>
-          <w:p>
-            <w:pPr>
-              <w:jc w:val="right"/>
-              <w:rPr>
-                <w:rFonts w:ascii="Calibri" w:hAnsi="Calibri" w:cs="Calibri"/>
-                <w:lang w:val="en-US"/>
-              </w:rPr>
-            </w:pPr>
-          </w:p>
-          <w:p>
-            <w:pPr>
-              <w:jc w:val="right"/>
-              <w:rPr>
-                <w:rFonts w:ascii="Calibri" w:hAnsi="Calibri" w:cs="Calibri"/>
-                <w:lang w:val="en-US"/>
-              </w:rPr>
-            </w:pPr>
-          </w:p>
-          <w:p>
-            <w:pPr>
-              <w:rPr>
-                <w:rFonts w:ascii="Calibri" w:hAnsi="Calibri" w:cs="Calibri"/>
-                <w:b/>
-                <w:bCs/>
-                <w:lang w:val="en-US"/>
-              </w:rPr>
-            </w:pPr>
-            <w:proofErr w:type="spellStart"/>
-            <w:r>
-              <w:rPr>
-                <w:rFonts w:ascii="Calibri" w:hAnsi="Calibri" w:cs="Calibri"/>
-                <w:b/>
-                <w:bCs/>
-                <w:lang w:val="en-US"/>
-              </w:rPr>
-              <w:t>Prædiktionsinterval</w:t>
-            </w:r>
-            <w:proofErr w:type="spellEnd"/>
-          </w:p>
-          <w:p>
-            <w:pPr>
-              <w:rPr>
-                <w:rFonts w:ascii="Calibri" w:hAnsi="Calibri" w:cs="Calibri"/>
-                <w:lang w:val="en-US"/>
-              </w:rPr>
-            </w:pPr>
-            <w:proofErr w:type="gramStart"/>
-            <w:r>
-              <w:rPr>
-                <w:rFonts w:ascii="Calibri" w:hAnsi="Calibri" w:cs="Calibri"/>
-                <w:lang w:val="en-US"/>
-              </w:rPr>
-              <w:lastRenderedPageBreak/>
-              <w:t>predict(</w:t>
-            </w:r>
-            <w:proofErr w:type="gramEnd"/>
-            <w:r>
-              <w:rPr>
-                <w:rFonts w:ascii="Calibri" w:hAnsi="Calibri" w:cs="Calibri"/>
-                <w:lang w:val="en-US"/>
-              </w:rPr>
-              <w:t xml:space="preserve">model, </w:t>
-            </w:r>
-            <w:proofErr w:type="spellStart"/>
-            <w:r>
-              <w:rPr>
-                <w:rFonts w:ascii="Calibri" w:hAnsi="Calibri" w:cs="Calibri"/>
-                <w:lang w:val="en-US"/>
-              </w:rPr>
-              <w:t>newdata</w:t>
-            </w:r>
-            <w:proofErr w:type="spellEnd"/>
-            <w:r>
-              <w:rPr>
-                <w:rFonts w:ascii="Calibri" w:hAnsi="Calibri" w:cs="Calibri"/>
-                <w:lang w:val="en-US"/>
-              </w:rPr>
-              <w:t xml:space="preserve"> = </w:t>
-            </w:r>
-            <w:proofErr w:type="spellStart"/>
-            <w:r>
-              <w:rPr>
-                <w:rFonts w:ascii="Calibri" w:hAnsi="Calibri" w:cs="Calibri"/>
-                <w:lang w:val="en-US"/>
-              </w:rPr>
-              <w:t>df_new</w:t>
-            </w:r>
-            <w:proofErr w:type="spellEnd"/>
-            <w:r>
-              <w:rPr>
-                <w:rFonts w:ascii="Calibri" w:hAnsi="Calibri" w:cs="Calibri"/>
-                <w:lang w:val="en-US"/>
-              </w:rPr>
-              <w:t>, interval = "prediction", level = 0.95)</w:t>
-            </w:r>
-          </w:p>
-          <w:p>
-            <w:pPr>
-              <w:rPr>
-                <w:rFonts w:ascii="Calibri" w:hAnsi="Calibri" w:cs="Calibri"/>
-                <w:lang w:val="en-US"/>
-              </w:rPr>
-            </w:pPr>
-          </w:p>
-          <w:p>
-            <w:pPr>
-              <w:rPr>
-                <w:rFonts w:ascii="Calibri" w:hAnsi="Calibri" w:cs="Calibri"/>
-                <w:lang w:val="en-US"/>
-              </w:rPr>
-            </w:pPr>
-          </w:p>
-          <w:p>
-            <w:pPr>
-              <w:rPr>
-                <w:rFonts w:ascii="Calibri" w:hAnsi="Calibri" w:cs="Calibri"/>
-                <w:b/>
-                <w:bCs/>
-              </w:rPr>
-            </w:pPr>
-            <w:r>
-              <w:rPr>
-                <w:rFonts w:ascii="Calibri" w:hAnsi="Calibri" w:cs="Calibri"/>
-                <w:b/>
-                <w:bCs/>
               </w:rPr>
               <w:t>Matrixformulering af regression</w:t>
             </w:r>
@@ -36739,21 +34091,7 @@
               <w:rPr>
                 <w:rFonts w:ascii="Calibri" w:hAnsi="Calibri" w:cs="Calibri"/>
               </w:rPr>
-              <w:t xml:space="preserve">β^=(XTX)−1XTy\hat{\beta} = (X^T </w:t>
-            </w:r>
-            <w:proofErr w:type="gramStart"/>
-            <w:r>
-              <w:rPr>
-                <w:rFonts w:ascii="Calibri" w:hAnsi="Calibri" w:cs="Calibri"/>
-              </w:rPr>
-              <w:t>X)^</w:t>
-            </w:r>
-            <w:proofErr w:type="gramEnd"/>
-            <w:r>
-              <w:rPr>
-                <w:rFonts w:ascii="Calibri" w:hAnsi="Calibri" w:cs="Calibri"/>
-              </w:rPr>
-              <w:t xml:space="preserve">{-1} X^T yβ^​=(XTX)−1XTy </w:t>
+              <w:t xml:space="preserve">β^=(XTX)−1XTy\hat{\beta} = (X^T X)^{-1} X^T yβ^​=(XTX)−1XTy </w:t>
             </w:r>
           </w:p>
           <w:p>
@@ -36794,21 +34132,7 @@
               <w:rPr>
                 <w:rFonts w:ascii="Calibri" w:hAnsi="Calibri" w:cs="Calibri"/>
               </w:rPr>
-              <w:t xml:space="preserve">Fjern variabel og </w:t>
-            </w:r>
-            <w:proofErr w:type="spellStart"/>
-            <w:r>
-              <w:rPr>
-                <w:rFonts w:ascii="Calibri" w:hAnsi="Calibri" w:cs="Calibri"/>
-              </w:rPr>
-              <w:t>genkør</w:t>
-            </w:r>
-            <w:proofErr w:type="spellEnd"/>
-            <w:r>
-              <w:rPr>
-                <w:rFonts w:ascii="Calibri" w:hAnsi="Calibri" w:cs="Calibri"/>
-              </w:rPr>
-              <w:t xml:space="preserve"> modellen:</w:t>
+              <w:t>Fjern variabel og genkør modellen:</w:t>
             </w:r>
           </w:p>
           <w:p>
@@ -37091,6 +34415,404 @@
                 <w:kern w:val="0"/>
                 <w:lang w:val="en-US" w:eastAsia="da-DK"/>
                 <w14:ligatures w14:val="none"/>
+              </w:rPr>
+            </w:pPr>
+          </w:p>
+        </w:tc>
+      </w:tr>
+    </w:tbl>
+    <w:p>
+      <w:pPr>
+        <w:rPr>
+          <w:rFonts w:ascii="Calibri" w:hAnsi="Calibri" w:cs="Calibri"/>
+          <w:lang w:val="en-US"/>
+        </w:rPr>
+      </w:pPr>
+    </w:p>
+    <w:tbl>
+      <w:tblPr>
+        <w:tblStyle w:val="TableGrid"/>
+        <w:tblW w:w="0" w:type="auto"/>
+        <w:tblLook w:val="04A0" w:firstRow="1" w:lastRow="0" w:firstColumn="1" w:lastColumn="0" w:noHBand="0" w:noVBand="1"/>
+      </w:tblPr>
+      <w:tblGrid>
+        <w:gridCol w:w="2263"/>
+        <w:gridCol w:w="4536"/>
+        <w:gridCol w:w="4111"/>
+        <w:gridCol w:w="4478"/>
+      </w:tblGrid>
+      <w:tr>
+        <w:tc>
+          <w:tcPr>
+            <w:tcW w:w="2263" w:type="dxa"/>
+          </w:tcPr>
+          <w:p>
+            <w:pPr>
+              <w:rPr>
+                <w:rFonts w:ascii="Calibri" w:hAnsi="Calibri" w:cs="Calibri"/>
+                <w:lang w:val="en-US"/>
+              </w:rPr>
+            </w:pPr>
+            <w:r>
+              <w:rPr>
+                <w:rFonts w:ascii="Calibri" w:eastAsia="Aptos" w:hAnsi="Calibri" w:cs="Calibri"/>
+                <w:b/>
+                <w:bCs/>
+              </w:rPr>
+              <w:t>Begreb</w:t>
+            </w:r>
+          </w:p>
+        </w:tc>
+        <w:tc>
+          <w:tcPr>
+            <w:tcW w:w="4536" w:type="dxa"/>
+          </w:tcPr>
+          <w:p>
+            <w:pPr>
+              <w:rPr>
+                <w:rFonts w:ascii="Calibri" w:hAnsi="Calibri" w:cs="Calibri"/>
+                <w:lang w:val="en-US"/>
+              </w:rPr>
+            </w:pPr>
+            <w:r>
+              <w:rPr>
+                <w:rFonts w:ascii="Calibri" w:hAnsi="Calibri" w:cs="Calibri"/>
+                <w:b/>
+                <w:bCs/>
+              </w:rPr>
+              <w:t xml:space="preserve">Forklaring </w:t>
+            </w:r>
+          </w:p>
+        </w:tc>
+        <w:tc>
+          <w:tcPr>
+            <w:tcW w:w="4111" w:type="dxa"/>
+          </w:tcPr>
+          <w:p>
+            <w:pPr>
+              <w:rPr>
+                <w:rFonts w:ascii="Calibri" w:hAnsi="Calibri" w:cs="Calibri"/>
+                <w:lang w:val="en-US"/>
+              </w:rPr>
+            </w:pPr>
+            <w:r>
+              <w:rPr>
+                <w:rFonts w:ascii="Calibri" w:hAnsi="Calibri" w:cs="Calibri"/>
+                <w:b/>
+                <w:bCs/>
+              </w:rPr>
+              <w:t>Eksempel</w:t>
+            </w:r>
+          </w:p>
+        </w:tc>
+        <w:tc>
+          <w:tcPr>
+            <w:tcW w:w="4478" w:type="dxa"/>
+          </w:tcPr>
+          <w:p>
+            <w:pPr>
+              <w:rPr>
+                <w:rFonts w:ascii="Calibri" w:hAnsi="Calibri" w:cs="Calibri"/>
+                <w:lang w:val="en-US"/>
+              </w:rPr>
+            </w:pPr>
+            <w:r>
+              <w:rPr>
+                <w:rFonts w:ascii="Calibri" w:hAnsi="Calibri" w:cs="Calibri"/>
+                <w:b/>
+                <w:bCs/>
+              </w:rPr>
+              <w:t xml:space="preserve">R kommando </w:t>
+            </w:r>
+          </w:p>
+        </w:tc>
+      </w:tr>
+      <w:tr>
+        <w:tc>
+          <w:tcPr>
+            <w:tcW w:w="2263" w:type="dxa"/>
+          </w:tcPr>
+          <w:p>
+            <w:pPr>
+              <w:rPr>
+                <w:rFonts w:ascii="Calibri" w:hAnsi="Calibri" w:cs="Calibri"/>
+                <w:lang w:val="en-US"/>
+              </w:rPr>
+            </w:pPr>
+            <w:r>
+              <w:rPr>
+                <w:rFonts w:ascii="Calibri" w:hAnsi="Calibri" w:cs="Calibri"/>
+                <w:lang w:val="en-US"/>
+              </w:rPr>
+              <w:t>Mann-Whitney</w:t>
+            </w:r>
+          </w:p>
+        </w:tc>
+        <w:tc>
+          <w:tcPr>
+            <w:tcW w:w="4536" w:type="dxa"/>
+          </w:tcPr>
+          <w:p>
+            <w:pPr>
+              <w:rPr>
+                <w:rFonts w:ascii="Calibri" w:hAnsi="Calibri" w:cs="Calibri"/>
+                <w:lang w:val="en-US"/>
+              </w:rPr>
+            </w:pPr>
+            <w:r>
+              <w:rPr>
+                <w:rFonts w:ascii="Calibri" w:hAnsi="Calibri" w:cs="Calibri"/>
+                <w:b/>
+                <w:bCs/>
+              </w:rPr>
+              <w:t>Mann-Whitney U-testen</w:t>
+            </w:r>
+            <w:r>
+              <w:rPr>
+                <w:rFonts w:ascii="Calibri" w:hAnsi="Calibri" w:cs="Calibri"/>
+              </w:rPr>
+              <w:t xml:space="preserve"> (også kaldet Wilcoxon rank-sum-test) er en statistisk test, der bruges til at sammenligne to uafhængige grupper. Den fungerer som et ikke-parametrisk alternativ til den uafhængige t-test og er ideel, når dine data ikke er normalfordelte, eller når du arbejder med ordinale data. </w:t>
+            </w:r>
+          </w:p>
+        </w:tc>
+        <w:tc>
+          <w:tcPr>
+            <w:tcW w:w="4111" w:type="dxa"/>
+          </w:tcPr>
+          <w:p>
+            <w:pPr>
+              <w:rPr>
+                <w:rFonts w:ascii="Calibri" w:hAnsi="Calibri" w:cs="Calibri"/>
+                <w:lang w:val="en-US"/>
+              </w:rPr>
+            </w:pPr>
+          </w:p>
+        </w:tc>
+        <w:tc>
+          <w:tcPr>
+            <w:tcW w:w="4478" w:type="dxa"/>
+          </w:tcPr>
+          <w:p>
+            <w:pPr>
+              <w:rPr>
+                <w:rFonts w:ascii="Calibri" w:hAnsi="Calibri" w:cs="Calibri"/>
+                <w:lang w:val="en-US"/>
+              </w:rPr>
+            </w:pPr>
+          </w:p>
+        </w:tc>
+      </w:tr>
+      <w:tr>
+        <w:tc>
+          <w:tcPr>
+            <w:tcW w:w="2263" w:type="dxa"/>
+          </w:tcPr>
+          <w:p>
+            <w:pPr>
+              <w:rPr>
+                <w:rFonts w:ascii="Calibri" w:hAnsi="Calibri" w:cs="Calibri"/>
+                <w:lang w:val="en-US"/>
+              </w:rPr>
+            </w:pPr>
+          </w:p>
+        </w:tc>
+        <w:tc>
+          <w:tcPr>
+            <w:tcW w:w="4536" w:type="dxa"/>
+          </w:tcPr>
+          <w:p>
+            <w:pPr>
+              <w:rPr>
+                <w:rFonts w:ascii="Calibri" w:hAnsi="Calibri" w:cs="Calibri"/>
+                <w:lang w:val="en-US"/>
+              </w:rPr>
+            </w:pPr>
+          </w:p>
+        </w:tc>
+        <w:tc>
+          <w:tcPr>
+            <w:tcW w:w="4111" w:type="dxa"/>
+          </w:tcPr>
+          <w:p>
+            <w:pPr>
+              <w:rPr>
+                <w:rFonts w:ascii="Calibri" w:hAnsi="Calibri" w:cs="Calibri"/>
+                <w:lang w:val="en-US"/>
+              </w:rPr>
+            </w:pPr>
+          </w:p>
+        </w:tc>
+        <w:tc>
+          <w:tcPr>
+            <w:tcW w:w="4478" w:type="dxa"/>
+          </w:tcPr>
+          <w:p>
+            <w:pPr>
+              <w:rPr>
+                <w:rFonts w:ascii="Calibri" w:hAnsi="Calibri" w:cs="Calibri"/>
+                <w:lang w:val="en-US"/>
+              </w:rPr>
+            </w:pPr>
+          </w:p>
+        </w:tc>
+      </w:tr>
+      <w:tr>
+        <w:tc>
+          <w:tcPr>
+            <w:tcW w:w="2263" w:type="dxa"/>
+          </w:tcPr>
+          <w:p>
+            <w:pPr>
+              <w:rPr>
+                <w:rFonts w:ascii="Calibri" w:hAnsi="Calibri" w:cs="Calibri"/>
+                <w:lang w:val="en-US"/>
+              </w:rPr>
+            </w:pPr>
+          </w:p>
+        </w:tc>
+        <w:tc>
+          <w:tcPr>
+            <w:tcW w:w="4536" w:type="dxa"/>
+          </w:tcPr>
+          <w:p>
+            <w:pPr>
+              <w:rPr>
+                <w:rFonts w:ascii="Calibri" w:hAnsi="Calibri" w:cs="Calibri"/>
+                <w:lang w:val="en-US"/>
+              </w:rPr>
+            </w:pPr>
+          </w:p>
+        </w:tc>
+        <w:tc>
+          <w:tcPr>
+            <w:tcW w:w="4111" w:type="dxa"/>
+          </w:tcPr>
+          <w:p>
+            <w:pPr>
+              <w:rPr>
+                <w:rFonts w:ascii="Calibri" w:hAnsi="Calibri" w:cs="Calibri"/>
+                <w:lang w:val="en-US"/>
+              </w:rPr>
+            </w:pPr>
+          </w:p>
+        </w:tc>
+        <w:tc>
+          <w:tcPr>
+            <w:tcW w:w="4478" w:type="dxa"/>
+          </w:tcPr>
+          <w:p>
+            <w:pPr>
+              <w:rPr>
+                <w:rFonts w:ascii="Calibri" w:hAnsi="Calibri" w:cs="Calibri"/>
+                <w:lang w:val="en-US"/>
+              </w:rPr>
+            </w:pPr>
+          </w:p>
+        </w:tc>
+      </w:tr>
+      <w:tr>
+        <w:tc>
+          <w:tcPr>
+            <w:tcW w:w="2263" w:type="dxa"/>
+          </w:tcPr>
+          <w:p>
+            <w:pPr>
+              <w:rPr>
+                <w:rFonts w:ascii="Calibri" w:hAnsi="Calibri" w:cs="Calibri"/>
+                <w:lang w:val="en-US"/>
+              </w:rPr>
+            </w:pPr>
+          </w:p>
+        </w:tc>
+        <w:tc>
+          <w:tcPr>
+            <w:tcW w:w="4536" w:type="dxa"/>
+          </w:tcPr>
+          <w:p>
+            <w:pPr>
+              <w:rPr>
+                <w:rFonts w:ascii="Calibri" w:hAnsi="Calibri" w:cs="Calibri"/>
+                <w:lang w:val="en-US"/>
+              </w:rPr>
+            </w:pPr>
+          </w:p>
+        </w:tc>
+        <w:tc>
+          <w:tcPr>
+            <w:tcW w:w="4111" w:type="dxa"/>
+          </w:tcPr>
+          <w:p>
+            <w:pPr>
+              <w:rPr>
+                <w:rFonts w:ascii="Calibri" w:hAnsi="Calibri" w:cs="Calibri"/>
+                <w:lang w:val="en-US"/>
+              </w:rPr>
+            </w:pPr>
+          </w:p>
+        </w:tc>
+        <w:tc>
+          <w:tcPr>
+            <w:tcW w:w="4478" w:type="dxa"/>
+          </w:tcPr>
+          <w:p>
+            <w:pPr>
+              <w:rPr>
+                <w:rFonts w:ascii="Calibri" w:hAnsi="Calibri" w:cs="Calibri"/>
+                <w:lang w:val="en-US"/>
+              </w:rPr>
+            </w:pPr>
+          </w:p>
+        </w:tc>
+      </w:tr>
+      <w:tr>
+        <w:tc>
+          <w:tcPr>
+            <w:tcW w:w="2263" w:type="dxa"/>
+          </w:tcPr>
+          <w:p>
+            <w:pPr>
+              <w:rPr>
+                <w:rFonts w:ascii="Calibri" w:hAnsi="Calibri" w:cs="Calibri"/>
+                <w:lang w:val="en-US"/>
+              </w:rPr>
+            </w:pPr>
+          </w:p>
+        </w:tc>
+        <w:tc>
+          <w:tcPr>
+            <w:tcW w:w="4536" w:type="dxa"/>
+          </w:tcPr>
+          <w:p>
+            <w:pPr>
+              <w:rPr>
+                <w:rFonts w:ascii="Calibri" w:hAnsi="Calibri" w:cs="Calibri"/>
+                <w:lang w:val="en-US"/>
+              </w:rPr>
+            </w:pPr>
+          </w:p>
+        </w:tc>
+        <w:tc>
+          <w:tcPr>
+            <w:tcW w:w="4111" w:type="dxa"/>
+          </w:tcPr>
+          <w:p>
+            <w:pPr>
+              <w:rPr>
+                <w:rFonts w:ascii="Calibri" w:hAnsi="Calibri" w:cs="Calibri"/>
+                <w:lang w:val="en-US"/>
+              </w:rPr>
+            </w:pPr>
+          </w:p>
+        </w:tc>
+        <w:tc>
+          <w:tcPr>
+            <w:tcW w:w="4478" w:type="dxa"/>
+          </w:tcPr>
+          <w:p>
+            <w:pPr>
+              <w:rPr>
+                <w:rFonts w:ascii="Calibri" w:hAnsi="Calibri" w:cs="Calibri"/>
+                <w:lang w:val="en-US"/>
               </w:rPr>
             </w:pPr>
           </w:p>
@@ -42877,11 +40599,11 @@
     <w:name w:val="Normal"/>
     <w:qFormat/>
   </w:style>
-  <w:style w:type="paragraph" w:styleId="Overskrift1">
+  <w:style w:type="paragraph" w:styleId="Heading1">
     <w:name w:val="heading 1"/>
     <w:basedOn w:val="Normal"/>
     <w:next w:val="Normal"/>
-    <w:link w:val="Overskrift1Tegn"/>
+    <w:link w:val="Heading1Char"/>
     <w:uiPriority w:val="9"/>
     <w:qFormat/>
     <w:rsid w:val="008F63BB"/>
@@ -42898,11 +40620,11 @@
       <w:szCs w:val="40"/>
     </w:rPr>
   </w:style>
-  <w:style w:type="paragraph" w:styleId="Overskrift2">
+  <w:style w:type="paragraph" w:styleId="Heading2">
     <w:name w:val="heading 2"/>
     <w:basedOn w:val="Normal"/>
     <w:next w:val="Normal"/>
-    <w:link w:val="Overskrift2Tegn"/>
+    <w:link w:val="Heading2Char"/>
     <w:uiPriority w:val="9"/>
     <w:semiHidden/>
     <w:unhideWhenUsed/>
@@ -42921,11 +40643,11 @@
       <w:szCs w:val="32"/>
     </w:rPr>
   </w:style>
-  <w:style w:type="paragraph" w:styleId="Overskrift3">
+  <w:style w:type="paragraph" w:styleId="Heading3">
     <w:name w:val="heading 3"/>
     <w:basedOn w:val="Normal"/>
     <w:next w:val="Normal"/>
-    <w:link w:val="Overskrift3Tegn"/>
+    <w:link w:val="Heading3Char"/>
     <w:uiPriority w:val="9"/>
     <w:unhideWhenUsed/>
     <w:qFormat/>
@@ -42943,11 +40665,11 @@
       <w:szCs w:val="28"/>
     </w:rPr>
   </w:style>
-  <w:style w:type="paragraph" w:styleId="Overskrift4">
+  <w:style w:type="paragraph" w:styleId="Heading4">
     <w:name w:val="heading 4"/>
     <w:basedOn w:val="Normal"/>
     <w:next w:val="Normal"/>
-    <w:link w:val="Overskrift4Tegn"/>
+    <w:link w:val="Heading4Char"/>
     <w:uiPriority w:val="9"/>
     <w:semiHidden/>
     <w:unhideWhenUsed/>
@@ -42966,11 +40688,11 @@
       <w:color w:val="0F4761" w:themeColor="accent1" w:themeShade="BF"/>
     </w:rPr>
   </w:style>
-  <w:style w:type="paragraph" w:styleId="Overskrift5">
+  <w:style w:type="paragraph" w:styleId="Heading5">
     <w:name w:val="heading 5"/>
     <w:basedOn w:val="Normal"/>
     <w:next w:val="Normal"/>
-    <w:link w:val="Overskrift5Tegn"/>
+    <w:link w:val="Heading5Char"/>
     <w:uiPriority w:val="9"/>
     <w:semiHidden/>
     <w:unhideWhenUsed/>
@@ -42987,11 +40709,11 @@
       <w:color w:val="0F4761" w:themeColor="accent1" w:themeShade="BF"/>
     </w:rPr>
   </w:style>
-  <w:style w:type="paragraph" w:styleId="Overskrift6">
+  <w:style w:type="paragraph" w:styleId="Heading6">
     <w:name w:val="heading 6"/>
     <w:basedOn w:val="Normal"/>
     <w:next w:val="Normal"/>
-    <w:link w:val="Overskrift6Tegn"/>
+    <w:link w:val="Heading6Char"/>
     <w:uiPriority w:val="9"/>
     <w:semiHidden/>
     <w:unhideWhenUsed/>
@@ -43010,11 +40732,11 @@
       <w:color w:val="595959" w:themeColor="text1" w:themeTint="A6"/>
     </w:rPr>
   </w:style>
-  <w:style w:type="paragraph" w:styleId="Overskrift7">
+  <w:style w:type="paragraph" w:styleId="Heading7">
     <w:name w:val="heading 7"/>
     <w:basedOn w:val="Normal"/>
     <w:next w:val="Normal"/>
-    <w:link w:val="Overskrift7Tegn"/>
+    <w:link w:val="Heading7Char"/>
     <w:uiPriority w:val="9"/>
     <w:semiHidden/>
     <w:unhideWhenUsed/>
@@ -43031,11 +40753,11 @@
       <w:color w:val="595959" w:themeColor="text1" w:themeTint="A6"/>
     </w:rPr>
   </w:style>
-  <w:style w:type="paragraph" w:styleId="Overskrift8">
+  <w:style w:type="paragraph" w:styleId="Heading8">
     <w:name w:val="heading 8"/>
     <w:basedOn w:val="Normal"/>
     <w:next w:val="Normal"/>
-    <w:link w:val="Overskrift8Tegn"/>
+    <w:link w:val="Heading8Char"/>
     <w:uiPriority w:val="9"/>
     <w:semiHidden/>
     <w:unhideWhenUsed/>
@@ -43054,11 +40776,11 @@
       <w:color w:val="272727" w:themeColor="text1" w:themeTint="D8"/>
     </w:rPr>
   </w:style>
-  <w:style w:type="paragraph" w:styleId="Overskrift9">
+  <w:style w:type="paragraph" w:styleId="Heading9">
     <w:name w:val="heading 9"/>
     <w:basedOn w:val="Normal"/>
     <w:next w:val="Normal"/>
-    <w:link w:val="Overskrift9Tegn"/>
+    <w:link w:val="Heading9Char"/>
     <w:uiPriority w:val="9"/>
     <w:semiHidden/>
     <w:unhideWhenUsed/>
@@ -43075,12 +40797,12 @@
       <w:color w:val="272727" w:themeColor="text1" w:themeTint="D8"/>
     </w:rPr>
   </w:style>
-  <w:style w:type="character" w:default="1" w:styleId="Standardskrifttypeiafsnit">
+  <w:style w:type="character" w:default="1" w:styleId="DefaultParagraphFont">
     <w:name w:val="Default Paragraph Font"/>
     <w:uiPriority w:val="1"/>
     <w:unhideWhenUsed/>
   </w:style>
-  <w:style w:type="table" w:default="1" w:styleId="Tabel-Normal">
+  <w:style w:type="table" w:default="1" w:styleId="TableNormal">
     <w:name w:val="Normal Table"/>
     <w:uiPriority w:val="99"/>
     <w:semiHidden/>
@@ -43095,16 +40817,16 @@
       </w:tblCellMar>
     </w:tblPr>
   </w:style>
-  <w:style w:type="numbering" w:default="1" w:styleId="Ingenoversigt">
+  <w:style w:type="numbering" w:default="1" w:styleId="NoList">
     <w:name w:val="No List"/>
     <w:uiPriority w:val="99"/>
     <w:semiHidden/>
     <w:unhideWhenUsed/>
   </w:style>
-  <w:style w:type="character" w:customStyle="1" w:styleId="Overskrift1Tegn">
-    <w:name w:val="Overskrift 1 Tegn"/>
-    <w:basedOn w:val="Standardskrifttypeiafsnit"/>
-    <w:link w:val="Overskrift1"/>
+  <w:style w:type="character" w:customStyle="1" w:styleId="Heading1Char">
+    <w:name w:val="Heading 1 Char"/>
+    <w:basedOn w:val="DefaultParagraphFont"/>
+    <w:link w:val="Heading1"/>
     <w:uiPriority w:val="9"/>
     <w:rsid w:val="008F63BB"/>
     <w:rPr>
@@ -43114,10 +40836,10 @@
       <w:szCs w:val="40"/>
     </w:rPr>
   </w:style>
-  <w:style w:type="character" w:customStyle="1" w:styleId="Overskrift2Tegn">
-    <w:name w:val="Overskrift 2 Tegn"/>
-    <w:basedOn w:val="Standardskrifttypeiafsnit"/>
-    <w:link w:val="Overskrift2"/>
+  <w:style w:type="character" w:customStyle="1" w:styleId="Heading2Char">
+    <w:name w:val="Heading 2 Char"/>
+    <w:basedOn w:val="DefaultParagraphFont"/>
+    <w:link w:val="Heading2"/>
     <w:uiPriority w:val="9"/>
     <w:semiHidden/>
     <w:rsid w:val="008F63BB"/>
@@ -43128,10 +40850,10 @@
       <w:szCs w:val="32"/>
     </w:rPr>
   </w:style>
-  <w:style w:type="character" w:customStyle="1" w:styleId="Overskrift3Tegn">
-    <w:name w:val="Overskrift 3 Tegn"/>
-    <w:basedOn w:val="Standardskrifttypeiafsnit"/>
-    <w:link w:val="Overskrift3"/>
+  <w:style w:type="character" w:customStyle="1" w:styleId="Heading3Char">
+    <w:name w:val="Heading 3 Char"/>
+    <w:basedOn w:val="DefaultParagraphFont"/>
+    <w:link w:val="Heading3"/>
     <w:uiPriority w:val="9"/>
     <w:rsid w:val="008F63BB"/>
     <w:rPr>
@@ -43141,10 +40863,10 @@
       <w:szCs w:val="28"/>
     </w:rPr>
   </w:style>
-  <w:style w:type="character" w:customStyle="1" w:styleId="Overskrift4Tegn">
-    <w:name w:val="Overskrift 4 Tegn"/>
-    <w:basedOn w:val="Standardskrifttypeiafsnit"/>
-    <w:link w:val="Overskrift4"/>
+  <w:style w:type="character" w:customStyle="1" w:styleId="Heading4Char">
+    <w:name w:val="Heading 4 Char"/>
+    <w:basedOn w:val="DefaultParagraphFont"/>
+    <w:link w:val="Heading4"/>
     <w:uiPriority w:val="9"/>
     <w:semiHidden/>
     <w:rsid w:val="008F63BB"/>
@@ -43155,10 +40877,10 @@
       <w:color w:val="0F4761" w:themeColor="accent1" w:themeShade="BF"/>
     </w:rPr>
   </w:style>
-  <w:style w:type="character" w:customStyle="1" w:styleId="Overskrift5Tegn">
-    <w:name w:val="Overskrift 5 Tegn"/>
-    <w:basedOn w:val="Standardskrifttypeiafsnit"/>
-    <w:link w:val="Overskrift5"/>
+  <w:style w:type="character" w:customStyle="1" w:styleId="Heading5Char">
+    <w:name w:val="Heading 5 Char"/>
+    <w:basedOn w:val="DefaultParagraphFont"/>
+    <w:link w:val="Heading5"/>
     <w:uiPriority w:val="9"/>
     <w:semiHidden/>
     <w:rsid w:val="008F63BB"/>
@@ -43167,10 +40889,10 @@
       <w:color w:val="0F4761" w:themeColor="accent1" w:themeShade="BF"/>
     </w:rPr>
   </w:style>
-  <w:style w:type="character" w:customStyle="1" w:styleId="Overskrift6Tegn">
-    <w:name w:val="Overskrift 6 Tegn"/>
-    <w:basedOn w:val="Standardskrifttypeiafsnit"/>
-    <w:link w:val="Overskrift6"/>
+  <w:style w:type="character" w:customStyle="1" w:styleId="Heading6Char">
+    <w:name w:val="Heading 6 Char"/>
+    <w:basedOn w:val="DefaultParagraphFont"/>
+    <w:link w:val="Heading6"/>
     <w:uiPriority w:val="9"/>
     <w:semiHidden/>
     <w:rsid w:val="008F63BB"/>
@@ -43181,10 +40903,10 @@
       <w:color w:val="595959" w:themeColor="text1" w:themeTint="A6"/>
     </w:rPr>
   </w:style>
-  <w:style w:type="character" w:customStyle="1" w:styleId="Overskrift7Tegn">
-    <w:name w:val="Overskrift 7 Tegn"/>
-    <w:basedOn w:val="Standardskrifttypeiafsnit"/>
-    <w:link w:val="Overskrift7"/>
+  <w:style w:type="character" w:customStyle="1" w:styleId="Heading7Char">
+    <w:name w:val="Heading 7 Char"/>
+    <w:basedOn w:val="DefaultParagraphFont"/>
+    <w:link w:val="Heading7"/>
     <w:uiPriority w:val="9"/>
     <w:semiHidden/>
     <w:rsid w:val="008F63BB"/>
@@ -43193,10 +40915,10 @@
       <w:color w:val="595959" w:themeColor="text1" w:themeTint="A6"/>
     </w:rPr>
   </w:style>
-  <w:style w:type="character" w:customStyle="1" w:styleId="Overskrift8Tegn">
-    <w:name w:val="Overskrift 8 Tegn"/>
-    <w:basedOn w:val="Standardskrifttypeiafsnit"/>
-    <w:link w:val="Overskrift8"/>
+  <w:style w:type="character" w:customStyle="1" w:styleId="Heading8Char">
+    <w:name w:val="Heading 8 Char"/>
+    <w:basedOn w:val="DefaultParagraphFont"/>
+    <w:link w:val="Heading8"/>
     <w:uiPriority w:val="9"/>
     <w:semiHidden/>
     <w:rsid w:val="008F63BB"/>
@@ -43207,10 +40929,10 @@
       <w:color w:val="272727" w:themeColor="text1" w:themeTint="D8"/>
     </w:rPr>
   </w:style>
-  <w:style w:type="character" w:customStyle="1" w:styleId="Overskrift9Tegn">
-    <w:name w:val="Overskrift 9 Tegn"/>
-    <w:basedOn w:val="Standardskrifttypeiafsnit"/>
-    <w:link w:val="Overskrift9"/>
+  <w:style w:type="character" w:customStyle="1" w:styleId="Heading9Char">
+    <w:name w:val="Heading 9 Char"/>
+    <w:basedOn w:val="DefaultParagraphFont"/>
+    <w:link w:val="Heading9"/>
     <w:uiPriority w:val="9"/>
     <w:semiHidden/>
     <w:rsid w:val="008F63BB"/>
@@ -43219,11 +40941,11 @@
       <w:color w:val="272727" w:themeColor="text1" w:themeTint="D8"/>
     </w:rPr>
   </w:style>
-  <w:style w:type="paragraph" w:styleId="Titel">
+  <w:style w:type="paragraph" w:styleId="Title">
     <w:name w:val="Title"/>
     <w:basedOn w:val="Normal"/>
     <w:next w:val="Normal"/>
-    <w:link w:val="TitelTegn"/>
+    <w:link w:val="TitleChar"/>
     <w:uiPriority w:val="10"/>
     <w:qFormat/>
     <w:rsid w:val="008F63BB"/>
@@ -43239,10 +40961,10 @@
       <w:szCs w:val="56"/>
     </w:rPr>
   </w:style>
-  <w:style w:type="character" w:customStyle="1" w:styleId="TitelTegn">
-    <w:name w:val="Titel Tegn"/>
-    <w:basedOn w:val="Standardskrifttypeiafsnit"/>
-    <w:link w:val="Titel"/>
+  <w:style w:type="character" w:customStyle="1" w:styleId="TitleChar">
+    <w:name w:val="Title Char"/>
+    <w:basedOn w:val="DefaultParagraphFont"/>
+    <w:link w:val="Title"/>
     <w:uiPriority w:val="10"/>
     <w:rsid w:val="008F63BB"/>
     <w:rPr>
@@ -43253,11 +40975,11 @@
       <w:szCs w:val="56"/>
     </w:rPr>
   </w:style>
-  <w:style w:type="paragraph" w:styleId="Undertitel">
+  <w:style w:type="paragraph" w:styleId="Subtitle">
     <w:name w:val="Subtitle"/>
     <w:basedOn w:val="Normal"/>
     <w:next w:val="Normal"/>
-    <w:link w:val="UndertitelTegn"/>
+    <w:link w:val="SubtitleChar"/>
     <w:uiPriority w:val="11"/>
     <w:qFormat/>
     <w:rsid w:val="008F63BB"/>
@@ -43274,10 +40996,10 @@
       <w:szCs w:val="28"/>
     </w:rPr>
   </w:style>
-  <w:style w:type="character" w:customStyle="1" w:styleId="UndertitelTegn">
-    <w:name w:val="Undertitel Tegn"/>
-    <w:basedOn w:val="Standardskrifttypeiafsnit"/>
-    <w:link w:val="Undertitel"/>
+  <w:style w:type="character" w:customStyle="1" w:styleId="SubtitleChar">
+    <w:name w:val="Subtitle Char"/>
+    <w:basedOn w:val="DefaultParagraphFont"/>
+    <w:link w:val="Subtitle"/>
     <w:uiPriority w:val="11"/>
     <w:rsid w:val="008F63BB"/>
     <w:rPr>
@@ -43288,11 +41010,11 @@
       <w:szCs w:val="28"/>
     </w:rPr>
   </w:style>
-  <w:style w:type="paragraph" w:styleId="Citat">
+  <w:style w:type="paragraph" w:styleId="Quote">
     <w:name w:val="Quote"/>
     <w:basedOn w:val="Normal"/>
     <w:next w:val="Normal"/>
-    <w:link w:val="CitatTegn"/>
+    <w:link w:val="QuoteChar"/>
     <w:uiPriority w:val="29"/>
     <w:qFormat/>
     <w:rsid w:val="008F63BB"/>
@@ -43306,10 +41028,10 @@
       <w:color w:val="404040" w:themeColor="text1" w:themeTint="BF"/>
     </w:rPr>
   </w:style>
-  <w:style w:type="character" w:customStyle="1" w:styleId="CitatTegn">
-    <w:name w:val="Citat Tegn"/>
-    <w:basedOn w:val="Standardskrifttypeiafsnit"/>
-    <w:link w:val="Citat"/>
+  <w:style w:type="character" w:customStyle="1" w:styleId="QuoteChar">
+    <w:name w:val="Quote Char"/>
+    <w:basedOn w:val="DefaultParagraphFont"/>
+    <w:link w:val="Quote"/>
     <w:uiPriority w:val="29"/>
     <w:rsid w:val="008F63BB"/>
     <w:rPr>
@@ -43318,7 +41040,7 @@
       <w:color w:val="404040" w:themeColor="text1" w:themeTint="BF"/>
     </w:rPr>
   </w:style>
-  <w:style w:type="paragraph" w:styleId="Listeafsnit">
+  <w:style w:type="paragraph" w:styleId="ListParagraph">
     <w:name w:val="List Paragraph"/>
     <w:basedOn w:val="Normal"/>
     <w:uiPriority w:val="34"/>
@@ -43329,9 +41051,9 @@
       <w:contextualSpacing/>
     </w:pPr>
   </w:style>
-  <w:style w:type="character" w:styleId="Kraftigfremhvning">
+  <w:style w:type="character" w:styleId="IntenseEmphasis">
     <w:name w:val="Intense Emphasis"/>
-    <w:basedOn w:val="Standardskrifttypeiafsnit"/>
+    <w:basedOn w:val="DefaultParagraphFont"/>
     <w:uiPriority w:val="21"/>
     <w:qFormat/>
     <w:rsid w:val="008F63BB"/>
@@ -43341,11 +41063,11 @@
       <w:color w:val="0F4761" w:themeColor="accent1" w:themeShade="BF"/>
     </w:rPr>
   </w:style>
-  <w:style w:type="paragraph" w:styleId="Strktcitat">
+  <w:style w:type="paragraph" w:styleId="IntenseQuote">
     <w:name w:val="Intense Quote"/>
     <w:basedOn w:val="Normal"/>
     <w:next w:val="Normal"/>
-    <w:link w:val="StrktcitatTegn"/>
+    <w:link w:val="IntenseQuoteChar"/>
     <w:uiPriority w:val="30"/>
     <w:qFormat/>
     <w:rsid w:val="008F63BB"/>
@@ -43364,10 +41086,10 @@
       <w:color w:val="0F4761" w:themeColor="accent1" w:themeShade="BF"/>
     </w:rPr>
   </w:style>
-  <w:style w:type="character" w:customStyle="1" w:styleId="StrktcitatTegn">
-    <w:name w:val="Stærkt citat Tegn"/>
-    <w:basedOn w:val="Standardskrifttypeiafsnit"/>
-    <w:link w:val="Strktcitat"/>
+  <w:style w:type="character" w:customStyle="1" w:styleId="IntenseQuoteChar">
+    <w:name w:val="Intense Quote Char"/>
+    <w:basedOn w:val="DefaultParagraphFont"/>
+    <w:link w:val="IntenseQuote"/>
     <w:uiPriority w:val="30"/>
     <w:rsid w:val="008F63BB"/>
     <w:rPr>
@@ -43376,9 +41098,9 @@
       <w:color w:val="0F4761" w:themeColor="accent1" w:themeShade="BF"/>
     </w:rPr>
   </w:style>
-  <w:style w:type="character" w:styleId="Kraftighenvisning">
+  <w:style w:type="character" w:styleId="IntenseReference">
     <w:name w:val="Intense Reference"/>
-    <w:basedOn w:val="Standardskrifttypeiafsnit"/>
+    <w:basedOn w:val="DefaultParagraphFont"/>
     <w:uiPriority w:val="32"/>
     <w:qFormat/>
     <w:rsid w:val="008F63BB"/>
@@ -43390,9 +41112,9 @@
       <w:spacing w:val="5"/>
     </w:rPr>
   </w:style>
-  <w:style w:type="table" w:styleId="Tabel-Gitter">
+  <w:style w:type="table" w:styleId="TableGrid">
     <w:name w:val="Table Grid"/>
-    <w:basedOn w:val="Tabel-Normal"/>
+    <w:basedOn w:val="TableNormal"/>
     <w:uiPriority w:val="39"/>
     <w:rsid w:val="008F63BB"/>
     <w:pPr>
@@ -43409,9 +41131,9 @@
       </w:tblBorders>
     </w:tblPr>
   </w:style>
-  <w:style w:type="character" w:styleId="Pladsholdertekst">
+  <w:style w:type="character" w:styleId="PlaceholderText">
     <w:name w:val="Placeholder Text"/>
-    <w:basedOn w:val="Standardskrifttypeiafsnit"/>
+    <w:basedOn w:val="DefaultParagraphFont"/>
     <w:uiPriority w:val="99"/>
     <w:semiHidden/>
     <w:rsid w:val="008F63BB"/>
@@ -43421,37 +41143,37 @@
   </w:style>
   <w:style w:type="character" w:customStyle="1" w:styleId="katex-mathml">
     <w:name w:val="katex-mathml"/>
-    <w:basedOn w:val="Standardskrifttypeiafsnit"/>
+    <w:basedOn w:val="DefaultParagraphFont"/>
     <w:rsid w:val="005A1760"/>
   </w:style>
   <w:style w:type="character" w:customStyle="1" w:styleId="mord">
     <w:name w:val="mord"/>
-    <w:basedOn w:val="Standardskrifttypeiafsnit"/>
+    <w:basedOn w:val="DefaultParagraphFont"/>
     <w:rsid w:val="005A1760"/>
   </w:style>
   <w:style w:type="character" w:customStyle="1" w:styleId="mrel">
     <w:name w:val="mrel"/>
-    <w:basedOn w:val="Standardskrifttypeiafsnit"/>
+    <w:basedOn w:val="DefaultParagraphFont"/>
     <w:rsid w:val="005A1760"/>
   </w:style>
   <w:style w:type="character" w:customStyle="1" w:styleId="mopen">
     <w:name w:val="mopen"/>
-    <w:basedOn w:val="Standardskrifttypeiafsnit"/>
+    <w:basedOn w:val="DefaultParagraphFont"/>
     <w:rsid w:val="005A1760"/>
   </w:style>
   <w:style w:type="character" w:customStyle="1" w:styleId="mpunct">
     <w:name w:val="mpunct"/>
-    <w:basedOn w:val="Standardskrifttypeiafsnit"/>
+    <w:basedOn w:val="DefaultParagraphFont"/>
     <w:rsid w:val="005A1760"/>
   </w:style>
   <w:style w:type="character" w:customStyle="1" w:styleId="mclose">
     <w:name w:val="mclose"/>
-    <w:basedOn w:val="Standardskrifttypeiafsnit"/>
+    <w:basedOn w:val="DefaultParagraphFont"/>
     <w:rsid w:val="005A1760"/>
   </w:style>
-  <w:style w:type="character" w:styleId="Strk">
+  <w:style w:type="character" w:styleId="Strong">
     <w:name w:val="Strong"/>
-    <w:basedOn w:val="Standardskrifttypeiafsnit"/>
+    <w:basedOn w:val="DefaultParagraphFont"/>
     <w:uiPriority w:val="22"/>
     <w:qFormat/>
     <w:rsid w:val="00701649"/>
@@ -43462,13 +41184,36 @@
   </w:style>
   <w:style w:type="character" w:customStyle="1" w:styleId="vlist-s">
     <w:name w:val="vlist-s"/>
-    <w:basedOn w:val="Standardskrifttypeiafsnit"/>
+    <w:basedOn w:val="DefaultParagraphFont"/>
     <w:rsid w:val="00877BB5"/>
   </w:style>
   <w:style w:type="character" w:customStyle="1" w:styleId="mbin">
     <w:name w:val="mbin"/>
-    <w:basedOn w:val="Standardskrifttypeiafsnit"/>
+    <w:basedOn w:val="DefaultParagraphFont"/>
     <w:rsid w:val="0006471E"/>
+  </w:style>
+  <w:style w:type="character" w:styleId="Hyperlink">
+    <w:name w:val="Hyperlink"/>
+    <w:basedOn w:val="DefaultParagraphFont"/>
+    <w:uiPriority w:val="99"/>
+    <w:unhideWhenUsed/>
+    <w:rsid w:val="0044392D"/>
+    <w:rPr>
+      <w:color w:val="467886" w:themeColor="hyperlink"/>
+      <w:u w:val="single"/>
+    </w:rPr>
+  </w:style>
+  <w:style w:type="character" w:styleId="UnresolvedMention">
+    <w:name w:val="Unresolved Mention"/>
+    <w:basedOn w:val="DefaultParagraphFont"/>
+    <w:uiPriority w:val="99"/>
+    <w:semiHidden/>
+    <w:unhideWhenUsed/>
+    <w:rsid w:val="0044392D"/>
+    <w:rPr>
+      <w:color w:val="605E5C"/>
+      <w:shd w:val="clear" w:color="auto" w:fill="E1DFDD"/>
+    </w:rPr>
   </w:style>
 </w:styles>
 </file>
